--- a/coisa séria do tcc (A PASTA)/Outras Coisas Complementares/MAIS JOGOS INDIE.docx
+++ b/coisa séria do tcc (A PASTA)/Outras Coisas Complementares/MAIS JOGOS INDIE.docx
@@ -1,6 +1,6 @@
 
 <file path=word/document.xml><?xml version="1.0" encoding="utf-8"?>
-<w:document xmlns:wpc="http://schemas.microsoft.com/office/word/2010/wordprocessingCanvas" xmlns:cx="http://schemas.microsoft.com/office/drawing/2014/chartex" xmlns:cx1="http://schemas.microsoft.com/office/drawing/2015/9/8/chartex" xmlns:cx2="http://schemas.microsoft.com/office/drawing/2015/10/21/chartex" xmlns:cx3="http://schemas.microsoft.com/office/drawing/2016/5/9/chartex" xmlns:cx4="http://schemas.microsoft.com/office/drawing/2016/5/10/chartex" xmlns:cx5="http://schemas.microsoft.com/office/drawing/2016/5/11/chartex" xmlns:cx6="http://schemas.microsoft.com/office/drawing/2016/5/12/chartex" xmlns:cx7="http://schemas.microsoft.com/office/drawing/2016/5/13/chartex" xmlns:cx8="http://schemas.microsoft.com/office/drawing/2016/5/14/chartex" xmlns:mc="http://schemas.openxmlformats.org/markup-compatibility/2006" xmlns:aink="http://schemas.microsoft.com/office/drawing/2016/ink" xmlns:am3d="http://schemas.microsoft.com/office/drawing/2017/model3d" xmlns:o="urn:schemas-microsoft-com:office:office" xmlns:r="http://schemas.openxmlformats.org/officeDocument/2006/relationships" xmlns:m="http://schemas.openxmlformats.org/officeDocument/2006/math" xmlns:v="urn:schemas-microsoft-com:vml" xmlns:wp14="http://schemas.microsoft.com/office/word/2010/wordprocessingDrawing" xmlns:wp="http://schemas.openxmlformats.org/drawingml/2006/wordprocessingDrawing" xmlns:w10="urn:schemas-microsoft-com:office:word" xmlns:w="http://schemas.openxmlformats.org/wordprocessingml/2006/main" xmlns:w14="http://schemas.microsoft.com/office/word/2010/wordml" xmlns:w15="http://schemas.microsoft.com/office/word/2012/wordml" xmlns:w16cex="http://schemas.microsoft.com/office/word/2018/wordml/cex" xmlns:w16cid="http://schemas.microsoft.com/office/word/2016/wordml/cid" xmlns:w16="http://schemas.microsoft.com/office/word/2018/wordml" xmlns:w16sdtdh="http://schemas.microsoft.com/office/word/2020/wordml/sdtdatahash" xmlns:w16se="http://schemas.microsoft.com/office/word/2015/wordml/symex" xmlns:wpg="http://schemas.microsoft.com/office/word/2010/wordprocessingGroup" xmlns:wpi="http://schemas.microsoft.com/office/word/2010/wordprocessingInk" xmlns:wne="http://schemas.microsoft.com/office/word/2006/wordml" xmlns:wps="http://schemas.microsoft.com/office/word/2010/wordprocessingShape" mc:Ignorable="w14 w15 w16se w16cid w16 w16cex w16sdtdh wp14">
+<w:document xmlns:wpc="http://schemas.microsoft.com/office/word/2010/wordprocessingCanvas" xmlns:cx="http://schemas.microsoft.com/office/drawing/2014/chartex" xmlns:cx1="http://schemas.microsoft.com/office/drawing/2015/9/8/chartex" xmlns:cx2="http://schemas.microsoft.com/office/drawing/2015/10/21/chartex" xmlns:cx3="http://schemas.microsoft.com/office/drawing/2016/5/9/chartex" xmlns:cx4="http://schemas.microsoft.com/office/drawing/2016/5/10/chartex" xmlns:cx5="http://schemas.microsoft.com/office/drawing/2016/5/11/chartex" xmlns:cx6="http://schemas.microsoft.com/office/drawing/2016/5/12/chartex" xmlns:cx7="http://schemas.microsoft.com/office/drawing/2016/5/13/chartex" xmlns:cx8="http://schemas.microsoft.com/office/drawing/2016/5/14/chartex" xmlns:mc="http://schemas.openxmlformats.org/markup-compatibility/2006" xmlns:aink="http://schemas.microsoft.com/office/drawing/2016/ink" xmlns:am3d="http://schemas.microsoft.com/office/drawing/2017/model3d" xmlns:o="urn:schemas-microsoft-com:office:office" xmlns:r="http://schemas.openxmlformats.org/officeDocument/2006/relationships" xmlns:m="http://schemas.openxmlformats.org/officeDocument/2006/math" xmlns:v="urn:schemas-microsoft-com:vml" xmlns:wp14="http://schemas.microsoft.com/office/word/2010/wordprocessingDrawing" xmlns:wp="http://schemas.openxmlformats.org/drawingml/2006/wordprocessingDrawing" xmlns:w10="urn:schemas-microsoft-com:office:word" xmlns:w="http://schemas.openxmlformats.org/wordprocessingml/2006/main" xmlns:w14="http://schemas.microsoft.com/office/word/2010/wordml" xmlns:w15="http://schemas.microsoft.com/office/word/2012/wordml" xmlns:w16cid="http://schemas.microsoft.com/office/word/2016/wordml/cid" xmlns:w16se="http://schemas.microsoft.com/office/word/2015/wordml/symex" xmlns:wpg="http://schemas.microsoft.com/office/word/2010/wordprocessingGroup" xmlns:wpi="http://schemas.microsoft.com/office/word/2010/wordprocessingInk" xmlns:wne="http://schemas.microsoft.com/office/word/2006/wordml" xmlns:wps="http://schemas.microsoft.com/office/word/2010/wordprocessingShape" mc:Ignorable="w14 w15 w16se w16cid wp14">
   <w:body>
     <w:p>
       <w:pPr>
@@ -52,142 +52,643 @@
     </w:p>
     <w:p>
       <w:r>
-        <w:t>Adventure Llama</w:t>
-      </w:r>
-    </w:p>
-    <w:p>
+        <w:t xml:space="preserve">Adventure </w:t>
+      </w:r>
+      <w:proofErr w:type="spellStart"/>
+      <w:r>
+        <w:t>Llama</w:t>
+      </w:r>
+      <w:proofErr w:type="spellEnd"/>
+    </w:p>
+    <w:p>
+      <w:proofErr w:type="spellStart"/>
       <w:r>
         <w:t>Aground</w:t>
       </w:r>
-    </w:p>
-    <w:p>
-      <w:r>
-        <w:t>Baba Is You</w:t>
-      </w:r>
-    </w:p>
-    <w:p>
-      <w:r>
-        <w:t>Baldi's Basics</w:t>
-      </w:r>
-    </w:p>
-    <w:p>
-      <w:r>
-        <w:t>Castle Crashers</w:t>
-      </w:r>
-    </w:p>
-    <w:p>
-      <w:r>
-        <w:t>Charlie The Duck / 2</w:t>
-      </w:r>
-    </w:p>
-    <w:p>
+      <w:proofErr w:type="spellEnd"/>
+    </w:p>
+    <w:p>
+      <w:proofErr w:type="spellStart"/>
+      <w:r>
+        <w:t>Ark</w:t>
+      </w:r>
+      <w:proofErr w:type="spellEnd"/>
+    </w:p>
+    <w:p>
+      <w:proofErr w:type="spellStart"/>
+      <w:r>
+        <w:t>Armello</w:t>
+      </w:r>
+      <w:proofErr w:type="spellEnd"/>
+    </w:p>
+    <w:p>
+      <w:r>
+        <w:t xml:space="preserve">Baba </w:t>
+      </w:r>
+      <w:proofErr w:type="spellStart"/>
+      <w:r>
+        <w:t>Is</w:t>
+      </w:r>
+      <w:proofErr w:type="spellEnd"/>
+      <w:r>
+        <w:t xml:space="preserve"> </w:t>
+      </w:r>
+      <w:proofErr w:type="spellStart"/>
+      <w:r>
+        <w:t>You</w:t>
+      </w:r>
+      <w:proofErr w:type="spellEnd"/>
+    </w:p>
+    <w:p>
+      <w:proofErr w:type="spellStart"/>
+      <w:r>
+        <w:t>Baldi's</w:t>
+      </w:r>
+      <w:proofErr w:type="spellEnd"/>
+      <w:r>
+        <w:t xml:space="preserve"> </w:t>
+      </w:r>
+      <w:proofErr w:type="spellStart"/>
+      <w:r>
+        <w:t>Basics</w:t>
+      </w:r>
+      <w:proofErr w:type="spellEnd"/>
+    </w:p>
+    <w:p>
+      <w:r>
+        <w:t xml:space="preserve">Big Crown </w:t>
+      </w:r>
+      <w:proofErr w:type="spellStart"/>
+      <w:r>
+        <w:t>Showdown</w:t>
+      </w:r>
+      <w:proofErr w:type="spellEnd"/>
+    </w:p>
+    <w:p>
+      <w:r>
+        <w:t>Brothers</w:t>
+      </w:r>
+    </w:p>
+    <w:p>
+      <w:proofErr w:type="spellStart"/>
+      <w:r>
+        <w:t>Castle</w:t>
+      </w:r>
+      <w:proofErr w:type="spellEnd"/>
+      <w:r>
+        <w:t xml:space="preserve"> </w:t>
+      </w:r>
+      <w:proofErr w:type="spellStart"/>
+      <w:r>
+        <w:t>Crashers</w:t>
+      </w:r>
+      <w:proofErr w:type="spellEnd"/>
+    </w:p>
+    <w:p>
+      <w:r>
+        <w:t xml:space="preserve">Charlie The </w:t>
+      </w:r>
+      <w:proofErr w:type="spellStart"/>
+      <w:r>
+        <w:t>Duck</w:t>
+      </w:r>
+      <w:proofErr w:type="spellEnd"/>
+      <w:r>
+        <w:t xml:space="preserve"> / 2</w:t>
+      </w:r>
+    </w:p>
+    <w:p>
+      <w:proofErr w:type="spellStart"/>
       <w:r>
         <w:t>Chime</w:t>
       </w:r>
-    </w:p>
-    <w:p>
-      <w:r>
-        <w:t>Cookie Clicker</w:t>
-      </w:r>
-    </w:p>
-    <w:p>
-      <w:r>
-        <w:t>Death Squared</w:t>
-      </w:r>
-    </w:p>
-    <w:p>
-      <w:r>
-        <w:t>Defense Grid / 2</w:t>
-      </w:r>
-    </w:p>
-    <w:p>
-      <w:r>
-        <w:t>Doki Doki Literature Club</w:t>
-      </w:r>
-    </w:p>
-    <w:p>
-      <w:r>
-        <w:t>Dwarf Fortress</w:t>
-      </w:r>
-    </w:p>
-    <w:p>
+      <w:proofErr w:type="spellEnd"/>
+    </w:p>
+    <w:p>
+      <w:proofErr w:type="spellStart"/>
+      <w:r>
+        <w:t>Coffee</w:t>
+      </w:r>
+      <w:proofErr w:type="spellEnd"/>
+      <w:r>
+        <w:t xml:space="preserve"> Talk</w:t>
+      </w:r>
+    </w:p>
+    <w:p>
+      <w:r>
+        <w:t xml:space="preserve">Cookie </w:t>
+      </w:r>
+      <w:proofErr w:type="spellStart"/>
+      <w:r>
+        <w:t>Clicker</w:t>
+      </w:r>
+      <w:proofErr w:type="spellEnd"/>
+    </w:p>
+    <w:p>
+      <w:proofErr w:type="spellStart"/>
+      <w:r>
+        <w:t>Dandara</w:t>
+      </w:r>
+      <w:proofErr w:type="spellEnd"/>
+      <w:r>
+        <w:t xml:space="preserve">: </w:t>
+      </w:r>
+      <w:proofErr w:type="spellStart"/>
+      <w:r>
+        <w:t>Trials</w:t>
+      </w:r>
+      <w:proofErr w:type="spellEnd"/>
+      <w:r>
+        <w:t xml:space="preserve"> </w:t>
+      </w:r>
+      <w:proofErr w:type="spellStart"/>
+      <w:r>
+        <w:t>Of</w:t>
+      </w:r>
+      <w:proofErr w:type="spellEnd"/>
+      <w:r>
+        <w:t xml:space="preserve"> </w:t>
+      </w:r>
+      <w:proofErr w:type="spellStart"/>
+      <w:r>
+        <w:t>Fear</w:t>
+      </w:r>
+      <w:proofErr w:type="spellEnd"/>
+    </w:p>
+    <w:p>
+      <w:r>
+        <w:t xml:space="preserve">Date </w:t>
+      </w:r>
+      <w:proofErr w:type="spellStart"/>
+      <w:r>
+        <w:t>Everything</w:t>
+      </w:r>
+      <w:proofErr w:type="spellEnd"/>
+    </w:p>
+    <w:p>
+      <w:r>
+        <w:t xml:space="preserve">Death </w:t>
+      </w:r>
+      <w:proofErr w:type="spellStart"/>
+      <w:r>
+        <w:t>Squared</w:t>
+      </w:r>
+      <w:proofErr w:type="spellEnd"/>
+    </w:p>
+    <w:p>
+      <w:proofErr w:type="spellStart"/>
+      <w:r>
+        <w:t>Defense</w:t>
+      </w:r>
+      <w:proofErr w:type="spellEnd"/>
+      <w:r>
+        <w:t xml:space="preserve"> Grid / 2</w:t>
+      </w:r>
+    </w:p>
+    <w:p>
+      <w:proofErr w:type="spellStart"/>
+      <w:r>
+        <w:t>Doki</w:t>
+      </w:r>
+      <w:proofErr w:type="spellEnd"/>
+      <w:r>
+        <w:t xml:space="preserve"> </w:t>
+      </w:r>
+      <w:proofErr w:type="spellStart"/>
+      <w:r>
+        <w:t>Doki</w:t>
+      </w:r>
+      <w:proofErr w:type="spellEnd"/>
+      <w:r>
+        <w:t xml:space="preserve"> </w:t>
+      </w:r>
+      <w:proofErr w:type="spellStart"/>
+      <w:r>
+        <w:t>Literature</w:t>
+      </w:r>
+      <w:proofErr w:type="spellEnd"/>
+      <w:r>
+        <w:t xml:space="preserve"> Club</w:t>
+      </w:r>
+    </w:p>
+    <w:p>
+      <w:proofErr w:type="spellStart"/>
+      <w:r>
+        <w:t>Dwarf</w:t>
+      </w:r>
+      <w:proofErr w:type="spellEnd"/>
+      <w:r>
+        <w:t xml:space="preserve"> </w:t>
+      </w:r>
+      <w:proofErr w:type="spellStart"/>
+      <w:r>
+        <w:t>Fortress</w:t>
+      </w:r>
+      <w:proofErr w:type="spellEnd"/>
+    </w:p>
+    <w:p>
+      <w:proofErr w:type="spellStart"/>
+      <w:r>
+        <w:t>Earthlock</w:t>
+      </w:r>
+      <w:proofErr w:type="spellEnd"/>
+    </w:p>
+    <w:p>
+      <w:proofErr w:type="spellStart"/>
+      <w:r>
+        <w:t>Endacopia</w:t>
+      </w:r>
+      <w:proofErr w:type="spellEnd"/>
+    </w:p>
+    <w:p>
+      <w:proofErr w:type="spellStart"/>
       <w:r>
         <w:t>Factorio</w:t>
       </w:r>
-    </w:p>
-    <w:p>
-      <w:r>
-        <w:t>Golden Treaure The Great Green</w:t>
-      </w:r>
-    </w:p>
-    <w:p>
+      <w:proofErr w:type="spellEnd"/>
+    </w:p>
+    <w:p>
+      <w:r>
+        <w:t>Faith</w:t>
+      </w:r>
+    </w:p>
+    <w:p>
+      <w:proofErr w:type="spellStart"/>
+      <w:r>
+        <w:t>Goat</w:t>
+      </w:r>
+      <w:proofErr w:type="spellEnd"/>
+      <w:r>
+        <w:t xml:space="preserve"> Simulator / 2 / 3</w:t>
+      </w:r>
+    </w:p>
+    <w:p>
+      <w:r>
+        <w:t xml:space="preserve">Golden </w:t>
+      </w:r>
+      <w:proofErr w:type="spellStart"/>
+      <w:r>
+        <w:t>Trea</w:t>
+      </w:r>
+      <w:r>
+        <w:t>s</w:t>
+      </w:r>
+      <w:r>
+        <w:t>ure</w:t>
+      </w:r>
+      <w:proofErr w:type="spellEnd"/>
+      <w:r>
+        <w:t>:</w:t>
+      </w:r>
+      <w:r>
+        <w:t xml:space="preserve"> The </w:t>
+      </w:r>
+      <w:proofErr w:type="spellStart"/>
+      <w:r>
+        <w:t>Great</w:t>
+      </w:r>
+      <w:proofErr w:type="spellEnd"/>
+      <w:r>
+        <w:t xml:space="preserve"> Green</w:t>
+      </w:r>
+    </w:p>
+    <w:p>
+      <w:proofErr w:type="spellStart"/>
+      <w:r>
+        <w:t>Grim</w:t>
+      </w:r>
+      <w:proofErr w:type="spellEnd"/>
+      <w:r>
+        <w:t xml:space="preserve"> </w:t>
+      </w:r>
+      <w:proofErr w:type="spellStart"/>
+      <w:r>
+        <w:t>Clicker</w:t>
+      </w:r>
+      <w:proofErr w:type="spellEnd"/>
+    </w:p>
+    <w:p>
+      <w:proofErr w:type="spellStart"/>
+      <w:r>
+        <w:t>Hades</w:t>
+      </w:r>
+      <w:proofErr w:type="spellEnd"/>
+      <w:r>
+        <w:t xml:space="preserve"> (o primeiro, porque no site só tem o segundo)</w:t>
+      </w:r>
+    </w:p>
+    <w:p>
+      <w:proofErr w:type="spellStart"/>
+      <w:r>
+        <w:t>Horizon</w:t>
+      </w:r>
+      <w:proofErr w:type="spellEnd"/>
+      <w:r>
+        <w:t xml:space="preserve"> Chase Turbo</w:t>
+      </w:r>
+    </w:p>
+    <w:p>
+      <w:proofErr w:type="spellStart"/>
       <w:r>
         <w:t>Hue</w:t>
       </w:r>
-    </w:p>
-    <w:p>
-      <w:r>
-        <w:t>Hue Hue Defense</w:t>
-      </w:r>
-    </w:p>
-    <w:p>
-      <w:r>
-        <w:t>I Hurt Myself</w:t>
-      </w:r>
-    </w:p>
-    <w:p>
-      <w:r>
-        <w:t>Infinitode 2</w:t>
-      </w:r>
-    </w:p>
-    <w:p>
+      <w:proofErr w:type="spellEnd"/>
+    </w:p>
+    <w:p>
+      <w:proofErr w:type="spellStart"/>
+      <w:r>
+        <w:t>Hue</w:t>
+      </w:r>
+      <w:proofErr w:type="spellEnd"/>
+      <w:r>
+        <w:t xml:space="preserve"> </w:t>
+      </w:r>
+      <w:proofErr w:type="spellStart"/>
+      <w:r>
+        <w:t>Hue</w:t>
+      </w:r>
+      <w:proofErr w:type="spellEnd"/>
+      <w:r>
+        <w:t xml:space="preserve"> </w:t>
+      </w:r>
+      <w:proofErr w:type="spellStart"/>
+      <w:r>
+        <w:t>Defense</w:t>
+      </w:r>
+      <w:proofErr w:type="spellEnd"/>
+    </w:p>
+    <w:p>
+      <w:r>
+        <w:lastRenderedPageBreak/>
+        <w:t xml:space="preserve">I </w:t>
+      </w:r>
+      <w:proofErr w:type="spellStart"/>
+      <w:r>
+        <w:t>Am</w:t>
+      </w:r>
+      <w:proofErr w:type="spellEnd"/>
+      <w:r>
+        <w:t xml:space="preserve"> Bread</w:t>
+      </w:r>
+    </w:p>
+    <w:p>
+      <w:r>
+        <w:t xml:space="preserve">I </w:t>
+      </w:r>
+      <w:proofErr w:type="spellStart"/>
+      <w:r>
+        <w:t>Hurt</w:t>
+      </w:r>
+      <w:proofErr w:type="spellEnd"/>
+      <w:r>
+        <w:t xml:space="preserve"> </w:t>
+      </w:r>
+      <w:proofErr w:type="spellStart"/>
+      <w:r>
+        <w:t>Myself</w:t>
+      </w:r>
+      <w:proofErr w:type="spellEnd"/>
+    </w:p>
+    <w:p>
+      <w:proofErr w:type="spellStart"/>
+      <w:r>
+        <w:t>Idarb</w:t>
+      </w:r>
+      <w:proofErr w:type="spellEnd"/>
+    </w:p>
+    <w:p>
+      <w:r>
+        <w:t xml:space="preserve">In </w:t>
+      </w:r>
+      <w:proofErr w:type="spellStart"/>
+      <w:r>
+        <w:t>Between</w:t>
+      </w:r>
+      <w:proofErr w:type="spellEnd"/>
+    </w:p>
+    <w:p>
+      <w:proofErr w:type="spellStart"/>
+      <w:r>
+        <w:t>Infinitode</w:t>
+      </w:r>
+      <w:proofErr w:type="spellEnd"/>
+      <w:r>
+        <w:t xml:space="preserve"> 2</w:t>
+      </w:r>
+    </w:p>
+    <w:p>
+      <w:proofErr w:type="spellStart"/>
+      <w:r>
+        <w:t>Inside</w:t>
+      </w:r>
+      <w:proofErr w:type="spellEnd"/>
+    </w:p>
+    <w:p>
+      <w:proofErr w:type="spellStart"/>
       <w:r>
         <w:t>Kkrieger</w:t>
       </w:r>
-    </w:p>
-    <w:p>
-      <w:r>
-        <w:t>Lia Hacking Destiny</w:t>
-      </w:r>
-    </w:p>
-    <w:p>
+      <w:proofErr w:type="spellEnd"/>
+    </w:p>
+    <w:p>
+      <w:pPr>
+        <w:rPr>
+          <w:rStyle w:val="nfase"/>
+          <w:i w:val="0"/>
+          <w:iCs w:val="0"/>
+        </w:rPr>
+      </w:pPr>
+      <w:proofErr w:type="spellStart"/>
+      <w:proofErr w:type="gramStart"/>
+      <w:r>
+        <w:t>Lacey</w:t>
+      </w:r>
+      <w:proofErr w:type="spellEnd"/>
+      <w:r>
+        <w:t xml:space="preserve"> Games</w:t>
+      </w:r>
+      <w:proofErr w:type="gramEnd"/>
+    </w:p>
+    <w:p>
+      <w:r>
+        <w:t xml:space="preserve">Lia </w:t>
+      </w:r>
+      <w:proofErr w:type="spellStart"/>
+      <w:r>
+        <w:t>Hacking</w:t>
+      </w:r>
+      <w:proofErr w:type="spellEnd"/>
+      <w:r>
+        <w:t xml:space="preserve"> </w:t>
+      </w:r>
+      <w:proofErr w:type="spellStart"/>
+      <w:r>
+        <w:t>Destiny</w:t>
+      </w:r>
+      <w:proofErr w:type="spellEnd"/>
+    </w:p>
+    <w:p>
+      <w:r>
+        <w:t>Limbo</w:t>
+      </w:r>
+    </w:p>
+    <w:p>
+      <w:proofErr w:type="spellStart"/>
+      <w:proofErr w:type="gramStart"/>
+      <w:r>
+        <w:t>Lovers</w:t>
+      </w:r>
+      <w:proofErr w:type="spellEnd"/>
+      <w:r>
+        <w:t xml:space="preserve"> In</w:t>
+      </w:r>
+      <w:proofErr w:type="gramEnd"/>
+      <w:r>
+        <w:t xml:space="preserve"> A </w:t>
+      </w:r>
+      <w:proofErr w:type="spellStart"/>
+      <w:r>
+        <w:t>Dangerous</w:t>
+      </w:r>
+      <w:proofErr w:type="spellEnd"/>
+      <w:r>
+        <w:t xml:space="preserve"> </w:t>
+      </w:r>
+      <w:proofErr w:type="spellStart"/>
+      <w:r>
+        <w:t>Spacetime</w:t>
+      </w:r>
+      <w:proofErr w:type="spellEnd"/>
+    </w:p>
+    <w:p>
+      <w:proofErr w:type="spellStart"/>
       <w:r>
         <w:t>Lumines</w:t>
       </w:r>
-    </w:p>
-    <w:p>
-      <w:r>
-        <w:t>Massive Chalice</w:t>
-      </w:r>
-    </w:p>
-    <w:p>
+      <w:proofErr w:type="spellEnd"/>
+    </w:p>
+    <w:p>
+      <w:proofErr w:type="spellStart"/>
+      <w:r>
+        <w:t>Marooners</w:t>
+      </w:r>
+      <w:proofErr w:type="spellEnd"/>
+    </w:p>
+    <w:p>
+      <w:proofErr w:type="spellStart"/>
+      <w:r>
+        <w:t>Massive</w:t>
+      </w:r>
+      <w:proofErr w:type="spellEnd"/>
+      <w:r>
+        <w:t xml:space="preserve"> </w:t>
+      </w:r>
+      <w:proofErr w:type="spellStart"/>
+      <w:r>
+        <w:t>Chalice</w:t>
+      </w:r>
+      <w:proofErr w:type="spellEnd"/>
+    </w:p>
+    <w:p>
+      <w:proofErr w:type="spellStart"/>
       <w:r>
         <w:t>Mindustry</w:t>
       </w:r>
-    </w:p>
-    <w:p>
+      <w:proofErr w:type="spellEnd"/>
+    </w:p>
+    <w:p>
+      <w:proofErr w:type="spellStart"/>
       <w:r>
         <w:t>Minicraft</w:t>
       </w:r>
-    </w:p>
-    <w:p>
-      <w:r>
-        <w:t>Naval Warfare</w:t>
-      </w:r>
-    </w:p>
-    <w:p>
-      <w:r>
-        <w:t>None Of Your Business</w:t>
-      </w:r>
-    </w:p>
-    <w:p>
-      <w:r>
-        <w:t>Orion Sandbox</w:t>
-      </w:r>
-    </w:p>
-    <w:p>
-      <w:r>
-        <w:t>Ping Redux / 1.5+</w:t>
+      <w:proofErr w:type="spellEnd"/>
+    </w:p>
+    <w:p>
+      <w:proofErr w:type="spellStart"/>
+      <w:r>
+        <w:t>Mulaka</w:t>
+      </w:r>
+      <w:proofErr w:type="spellEnd"/>
+    </w:p>
+    <w:p>
+      <w:r>
+        <w:t xml:space="preserve">Naval </w:t>
+      </w:r>
+      <w:proofErr w:type="spellStart"/>
+      <w:r>
+        <w:t>Warfare</w:t>
+      </w:r>
+      <w:proofErr w:type="spellEnd"/>
+    </w:p>
+    <w:p>
+      <w:proofErr w:type="spellStart"/>
+      <w:r>
+        <w:t>None</w:t>
+      </w:r>
+      <w:proofErr w:type="spellEnd"/>
+      <w:r>
+        <w:t xml:space="preserve"> </w:t>
+      </w:r>
+      <w:proofErr w:type="spellStart"/>
+      <w:r>
+        <w:t>Of</w:t>
+      </w:r>
+      <w:proofErr w:type="spellEnd"/>
+      <w:r>
+        <w:t xml:space="preserve"> </w:t>
+      </w:r>
+      <w:proofErr w:type="spellStart"/>
+      <w:r>
+        <w:t>Your</w:t>
+      </w:r>
+      <w:proofErr w:type="spellEnd"/>
+      <w:r>
+        <w:t xml:space="preserve"> Business</w:t>
+      </w:r>
+    </w:p>
+    <w:p>
+      <w:r>
+        <w:t xml:space="preserve">Orion </w:t>
+      </w:r>
+      <w:proofErr w:type="spellStart"/>
+      <w:r>
+        <w:t>Sandbox</w:t>
+      </w:r>
+      <w:proofErr w:type="spellEnd"/>
+    </w:p>
+    <w:p>
+      <w:proofErr w:type="spellStart"/>
+      <w:r>
+        <w:t>Overcooked</w:t>
+      </w:r>
+      <w:proofErr w:type="spellEnd"/>
+      <w:r>
+        <w:t xml:space="preserve"> / 2</w:t>
+      </w:r>
+    </w:p>
+    <w:p>
+      <w:proofErr w:type="spellStart"/>
+      <w:r>
+        <w:t>Oxenfree</w:t>
+      </w:r>
+      <w:proofErr w:type="spellEnd"/>
+    </w:p>
+    <w:p>
+      <w:proofErr w:type="spellStart"/>
+      <w:r>
+        <w:t>Ping</w:t>
+      </w:r>
+      <w:proofErr w:type="spellEnd"/>
+      <w:r>
+        <w:t xml:space="preserve"> </w:t>
+      </w:r>
+      <w:proofErr w:type="spellStart"/>
+      <w:r>
+        <w:t>Redux</w:t>
+      </w:r>
+      <w:proofErr w:type="spellEnd"/>
+      <w:r>
+        <w:t xml:space="preserve"> / 1.5+</w:t>
       </w:r>
     </w:p>
     <w:p>
@@ -196,74 +697,277 @@
       </w:r>
     </w:p>
     <w:p>
-      <w:r>
-        <w:t>Pretentious Game</w:t>
-      </w:r>
-    </w:p>
-    <w:p>
+      <w:proofErr w:type="spellStart"/>
+      <w:proofErr w:type="gramStart"/>
+      <w:r>
+        <w:t>Pretentious</w:t>
+      </w:r>
+      <w:proofErr w:type="spellEnd"/>
+      <w:r>
+        <w:t xml:space="preserve"> Game</w:t>
+      </w:r>
+      <w:proofErr w:type="gramEnd"/>
+    </w:p>
+    <w:p>
+      <w:proofErr w:type="spellStart"/>
+      <w:r>
+        <w:t>Rakuen</w:t>
+      </w:r>
+      <w:proofErr w:type="spellEnd"/>
+    </w:p>
+    <w:p>
+      <w:proofErr w:type="spellStart"/>
+      <w:r>
+        <w:t>Rivals</w:t>
+      </w:r>
+      <w:proofErr w:type="spellEnd"/>
+      <w:r>
+        <w:t xml:space="preserve"> </w:t>
+      </w:r>
+      <w:proofErr w:type="spellStart"/>
+      <w:r>
+        <w:t>Of</w:t>
+      </w:r>
+      <w:proofErr w:type="spellEnd"/>
+      <w:r>
+        <w:t xml:space="preserve"> </w:t>
+      </w:r>
+      <w:proofErr w:type="spellStart"/>
+      <w:r>
+        <w:t>Aether</w:t>
+      </w:r>
+      <w:proofErr w:type="spellEnd"/>
+    </w:p>
+    <w:p>
+      <w:proofErr w:type="spellStart"/>
+      <w:r>
+        <w:t>Runbow</w:t>
+      </w:r>
+      <w:proofErr w:type="spellEnd"/>
+    </w:p>
+    <w:p>
+      <w:proofErr w:type="spellStart"/>
+      <w:r>
+        <w:t>Ruthless</w:t>
+      </w:r>
+      <w:proofErr w:type="spellEnd"/>
+      <w:r>
+        <w:t xml:space="preserve"> </w:t>
+      </w:r>
+      <w:proofErr w:type="spellStart"/>
+      <w:r>
+        <w:t>Conquest</w:t>
+      </w:r>
+      <w:proofErr w:type="spellEnd"/>
+    </w:p>
+    <w:p>
+      <w:proofErr w:type="spellStart"/>
+      <w:r>
+        <w:t>Slime</w:t>
+      </w:r>
+      <w:proofErr w:type="spellEnd"/>
+      <w:r>
+        <w:t xml:space="preserve"> </w:t>
+      </w:r>
+      <w:proofErr w:type="spellStart"/>
+      <w:r>
+        <w:t>Rancher</w:t>
+      </w:r>
+      <w:proofErr w:type="spellEnd"/>
+      <w:r>
+        <w:t xml:space="preserve"> / 2</w:t>
+      </w:r>
+    </w:p>
+    <w:p>
+      <w:proofErr w:type="spellStart"/>
+      <w:r>
+        <w:t>So</w:t>
+      </w:r>
+      <w:proofErr w:type="spellEnd"/>
+      <w:r>
+        <w:t xml:space="preserve"> </w:t>
+      </w:r>
+      <w:proofErr w:type="spellStart"/>
+      <w:r>
+        <w:t>Many</w:t>
+      </w:r>
+      <w:proofErr w:type="spellEnd"/>
+      <w:r>
+        <w:t xml:space="preserve"> Me</w:t>
+      </w:r>
+    </w:p>
+    <w:p>
+      <w:proofErr w:type="spellStart"/>
       <w:r>
         <w:lastRenderedPageBreak/>
-        <w:t>Rakuen</w:t>
-      </w:r>
-    </w:p>
-    <w:p>
-      <w:r>
-        <w:t>Runbow</w:t>
-      </w:r>
-    </w:p>
-    <w:p>
-      <w:r>
-        <w:t>Ruthless Conquest</w:t>
-      </w:r>
-    </w:p>
-    <w:p>
-      <w:r>
-        <w:t>Slime Rancher / 2</w:t>
-      </w:r>
-    </w:p>
-    <w:p>
-      <w:r>
-        <w:t>Speedrunners / 2</w:t>
-      </w:r>
-    </w:p>
-    <w:p>
-      <w:r>
-        <w:t>Spelunky / 2</w:t>
-      </w:r>
-    </w:p>
-    <w:p>
+        <w:t>Speedrunners</w:t>
+      </w:r>
+      <w:proofErr w:type="spellEnd"/>
+      <w:r>
+        <w:t xml:space="preserve"> / 2</w:t>
+      </w:r>
+    </w:p>
+    <w:p>
+      <w:proofErr w:type="spellStart"/>
+      <w:r>
+        <w:t>Spelunky</w:t>
+      </w:r>
+      <w:proofErr w:type="spellEnd"/>
+      <w:r>
+        <w:t xml:space="preserve"> / 2</w:t>
+      </w:r>
+    </w:p>
+    <w:p>
+      <w:proofErr w:type="spellStart"/>
+      <w:r>
+        <w:t>Stardew</w:t>
+      </w:r>
+      <w:proofErr w:type="spellEnd"/>
+      <w:r>
+        <w:t xml:space="preserve"> Valley</w:t>
+      </w:r>
+    </w:p>
+    <w:p>
+      <w:proofErr w:type="spellStart"/>
+      <w:r>
+        <w:t>Subnautica</w:t>
+      </w:r>
+      <w:proofErr w:type="spellEnd"/>
+    </w:p>
+    <w:p>
+      <w:proofErr w:type="spellStart"/>
       <w:r>
         <w:t>Supaplex</w:t>
       </w:r>
-    </w:p>
-    <w:p>
-      <w:r>
-        <w:t>Super Mombo Quest</w:t>
-      </w:r>
-    </w:p>
-    <w:p>
-      <w:r>
-        <w:t>The Elephant Collection</w:t>
-      </w:r>
-    </w:p>
-    <w:p>
-      <w:r>
-        <w:t>The Marriage</w:t>
-      </w:r>
-    </w:p>
-    <w:p>
-      <w:r>
-        <w:t>Tower Fortress</w:t>
-      </w:r>
-    </w:p>
-    <w:p>
+      <w:proofErr w:type="spellEnd"/>
+    </w:p>
+    <w:p>
+      <w:proofErr w:type="spellStart"/>
+      <w:r>
+        <w:t>Super</w:t>
+      </w:r>
+      <w:proofErr w:type="spellEnd"/>
+      <w:r>
+        <w:t xml:space="preserve"> </w:t>
+      </w:r>
+      <w:proofErr w:type="spellStart"/>
+      <w:r>
+        <w:t>Mombo</w:t>
+      </w:r>
+      <w:proofErr w:type="spellEnd"/>
+      <w:r>
+        <w:t xml:space="preserve"> Quest</w:t>
+      </w:r>
+    </w:p>
+    <w:p>
+      <w:proofErr w:type="spellStart"/>
+      <w:r>
+        <w:t>Superhot</w:t>
+      </w:r>
+      <w:proofErr w:type="spellEnd"/>
+    </w:p>
+    <w:p>
+      <w:proofErr w:type="spellStart"/>
+      <w:r>
+        <w:t>Superliminal</w:t>
+      </w:r>
+      <w:proofErr w:type="spellEnd"/>
+    </w:p>
+    <w:p>
+      <w:proofErr w:type="spellStart"/>
+      <w:r>
+        <w:t>Survivalcraft</w:t>
+      </w:r>
+      <w:proofErr w:type="spellEnd"/>
+      <w:r>
+        <w:t xml:space="preserve"> / 2</w:t>
+      </w:r>
+    </w:p>
+    <w:p>
+      <w:proofErr w:type="spellStart"/>
+      <w:r>
+        <w:t>Swinsanity</w:t>
+      </w:r>
+      <w:proofErr w:type="spellEnd"/>
+    </w:p>
+    <w:p>
+      <w:r>
+        <w:t xml:space="preserve">The </w:t>
+      </w:r>
+      <w:proofErr w:type="spellStart"/>
+      <w:r>
+        <w:t>Elephant</w:t>
+      </w:r>
+      <w:proofErr w:type="spellEnd"/>
+      <w:r>
+        <w:t xml:space="preserve"> </w:t>
+      </w:r>
+      <w:proofErr w:type="spellStart"/>
+      <w:r>
+        <w:t>Collection</w:t>
+      </w:r>
+      <w:proofErr w:type="spellEnd"/>
+    </w:p>
+    <w:p>
+      <w:r>
+        <w:t xml:space="preserve">The </w:t>
+      </w:r>
+      <w:proofErr w:type="spellStart"/>
+      <w:r>
+        <w:t>Marriage</w:t>
+      </w:r>
+      <w:proofErr w:type="spellEnd"/>
+    </w:p>
+    <w:p>
+      <w:r>
+        <w:t xml:space="preserve">The </w:t>
+      </w:r>
+      <w:proofErr w:type="spellStart"/>
+      <w:r>
+        <w:t>Witness</w:t>
+      </w:r>
+      <w:proofErr w:type="spellEnd"/>
+    </w:p>
+    <w:p>
+      <w:r>
+        <w:t xml:space="preserve">Tower </w:t>
+      </w:r>
+      <w:proofErr w:type="spellStart"/>
+      <w:r>
+        <w:t>Fortress</w:t>
+      </w:r>
+      <w:proofErr w:type="spellEnd"/>
+    </w:p>
+    <w:p>
+      <w:proofErr w:type="spellStart"/>
       <w:r>
         <w:t>Tumblestone</w:t>
       </w:r>
-    </w:p>
-    <w:p>
-      <w:r>
-        <w:t>Uncanny Cat Golf</w:t>
+      <w:proofErr w:type="spellEnd"/>
+    </w:p>
+    <w:p>
+      <w:proofErr w:type="spellStart"/>
+      <w:r>
+        <w:t>Tunic</w:t>
+      </w:r>
+      <w:proofErr w:type="spellEnd"/>
+    </w:p>
+    <w:p>
+      <w:proofErr w:type="spellStart"/>
+      <w:r>
+        <w:t>Uncanny</w:t>
+      </w:r>
+      <w:proofErr w:type="spellEnd"/>
+      <w:r>
+        <w:t xml:space="preserve"> </w:t>
+      </w:r>
+      <w:proofErr w:type="spellStart"/>
+      <w:r>
+        <w:t>Cat</w:t>
+      </w:r>
+      <w:proofErr w:type="spellEnd"/>
+      <w:r>
+        <w:t xml:space="preserve"> Golf</w:t>
       </w:r>
     </w:p>
     <w:p>
@@ -272,16 +976,57 @@
       </w:r>
     </w:p>
     <w:p>
-      <w:r>
-        <w:t>Water Womb World</w:t>
-      </w:r>
-    </w:p>
-    <w:p>
+      <w:proofErr w:type="spellStart"/>
+      <w:r>
+        <w:t>Water</w:t>
+      </w:r>
+      <w:proofErr w:type="spellEnd"/>
+      <w:r>
+        <w:t xml:space="preserve"> </w:t>
+      </w:r>
+      <w:proofErr w:type="spellStart"/>
+      <w:r>
+        <w:t>Womb</w:t>
+      </w:r>
+      <w:proofErr w:type="spellEnd"/>
+      <w:r>
+        <w:t xml:space="preserve"> World</w:t>
+      </w:r>
+    </w:p>
+    <w:p>
+      <w:proofErr w:type="spellStart"/>
       <w:r>
         <w:t>Woon</w:t>
       </w:r>
-    </w:p>
-    <w:p/>
+      <w:proofErr w:type="spellEnd"/>
+    </w:p>
+    <w:p>
+      <w:proofErr w:type="spellStart"/>
+      <w:r>
+        <w:t>Zanzlanz's</w:t>
+      </w:r>
+      <w:proofErr w:type="spellEnd"/>
+      <w:r>
+        <w:t xml:space="preserve"> </w:t>
+      </w:r>
+      <w:proofErr w:type="spellStart"/>
+      <w:r>
+        <w:t>Collector</w:t>
+      </w:r>
+      <w:proofErr w:type="spellEnd"/>
+      <w:r>
+        <w:t xml:space="preserve"> </w:t>
+      </w:r>
+      <w:proofErr w:type="spellStart"/>
+      <w:r>
+        <w:t>Bundle</w:t>
+      </w:r>
+      <w:proofErr w:type="spellEnd"/>
+    </w:p>
+    <w:p>
+      <w:bookmarkStart w:id="0" w:name="_GoBack"/>
+      <w:bookmarkEnd w:id="0"/>
+    </w:p>
     <w:p/>
     <w:p>
       <w:pPr>
@@ -293,177 +1038,101 @@
         <w:rPr>
           <w:rStyle w:val="nfase"/>
         </w:rPr>
-        <w:t>Reordenar alfabeticamente</w:t>
-      </w:r>
-    </w:p>
-    <w:p>
-      <w:r>
-        <w:t>Faith</w:t>
-      </w:r>
-    </w:p>
-    <w:p>
-      <w:r>
-        <w:t>Big Crown Showdown</w:t>
-      </w:r>
-    </w:p>
-    <w:p>
-      <w:r>
-        <w:t>Armello</w:t>
-      </w:r>
-    </w:p>
-    <w:p>
-      <w:r>
-        <w:t>Coffee Talk</w:t>
-      </w:r>
-    </w:p>
-    <w:p>
-      <w:r>
-        <w:t>Endacopia</w:t>
-      </w:r>
-    </w:p>
-    <w:p>
-      <w:r>
-        <w:t>Survivalcraft / 2</w:t>
-      </w:r>
-    </w:p>
-    <w:p>
-      <w:r>
-        <w:t>Goat Simulator</w:t>
-      </w:r>
-      <w:r>
-        <w:t xml:space="preserve"> / 2 / 3</w:t>
-      </w:r>
-    </w:p>
-    <w:p>
-      <w:r>
-        <w:t>Grim Clicker</w:t>
-      </w:r>
-    </w:p>
-    <w:p>
-      <w:r>
-        <w:t>Limbo</w:t>
-      </w:r>
-    </w:p>
-    <w:p>
-      <w:r>
-        <w:t>Inside</w:t>
-      </w:r>
-    </w:p>
-    <w:p>
-      <w:r>
-        <w:t>Hue</w:t>
-      </w:r>
-    </w:p>
-    <w:p>
-      <w:r>
-        <w:t>In Between</w:t>
-      </w:r>
+        <w:t>Criadores</w:t>
+      </w:r>
+    </w:p>
+    <w:p>
+      <w:r>
+        <w:t xml:space="preserve">Bart </w:t>
+      </w:r>
+      <w:proofErr w:type="spellStart"/>
+      <w:r>
+        <w:t>Bonte</w:t>
+      </w:r>
+      <w:proofErr w:type="spellEnd"/>
+    </w:p>
+    <w:p>
+      <w:proofErr w:type="spellStart"/>
+      <w:r>
+        <w:t>Chilla's</w:t>
+      </w:r>
+      <w:proofErr w:type="spellEnd"/>
+      <w:r>
+        <w:t xml:space="preserve"> </w:t>
+      </w:r>
+      <w:proofErr w:type="spellStart"/>
+      <w:r>
+        <w:t>Art</w:t>
+      </w:r>
+      <w:proofErr w:type="spellEnd"/>
+    </w:p>
+    <w:p>
+      <w:r>
+        <w:t>Dan Ball</w:t>
+      </w:r>
+    </w:p>
+    <w:p>
+      <w:proofErr w:type="spellStart"/>
+      <w:r>
+        <w:t>Kazuya</w:t>
+      </w:r>
+      <w:proofErr w:type="spellEnd"/>
+      <w:r>
+        <w:t xml:space="preserve"> </w:t>
+      </w:r>
+      <w:proofErr w:type="spellStart"/>
+      <w:r>
+        <w:t>Kamioka</w:t>
+      </w:r>
+      <w:proofErr w:type="spellEnd"/>
+    </w:p>
+    <w:p>
+      <w:proofErr w:type="spellStart"/>
+      <w:r>
+        <w:t>Orube</w:t>
+      </w:r>
+      <w:proofErr w:type="spellEnd"/>
+      <w:r>
+        <w:t xml:space="preserve"> Game Studio</w:t>
+      </w:r>
+    </w:p>
+    <w:p>
+      <w:r>
+        <w:t>Quasar Jogos</w:t>
+      </w:r>
+    </w:p>
+    <w:p>
+      <w:proofErr w:type="spellStart"/>
+      <w:proofErr w:type="gramStart"/>
+      <w:r>
+        <w:t>Tapps</w:t>
+      </w:r>
+      <w:proofErr w:type="spellEnd"/>
+      <w:r>
+        <w:t xml:space="preserve"> Games</w:t>
+      </w:r>
+      <w:proofErr w:type="gramEnd"/>
     </w:p>
     <w:p>
       <w:r>
         <w:lastRenderedPageBreak/>
-        <w:t>I Am Bread</w:t>
-      </w:r>
-    </w:p>
-    <w:p>
-      <w:r>
-        <w:t>Overcooked / 2</w:t>
-      </w:r>
-    </w:p>
-    <w:p>
-      <w:r>
-        <w:t>Date Everything</w:t>
-      </w:r>
-    </w:p>
-    <w:p>
-      <w:r>
-        <w:t>Dandara: Trials Of Fear</w:t>
-      </w:r>
-    </w:p>
-    <w:p>
-      <w:r>
-        <w:t>Mulaka</w:t>
-      </w:r>
-    </w:p>
-    <w:p>
-      <w:r>
-        <w:t>Oxenfree</w:t>
-      </w:r>
-    </w:p>
-    <w:p>
-      <w:r>
-        <w:t>Marooners</w:t>
-      </w:r>
-    </w:p>
-    <w:p>
-      <w:r>
-        <w:t>Ark</w:t>
-      </w:r>
-    </w:p>
-    <w:p>
-      <w:r>
-        <w:t>Subnautica</w:t>
-      </w:r>
-    </w:p>
-    <w:p>
-      <w:r>
-        <w:t>Rivals Of Aether</w:t>
-      </w:r>
-    </w:p>
-    <w:p>
-      <w:r>
-        <w:t>Superhot</w:t>
-      </w:r>
-    </w:p>
-    <w:p>
-      <w:r>
-        <w:t>Swinsanity</w:t>
-      </w:r>
-    </w:p>
-    <w:p>
-      <w:r>
-        <w:t>The Witness</w:t>
-      </w:r>
-    </w:p>
-    <w:p>
-      <w:r>
-        <w:t>Earthlock</w:t>
-      </w:r>
-    </w:p>
-    <w:p>
-      <w:r>
-        <w:t>Hades</w:t>
-      </w:r>
-    </w:p>
-    <w:p>
-      <w:r>
-        <w:t>Lovers In A Dangerous Spacetime</w:t>
-      </w:r>
-    </w:p>
-    <w:p>
-      <w:r>
-        <w:t>So Many Me</w:t>
-      </w:r>
-    </w:p>
-    <w:p>
-      <w:r>
-        <w:t>Spelunky / 2</w:t>
-      </w:r>
-    </w:p>
-    <w:p>
-      <w:r>
-        <w:t>Stardew Valley</w:t>
-      </w:r>
-    </w:p>
-    <w:p>
-      <w:r>
-        <w:t>Superliminal</w:t>
-      </w:r>
-    </w:p>
-    <w:p>
-      <w:r>
-        <w:t>Tunic</w:t>
-      </w:r>
+        <w:t>Team17</w:t>
+      </w:r>
+    </w:p>
+    <w:p>
+      <w:proofErr w:type="spellStart"/>
+      <w:r>
+        <w:t>Zed</w:t>
+      </w:r>
+      <w:proofErr w:type="spellEnd"/>
+      <w:r>
+        <w:t xml:space="preserve"> </w:t>
+      </w:r>
+      <w:proofErr w:type="spellStart"/>
+      <w:r>
+        <w:t>Technician</w:t>
+      </w:r>
+      <w:proofErr w:type="spellEnd"/>
     </w:p>
     <w:p/>
     <w:p/>
@@ -473,67 +1142,37 @@
           <w:rStyle w:val="nfase"/>
         </w:rPr>
       </w:pPr>
+      <w:proofErr w:type="spellStart"/>
       <w:r>
         <w:rPr>
           <w:rStyle w:val="nfase"/>
         </w:rPr>
-        <w:t>Criadores</w:t>
-      </w:r>
-    </w:p>
-    <w:p>
-      <w:r>
-        <w:t>Bart Bonte</w:t>
-      </w:r>
-    </w:p>
-    <w:p>
-      <w:r>
-        <w:t>Zed Technician</w:t>
-      </w:r>
-    </w:p>
-    <w:p>
-      <w:r>
-        <w:t>Team17</w:t>
-      </w:r>
-    </w:p>
-    <w:p>
-      <w:r>
-        <w:t>Chilla's Art</w:t>
-      </w:r>
-    </w:p>
-    <w:p>
-      <w:r>
-        <w:t>Zanzlanz's Collector Bundle</w:t>
-      </w:r>
-    </w:p>
-    <w:p>
-      <w:r>
-        <w:t>Lacey Games</w:t>
-      </w:r>
-    </w:p>
-    <w:p>
-      <w:r>
-        <w:t>Kazuya Kamioka</w:t>
-      </w:r>
-    </w:p>
-    <w:p>
-      <w:r>
-        <w:lastRenderedPageBreak/>
-        <w:t>Dan Ball</w:t>
-      </w:r>
-    </w:p>
-    <w:p>
-      <w:r>
-        <w:t>Tapps Games</w:t>
-      </w:r>
-    </w:p>
-    <w:p>
-      <w:r>
-        <w:t>Quasar Jogos</w:t>
-      </w:r>
-    </w:p>
-    <w:p>
-      <w:r>
-        <w:t>Orube Game Studio</w:t>
+        <w:t>Streamers</w:t>
+      </w:r>
+      <w:proofErr w:type="spellEnd"/>
+    </w:p>
+    <w:p>
+      <w:r>
+        <w:t>Alpha Beta Gamer</w:t>
+      </w:r>
+    </w:p>
+    <w:p>
+      <w:proofErr w:type="spellStart"/>
+      <w:r>
+        <w:t>Jazzghost</w:t>
+      </w:r>
+      <w:proofErr w:type="spellEnd"/>
+    </w:p>
+    <w:p>
+      <w:proofErr w:type="spellStart"/>
+      <w:r>
+        <w:t>ManlyBadassHero</w:t>
+      </w:r>
+      <w:proofErr w:type="spellEnd"/>
+    </w:p>
+    <w:p>
+      <w:r>
+        <w:t>Maxi Joshua</w:t>
       </w:r>
     </w:p>
     <w:p/>
@@ -548,22 +1187,331 @@
         <w:rPr>
           <w:rStyle w:val="nfase"/>
         </w:rPr>
-        <w:t>OUTROS JOGOS</w:t>
-      </w:r>
-    </w:p>
-    <w:p>
-      <w:r>
-        <w:t>Horizon Chase Turbo</w:t>
-      </w:r>
-    </w:p>
-    <w:p>
-      <w:r>
-        <w:t>Brothers</w:t>
-      </w:r>
-    </w:p>
-    <w:p>
-      <w:r>
-        <w:t>Idarb</w:t>
+        <w:t xml:space="preserve">Jogos descobertos pelos </w:t>
+      </w:r>
+      <w:proofErr w:type="spellStart"/>
+      <w:r>
+        <w:rPr>
+          <w:rStyle w:val="nfase"/>
+        </w:rPr>
+        <w:t>streamers</w:t>
+      </w:r>
+      <w:proofErr w:type="spellEnd"/>
+    </w:p>
+    <w:p>
+      <w:r>
+        <w:t>Go Home</w:t>
+      </w:r>
+    </w:p>
+    <w:p>
+      <w:r>
+        <w:t>Slide In The Woods</w:t>
+      </w:r>
+    </w:p>
+    <w:p>
+      <w:proofErr w:type="spellStart"/>
+      <w:proofErr w:type="gramStart"/>
+      <w:r>
+        <w:t>Happy</w:t>
+      </w:r>
+      <w:proofErr w:type="spellEnd"/>
+      <w:r>
+        <w:t xml:space="preserve"> Game</w:t>
+      </w:r>
+      <w:proofErr w:type="gramEnd"/>
+    </w:p>
+    <w:p>
+      <w:proofErr w:type="spellStart"/>
+      <w:r>
+        <w:t>Doghouse</w:t>
+      </w:r>
+      <w:proofErr w:type="spellEnd"/>
+      <w:r>
+        <w:t xml:space="preserve"> / 2</w:t>
+      </w:r>
+    </w:p>
+    <w:p>
+      <w:r>
+        <w:t>Death Forest</w:t>
+      </w:r>
+    </w:p>
+    <w:p>
+      <w:r>
+        <w:t>No Players Online</w:t>
+      </w:r>
+    </w:p>
+    <w:p>
+      <w:proofErr w:type="spellStart"/>
+      <w:r>
+        <w:t>Burguer</w:t>
+      </w:r>
+      <w:proofErr w:type="spellEnd"/>
+      <w:r>
+        <w:t xml:space="preserve"> </w:t>
+      </w:r>
+      <w:proofErr w:type="spellStart"/>
+      <w:r>
+        <w:t>And</w:t>
+      </w:r>
+      <w:proofErr w:type="spellEnd"/>
+      <w:r>
+        <w:t xml:space="preserve"> </w:t>
+      </w:r>
+      <w:proofErr w:type="spellStart"/>
+      <w:r>
+        <w:t>Frights</w:t>
+      </w:r>
+      <w:proofErr w:type="spellEnd"/>
+    </w:p>
+    <w:p>
+      <w:proofErr w:type="spellStart"/>
+      <w:r>
+        <w:t>Three</w:t>
+      </w:r>
+      <w:proofErr w:type="spellEnd"/>
+      <w:r>
+        <w:t xml:space="preserve"> Minutes </w:t>
+      </w:r>
+      <w:proofErr w:type="spellStart"/>
+      <w:r>
+        <w:t>With</w:t>
+      </w:r>
+      <w:proofErr w:type="spellEnd"/>
+      <w:r>
+        <w:t xml:space="preserve"> </w:t>
+      </w:r>
+      <w:proofErr w:type="spellStart"/>
+      <w:r>
+        <w:t>Your</w:t>
+      </w:r>
+      <w:proofErr w:type="spellEnd"/>
+      <w:r>
+        <w:t xml:space="preserve"> </w:t>
+      </w:r>
+      <w:proofErr w:type="spellStart"/>
+      <w:r>
+        <w:t>Dog</w:t>
+      </w:r>
+      <w:proofErr w:type="spellEnd"/>
+    </w:p>
+    <w:p>
+      <w:proofErr w:type="spellStart"/>
+      <w:r>
+        <w:t>Bloodbark</w:t>
+      </w:r>
+      <w:proofErr w:type="spellEnd"/>
+    </w:p>
+    <w:p>
+      <w:proofErr w:type="spellStart"/>
+      <w:r>
+        <w:t>Let's</w:t>
+      </w:r>
+      <w:proofErr w:type="spellEnd"/>
+      <w:r>
+        <w:t xml:space="preserve"> </w:t>
+      </w:r>
+      <w:proofErr w:type="spellStart"/>
+      <w:r>
+        <w:t>Find</w:t>
+      </w:r>
+      <w:proofErr w:type="spellEnd"/>
+      <w:r>
+        <w:t xml:space="preserve"> Larry</w:t>
+      </w:r>
+    </w:p>
+    <w:p>
+      <w:r>
+        <w:t xml:space="preserve">Iron </w:t>
+      </w:r>
+      <w:proofErr w:type="spellStart"/>
+      <w:r>
+        <w:t>Lung</w:t>
+      </w:r>
+      <w:proofErr w:type="spellEnd"/>
+      <w:r>
+        <w:br w:type="page"/>
+      </w:r>
+    </w:p>
+    <w:p>
+      <w:pPr>
+        <w:pStyle w:val="Ttulo"/>
+      </w:pPr>
+      <w:r>
+        <w:lastRenderedPageBreak/>
+        <w:t>JOGOS DE CELULAR</w:t>
+      </w:r>
+    </w:p>
+    <w:p>
+      <w:r>
+        <w:t>A Vida Das Formigas</w:t>
+      </w:r>
+    </w:p>
+    <w:p>
+      <w:proofErr w:type="spellStart"/>
+      <w:r>
+        <w:t>Chesscraft</w:t>
+      </w:r>
+      <w:proofErr w:type="spellEnd"/>
+    </w:p>
+    <w:p>
+      <w:proofErr w:type="spellStart"/>
+      <w:r>
+        <w:t>Forget</w:t>
+      </w:r>
+      <w:proofErr w:type="spellEnd"/>
+      <w:r>
+        <w:t>-</w:t>
+      </w:r>
+      <w:proofErr w:type="spellStart"/>
+      <w:r>
+        <w:t>Me-Not</w:t>
+      </w:r>
+      <w:proofErr w:type="spellEnd"/>
+    </w:p>
+    <w:p>
+      <w:r>
+        <w:t>Guerra Das Formigas</w:t>
+      </w:r>
+    </w:p>
+    <w:p>
+      <w:r>
+        <w:t xml:space="preserve">I </w:t>
+      </w:r>
+      <w:proofErr w:type="spellStart"/>
+      <w:r>
+        <w:t>Got</w:t>
+      </w:r>
+      <w:proofErr w:type="spellEnd"/>
+      <w:r>
+        <w:t xml:space="preserve"> </w:t>
+      </w:r>
+      <w:proofErr w:type="spellStart"/>
+      <w:r>
+        <w:t>Worms</w:t>
+      </w:r>
+      <w:proofErr w:type="spellEnd"/>
+    </w:p>
+    <w:p>
+      <w:proofErr w:type="spellStart"/>
+      <w:r>
+        <w:t>Idle</w:t>
+      </w:r>
+      <w:proofErr w:type="spellEnd"/>
+      <w:r>
+        <w:t xml:space="preserve"> Bee </w:t>
+      </w:r>
+      <w:proofErr w:type="spellStart"/>
+      <w:r>
+        <w:t>Factory</w:t>
+      </w:r>
+      <w:proofErr w:type="spellEnd"/>
+    </w:p>
+    <w:p>
+      <w:proofErr w:type="spellStart"/>
+      <w:r>
+        <w:t>Idle</w:t>
+      </w:r>
+      <w:proofErr w:type="spellEnd"/>
+      <w:r>
+        <w:t xml:space="preserve"> </w:t>
+      </w:r>
+      <w:proofErr w:type="spellStart"/>
+      <w:r>
+        <w:t>Balls</w:t>
+      </w:r>
+      <w:proofErr w:type="spellEnd"/>
+    </w:p>
+    <w:p>
+      <w:r>
+        <w:t>Insetos Clicar</w:t>
+      </w:r>
+      <w:r>
+        <w:t xml:space="preserve"> </w:t>
+      </w:r>
+      <w:r>
+        <w:t xml:space="preserve">Little </w:t>
+      </w:r>
+      <w:proofErr w:type="spellStart"/>
+      <w:r>
+        <w:t>Alchemy</w:t>
+      </w:r>
+      <w:proofErr w:type="spellEnd"/>
+      <w:r>
+        <w:t xml:space="preserve"> / 2</w:t>
+      </w:r>
+    </w:p>
+    <w:p>
+      <w:proofErr w:type="spellStart"/>
+      <w:proofErr w:type="gramStart"/>
+      <w:r>
+        <w:t>Make</w:t>
+      </w:r>
+      <w:proofErr w:type="spellEnd"/>
+      <w:r>
+        <w:t xml:space="preserve"> More</w:t>
+      </w:r>
+      <w:proofErr w:type="gramEnd"/>
+      <w:r>
+        <w:t>!</w:t>
+      </w:r>
+    </w:p>
+    <w:p>
+      <w:proofErr w:type="spellStart"/>
+      <w:r>
+        <w:t>Minitruco</w:t>
+      </w:r>
+      <w:proofErr w:type="spellEnd"/>
+    </w:p>
+    <w:p>
+      <w:proofErr w:type="spellStart"/>
+      <w:r>
+        <w:t>Pickcrafter</w:t>
+      </w:r>
+      <w:proofErr w:type="spellEnd"/>
+    </w:p>
+    <w:p>
+      <w:proofErr w:type="spellStart"/>
+      <w:r>
+        <w:t>Puzzledom</w:t>
+      </w:r>
+      <w:proofErr w:type="spellEnd"/>
+    </w:p>
+    <w:p>
+      <w:r>
+        <w:t>Retro World</w:t>
+      </w:r>
+    </w:p>
+    <w:p>
+      <w:proofErr w:type="spellStart"/>
+      <w:r>
+        <w:t>Summoner's</w:t>
+      </w:r>
+      <w:proofErr w:type="spellEnd"/>
+      <w:r>
+        <w:t xml:space="preserve"> </w:t>
+      </w:r>
+      <w:proofErr w:type="spellStart"/>
+      <w:r>
+        <w:t>Greed</w:t>
+      </w:r>
+      <w:proofErr w:type="spellEnd"/>
+    </w:p>
+    <w:p>
+      <w:proofErr w:type="spellStart"/>
+      <w:r>
+        <w:t>Super</w:t>
+      </w:r>
+      <w:proofErr w:type="spellEnd"/>
+      <w:r>
+        <w:t xml:space="preserve"> </w:t>
+      </w:r>
+      <w:proofErr w:type="spellStart"/>
+      <w:r>
+        <w:t>Bear</w:t>
+      </w:r>
+      <w:proofErr w:type="spellEnd"/>
+      <w:r>
+        <w:t xml:space="preserve"> Adventure</w:t>
       </w:r>
     </w:p>
     <w:p/>
@@ -578,210 +1526,30 @@
         <w:rPr>
           <w:rStyle w:val="nfase"/>
         </w:rPr>
-        <w:t>Streamers</w:t>
-      </w:r>
-    </w:p>
-    <w:p>
-      <w:r>
-        <w:t>ManlyBadassHero</w:t>
-      </w:r>
-    </w:p>
-    <w:p>
-      <w:r>
-        <w:t>Alpha Beta Gamer</w:t>
-      </w:r>
-    </w:p>
-    <w:p>
-      <w:r>
-        <w:t>Jazzghost</w:t>
-      </w:r>
-    </w:p>
-    <w:p>
-      <w:r>
-        <w:t>Maxi Joshua</w:t>
-      </w:r>
-    </w:p>
-    <w:p/>
-    <w:p/>
-    <w:p>
-      <w:pPr>
-        <w:rPr>
-          <w:rStyle w:val="nfase"/>
-        </w:rPr>
-      </w:pPr>
-      <w:r>
-        <w:rPr>
-          <w:rStyle w:val="nfase"/>
-        </w:rPr>
-        <w:t>Jogos descobertos pelos streamers</w:t>
-      </w:r>
-    </w:p>
-    <w:p>
-      <w:r>
-        <w:t>Go Home</w:t>
-      </w:r>
-    </w:p>
-    <w:p>
-      <w:r>
-        <w:t>Slide In The Woods</w:t>
-      </w:r>
-    </w:p>
-    <w:p>
-      <w:r>
-        <w:t>Happy Game</w:t>
-      </w:r>
-    </w:p>
-    <w:p>
-      <w:r>
-        <w:t>Doghouse / 2</w:t>
-      </w:r>
-    </w:p>
-    <w:p>
-      <w:r>
-        <w:t>Death Forest</w:t>
-      </w:r>
-    </w:p>
-    <w:p>
-      <w:r>
-        <w:t>No Players Online</w:t>
-      </w:r>
-    </w:p>
-    <w:p>
-      <w:r>
-        <w:t>Burguer And Frights</w:t>
-      </w:r>
-    </w:p>
-    <w:p>
-      <w:r>
-        <w:t>Three Minutes With Your Dog</w:t>
-      </w:r>
-    </w:p>
-    <w:p>
-      <w:r>
-        <w:t>Bloodbark</w:t>
-      </w:r>
-    </w:p>
-    <w:p>
-      <w:r>
-        <w:t>Let's Find Larry</w:t>
-      </w:r>
-    </w:p>
-    <w:p>
-      <w:r>
-        <w:t>Iron Lung</w:t>
-      </w:r>
-      <w:r>
-        <w:br w:type="page"/>
-      </w:r>
-    </w:p>
-    <w:p>
-      <w:pPr>
-        <w:pStyle w:val="Ttulo"/>
-      </w:pPr>
-      <w:r>
-        <w:lastRenderedPageBreak/>
-        <w:t>JOGOS DE CELULAR</w:t>
-      </w:r>
-    </w:p>
-    <w:p>
-      <w:r>
-        <w:t>Forget-Me-Not</w:t>
-      </w:r>
-    </w:p>
-    <w:p>
-      <w:r>
-        <w:t>I Got Worms</w:t>
-      </w:r>
-    </w:p>
-    <w:p>
-      <w:r>
-        <w:t>Guerra Das Formigas / A Vida Das Formigas / Insetos Clicar</w:t>
-      </w:r>
-    </w:p>
-    <w:p>
-      <w:r>
-        <w:t>Idle Bee Factory</w:t>
-      </w:r>
-    </w:p>
-    <w:p>
-      <w:r>
-        <w:t>Idle Balls</w:t>
-      </w:r>
-    </w:p>
-    <w:p>
-      <w:r>
-        <w:t>Little Alchemy / 2</w:t>
-      </w:r>
-    </w:p>
-    <w:p>
-      <w:r>
-        <w:t>Make More!</w:t>
-      </w:r>
-    </w:p>
-    <w:p>
-      <w:r>
-        <w:t>Minitruco</w:t>
-      </w:r>
-    </w:p>
-    <w:p>
-      <w:r>
-        <w:t>Pickcrafter</w:t>
-      </w:r>
-    </w:p>
-    <w:p>
-      <w:r>
-        <w:t>Puzzledom</w:t>
-      </w:r>
-    </w:p>
-    <w:p>
-      <w:r>
-        <w:t>Retro World</w:t>
-      </w:r>
-    </w:p>
-    <w:p>
-      <w:r>
-        <w:t>Summoner's Greed</w:t>
-      </w:r>
-    </w:p>
-    <w:p>
-      <w:r>
-        <w:t>Super Bear Adventure</w:t>
-      </w:r>
-    </w:p>
-    <w:p>
-      <w:r>
-        <w:t>Chesscraft</w:t>
-      </w:r>
-    </w:p>
-    <w:p/>
-    <w:p/>
-    <w:p>
-      <w:pPr>
-        <w:rPr>
-          <w:rStyle w:val="nfase"/>
-        </w:rPr>
-      </w:pPr>
-      <w:r>
-        <w:rPr>
-          <w:rStyle w:val="nfase"/>
-        </w:rPr>
         <w:t>Criadores</w:t>
       </w:r>
     </w:p>
     <w:p>
+      <w:proofErr w:type="spellStart"/>
+      <w:r>
+        <w:t>Kodii</w:t>
+      </w:r>
+      <w:proofErr w:type="spellEnd"/>
+      <w:r>
+        <w:t xml:space="preserve"> Systems</w:t>
+      </w:r>
+    </w:p>
+    <w:p>
+      <w:r>
+        <w:t>Magma Mobile</w:t>
+      </w:r>
+    </w:p>
+    <w:p>
+      <w:proofErr w:type="spellStart"/>
       <w:r>
         <w:t>Voodoo</w:t>
       </w:r>
-    </w:p>
-    <w:p>
-      <w:r>
-        <w:t>Kodii Systems</w:t>
-      </w:r>
-    </w:p>
-    <w:p>
-      <w:r>
-        <w:t>Magma Mobile</w:t>
-      </w:r>
+      <w:proofErr w:type="spellEnd"/>
     </w:p>
     <w:sectPr>
       <w:pgSz w:w="11906" w:h="16838"/>
@@ -794,7 +1562,7 @@
 </file>
 
 <file path=word/styles.xml><?xml version="1.0" encoding="utf-8"?>
-<w:styles xmlns:mc="http://schemas.openxmlformats.org/markup-compatibility/2006" xmlns:r="http://schemas.openxmlformats.org/officeDocument/2006/relationships" xmlns:w="http://schemas.openxmlformats.org/wordprocessingml/2006/main" xmlns:w14="http://schemas.microsoft.com/office/word/2010/wordml" xmlns:w15="http://schemas.microsoft.com/office/word/2012/wordml" xmlns:w16cex="http://schemas.microsoft.com/office/word/2018/wordml/cex" xmlns:w16cid="http://schemas.microsoft.com/office/word/2016/wordml/cid" xmlns:w16="http://schemas.microsoft.com/office/word/2018/wordml" xmlns:w16sdtdh="http://schemas.microsoft.com/office/word/2020/wordml/sdtdatahash" xmlns:w16se="http://schemas.microsoft.com/office/word/2015/wordml/symex" mc:Ignorable="w14 w15 w16se w16cid w16 w16cex w16sdtdh">
+<w:styles xmlns:mc="http://schemas.openxmlformats.org/markup-compatibility/2006" xmlns:r="http://schemas.openxmlformats.org/officeDocument/2006/relationships" xmlns:w="http://schemas.openxmlformats.org/wordprocessingml/2006/main" xmlns:w14="http://schemas.microsoft.com/office/word/2010/wordml" xmlns:w15="http://schemas.microsoft.com/office/word/2012/wordml" xmlns:w16cid="http://schemas.microsoft.com/office/word/2016/wordml/cid" xmlns:w16se="http://schemas.microsoft.com/office/word/2015/wordml/symex" mc:Ignorable="w14 w15 w16se w16cid">
   <w:docDefaults>
     <w:rPrDefault>
       <w:rPr>
@@ -810,7 +1578,7 @@
       </w:pPr>
     </w:pPrDefault>
   </w:docDefaults>
-  <w:latentStyles w:defLockedState="0" w:defUIPriority="99" w:defSemiHidden="0" w:defUnhideWhenUsed="0" w:defQFormat="0" w:count="376">
+  <w:latentStyles w:defLockedState="0" w:defUIPriority="99" w:defSemiHidden="0" w:defUnhideWhenUsed="0" w:defQFormat="0" w:count="375">
     <w:lsdException w:name="Normal" w:uiPriority="0" w:qFormat="1"/>
     <w:lsdException w:name="heading 1" w:uiPriority="9" w:qFormat="1"/>
     <w:lsdException w:name="heading 2" w:semiHidden="1" w:uiPriority="9" w:unhideWhenUsed="1" w:qFormat="1"/>
@@ -1186,7 +1954,6 @@
     <w:lsdException w:name="Smart Hyperlink" w:semiHidden="1" w:unhideWhenUsed="1"/>
     <w:lsdException w:name="Hashtag" w:semiHidden="1" w:unhideWhenUsed="1"/>
     <w:lsdException w:name="Unresolved Mention" w:semiHidden="1" w:unhideWhenUsed="1"/>
-    <w:lsdException w:name="Smart Link" w:semiHidden="1" w:unhideWhenUsed="1"/>
   </w:latentStyles>
   <w:style w:type="paragraph" w:default="1" w:styleId="Normal">
     <w:name w:val="Normal"/>
@@ -1567,7 +2334,7 @@
 </file>
 
 <file path=customXml/itemProps1.xml><?xml version="1.0" encoding="utf-8"?>
-<ds:datastoreItem xmlns:ds="http://schemas.openxmlformats.org/officeDocument/2006/customXml" ds:itemID="{C100DCD7-282A-4D30-8E2A-A105CF22A479}">
+<ds:datastoreItem xmlns:ds="http://schemas.openxmlformats.org/officeDocument/2006/customXml" ds:itemID="{B8DA2AF7-CE78-4EFB-8718-4A589362B556}">
   <ds:schemaRefs>
     <ds:schemaRef ds:uri="http://schemas.openxmlformats.org/officeDocument/2006/bibliography"/>
   </ds:schemaRefs>

--- a/coisa séria do tcc (A PASTA)/Outras Coisas Complementares/MAIS JOGOS INDIE.docx
+++ b/coisa séria do tcc (A PASTA)/Outras Coisas Complementares/MAIS JOGOS INDIE.docx
@@ -1,6 +1,6 @@
 
 <file path=word/document.xml><?xml version="1.0" encoding="utf-8"?>
-<w:document xmlns:wpc="http://schemas.microsoft.com/office/word/2010/wordprocessingCanvas" xmlns:cx="http://schemas.microsoft.com/office/drawing/2014/chartex" xmlns:cx1="http://schemas.microsoft.com/office/drawing/2015/9/8/chartex" xmlns:cx2="http://schemas.microsoft.com/office/drawing/2015/10/21/chartex" xmlns:cx3="http://schemas.microsoft.com/office/drawing/2016/5/9/chartex" xmlns:cx4="http://schemas.microsoft.com/office/drawing/2016/5/10/chartex" xmlns:cx5="http://schemas.microsoft.com/office/drawing/2016/5/11/chartex" xmlns:cx6="http://schemas.microsoft.com/office/drawing/2016/5/12/chartex" xmlns:cx7="http://schemas.microsoft.com/office/drawing/2016/5/13/chartex" xmlns:cx8="http://schemas.microsoft.com/office/drawing/2016/5/14/chartex" xmlns:mc="http://schemas.openxmlformats.org/markup-compatibility/2006" xmlns:aink="http://schemas.microsoft.com/office/drawing/2016/ink" xmlns:am3d="http://schemas.microsoft.com/office/drawing/2017/model3d" xmlns:o="urn:schemas-microsoft-com:office:office" xmlns:r="http://schemas.openxmlformats.org/officeDocument/2006/relationships" xmlns:m="http://schemas.openxmlformats.org/officeDocument/2006/math" xmlns:v="urn:schemas-microsoft-com:vml" xmlns:wp14="http://schemas.microsoft.com/office/word/2010/wordprocessingDrawing" xmlns:wp="http://schemas.openxmlformats.org/drawingml/2006/wordprocessingDrawing" xmlns:w10="urn:schemas-microsoft-com:office:word" xmlns:w="http://schemas.openxmlformats.org/wordprocessingml/2006/main" xmlns:w14="http://schemas.microsoft.com/office/word/2010/wordml" xmlns:w15="http://schemas.microsoft.com/office/word/2012/wordml" xmlns:w16cid="http://schemas.microsoft.com/office/word/2016/wordml/cid" xmlns:w16se="http://schemas.microsoft.com/office/word/2015/wordml/symex" xmlns:wpg="http://schemas.microsoft.com/office/word/2010/wordprocessingGroup" xmlns:wpi="http://schemas.microsoft.com/office/word/2010/wordprocessingInk" xmlns:wne="http://schemas.microsoft.com/office/word/2006/wordml" xmlns:wps="http://schemas.microsoft.com/office/word/2010/wordprocessingShape" mc:Ignorable="w14 w15 w16se w16cid wp14">
+<w:document xmlns:wpc="http://schemas.microsoft.com/office/word/2010/wordprocessingCanvas" xmlns:cx="http://schemas.microsoft.com/office/drawing/2014/chartex" xmlns:cx1="http://schemas.microsoft.com/office/drawing/2015/9/8/chartex" xmlns:cx2="http://schemas.microsoft.com/office/drawing/2015/10/21/chartex" xmlns:cx3="http://schemas.microsoft.com/office/drawing/2016/5/9/chartex" xmlns:cx4="http://schemas.microsoft.com/office/drawing/2016/5/10/chartex" xmlns:cx5="http://schemas.microsoft.com/office/drawing/2016/5/11/chartex" xmlns:cx6="http://schemas.microsoft.com/office/drawing/2016/5/12/chartex" xmlns:cx7="http://schemas.microsoft.com/office/drawing/2016/5/13/chartex" xmlns:cx8="http://schemas.microsoft.com/office/drawing/2016/5/14/chartex" xmlns:mc="http://schemas.openxmlformats.org/markup-compatibility/2006" xmlns:aink="http://schemas.microsoft.com/office/drawing/2016/ink" xmlns:am3d="http://schemas.microsoft.com/office/drawing/2017/model3d" xmlns:o="urn:schemas-microsoft-com:office:office" xmlns:r="http://schemas.openxmlformats.org/officeDocument/2006/relationships" xmlns:m="http://schemas.openxmlformats.org/officeDocument/2006/math" xmlns:v="urn:schemas-microsoft-com:vml" xmlns:wp14="http://schemas.microsoft.com/office/word/2010/wordprocessingDrawing" xmlns:wp="http://schemas.openxmlformats.org/drawingml/2006/wordprocessingDrawing" xmlns:w10="urn:schemas-microsoft-com:office:word" xmlns:w="http://schemas.openxmlformats.org/wordprocessingml/2006/main" xmlns:w14="http://schemas.microsoft.com/office/word/2010/wordml" xmlns:w15="http://schemas.microsoft.com/office/word/2012/wordml" xmlns:w16cex="http://schemas.microsoft.com/office/word/2018/wordml/cex" xmlns:w16cid="http://schemas.microsoft.com/office/word/2016/wordml/cid" xmlns:w16="http://schemas.microsoft.com/office/word/2018/wordml" xmlns:w16sdtdh="http://schemas.microsoft.com/office/word/2020/wordml/sdtdatahash" xmlns:w16se="http://schemas.microsoft.com/office/word/2015/wordml/symex" xmlns:wpg="http://schemas.microsoft.com/office/word/2010/wordprocessingGroup" xmlns:wpi="http://schemas.microsoft.com/office/word/2010/wordprocessingInk" xmlns:wne="http://schemas.microsoft.com/office/word/2006/wordml" xmlns:wps="http://schemas.microsoft.com/office/word/2010/wordprocessingShape" mc:Ignorable="w14 w15 w16se w16cid w16 w16cex w16sdtdh wp14">
   <w:body>
     <w:p>
       <w:pPr>
@@ -59,28 +59,251 @@
         <w:t>Llama</w:t>
       </w:r>
       <w:proofErr w:type="spellEnd"/>
-    </w:p>
+      <w:r>
+        <w:t xml:space="preserve"> – </w:t>
+      </w:r>
+      <w:proofErr w:type="spellStart"/>
+      <w:r>
+        <w:t>Orube</w:t>
+      </w:r>
+      <w:proofErr w:type="spellEnd"/>
+      <w:r>
+        <w:t xml:space="preserve"> Game Studio</w:t>
+      </w:r>
+    </w:p>
+    <w:p>
+      <w:hyperlink r:id="rId5" w:history="1">
+        <w:r>
+          <w:rPr>
+            <w:rStyle w:val="Hyperlink"/>
+          </w:rPr>
+          <w:t>https://store.steampowered.co</w:t>
+        </w:r>
+        <w:r>
+          <w:rPr>
+            <w:rStyle w:val="Hyperlink"/>
+          </w:rPr>
+          <w:t>m</w:t>
+        </w:r>
+        <w:r>
+          <w:rPr>
+            <w:rStyle w:val="Hyperlink"/>
+          </w:rPr>
+          <w:t>/app/1483800/Adventure_Llama/</w:t>
+        </w:r>
+      </w:hyperlink>
+    </w:p>
+    <w:p/>
     <w:p>
       <w:proofErr w:type="spellStart"/>
       <w:r>
         <w:t>Aground</w:t>
       </w:r>
       <w:proofErr w:type="spellEnd"/>
-    </w:p>
-    <w:p>
-      <w:proofErr w:type="spellStart"/>
+      <w:r>
+        <w:t xml:space="preserve"> – </w:t>
+      </w:r>
+      <w:proofErr w:type="spellStart"/>
+      <w:r>
+        <w:t>Fancy</w:t>
+      </w:r>
+      <w:proofErr w:type="spellEnd"/>
+      <w:r>
+        <w:t xml:space="preserve"> </w:t>
+      </w:r>
+      <w:proofErr w:type="spellStart"/>
+      <w:r>
+        <w:t>Fish</w:t>
+      </w:r>
+      <w:proofErr w:type="spellEnd"/>
+      <w:r>
+        <w:t xml:space="preserve"> Games</w:t>
+      </w:r>
+    </w:p>
+    <w:p>
+      <w:hyperlink r:id="rId6" w:history="1">
+        <w:r>
+          <w:rPr>
+            <w:rStyle w:val="Hyperlink"/>
+          </w:rPr>
+          <w:t>https://store.steampowered.com/app/876650/Aground/</w:t>
+        </w:r>
+      </w:hyperlink>
+    </w:p>
+    <w:p/>
+    <w:p>
       <w:r>
         <w:t>Ark</w:t>
       </w:r>
-      <w:proofErr w:type="spellEnd"/>
-    </w:p>
+    </w:p>
+    <w:p/>
     <w:p>
       <w:proofErr w:type="spellStart"/>
       <w:r>
         <w:t>Armello</w:t>
       </w:r>
       <w:proofErr w:type="spellEnd"/>
-    </w:p>
+      <w:r>
+        <w:t xml:space="preserve"> – League </w:t>
+      </w:r>
+      <w:proofErr w:type="spellStart"/>
+      <w:r>
+        <w:t>of</w:t>
+      </w:r>
+      <w:proofErr w:type="spellEnd"/>
+      <w:r>
+        <w:t xml:space="preserve"> Geeks</w:t>
+      </w:r>
+    </w:p>
+    <w:p>
+      <w:r>
+        <w:t xml:space="preserve">[contém </w:t>
+      </w:r>
+      <w:proofErr w:type="spellStart"/>
+      <w:r>
+        <w:t>DLCs</w:t>
+      </w:r>
+      <w:proofErr w:type="spellEnd"/>
+      <w:r>
+        <w:t>]</w:t>
+      </w:r>
+    </w:p>
+    <w:p>
+      <w:hyperlink r:id="rId7" w:history="1">
+        <w:r>
+          <w:rPr>
+            <w:rStyle w:val="Hyperlink"/>
+          </w:rPr>
+          <w:t>https://store.steampowered.com/ap</w:t>
+        </w:r>
+        <w:r>
+          <w:rPr>
+            <w:rStyle w:val="Hyperlink"/>
+          </w:rPr>
+          <w:t>p</w:t>
+        </w:r>
+        <w:r>
+          <w:rPr>
+            <w:rStyle w:val="Hyperlink"/>
+          </w:rPr>
+          <w:t>/290340/Armello/</w:t>
+        </w:r>
+      </w:hyperlink>
+    </w:p>
+    <w:p/>
+    <w:p>
+      <w:proofErr w:type="spellStart"/>
+      <w:r>
+        <w:t>Artifacts</w:t>
+      </w:r>
+      <w:proofErr w:type="spellEnd"/>
+      <w:r>
+        <w:t xml:space="preserve"> </w:t>
+      </w:r>
+      <w:proofErr w:type="spellStart"/>
+      <w:r>
+        <w:t>and</w:t>
+      </w:r>
+      <w:proofErr w:type="spellEnd"/>
+      <w:r>
+        <w:t xml:space="preserve"> </w:t>
+      </w:r>
+      <w:proofErr w:type="spellStart"/>
+      <w:r>
+        <w:t>Antiquity</w:t>
+      </w:r>
+      <w:proofErr w:type="spellEnd"/>
+      <w:r>
+        <w:t xml:space="preserve"> – </w:t>
+      </w:r>
+      <w:proofErr w:type="spellStart"/>
+      <w:r>
+        <w:t>Zed</w:t>
+      </w:r>
+      <w:proofErr w:type="spellEnd"/>
+      <w:r>
+        <w:t xml:space="preserve"> </w:t>
+      </w:r>
+      <w:proofErr w:type="spellStart"/>
+      <w:r>
+        <w:t>Technician</w:t>
+      </w:r>
+      <w:proofErr w:type="spellEnd"/>
+    </w:p>
+    <w:p>
+      <w:r>
+        <w:t>[grátis, dá pra baixar e colocar no site]</w:t>
+      </w:r>
+    </w:p>
+    <w:p>
+      <w:hyperlink r:id="rId8" w:history="1">
+        <w:proofErr w:type="spellStart"/>
+        <w:r>
+          <w:rPr>
+            <w:rStyle w:val="Hyperlink"/>
+          </w:rPr>
+          <w:t>Artifacts</w:t>
+        </w:r>
+        <w:proofErr w:type="spellEnd"/>
+        <w:r>
+          <w:rPr>
+            <w:rStyle w:val="Hyperlink"/>
+          </w:rPr>
+          <w:t xml:space="preserve"> </w:t>
+        </w:r>
+        <w:proofErr w:type="spellStart"/>
+        <w:r>
+          <w:rPr>
+            <w:rStyle w:val="Hyperlink"/>
+          </w:rPr>
+          <w:t>and</w:t>
+        </w:r>
+        <w:proofErr w:type="spellEnd"/>
+        <w:r>
+          <w:rPr>
+            <w:rStyle w:val="Hyperlink"/>
+          </w:rPr>
+          <w:t xml:space="preserve"> </w:t>
+        </w:r>
+        <w:proofErr w:type="spellStart"/>
+        <w:r>
+          <w:rPr>
+            <w:rStyle w:val="Hyperlink"/>
+          </w:rPr>
+          <w:t>Antiquity</w:t>
+        </w:r>
+        <w:proofErr w:type="spellEnd"/>
+        <w:r>
+          <w:rPr>
+            <w:rStyle w:val="Hyperlink"/>
+          </w:rPr>
+          <w:t xml:space="preserve"> </w:t>
+        </w:r>
+        <w:proofErr w:type="spellStart"/>
+        <w:r>
+          <w:rPr>
+            <w:rStyle w:val="Hyperlink"/>
+          </w:rPr>
+          <w:t>by</w:t>
+        </w:r>
+        <w:proofErr w:type="spellEnd"/>
+        <w:r>
+          <w:rPr>
+            <w:rStyle w:val="Hyperlink"/>
+          </w:rPr>
+          <w:t xml:space="preserve"> </w:t>
+        </w:r>
+        <w:proofErr w:type="spellStart"/>
+        <w:r>
+          <w:rPr>
+            <w:rStyle w:val="Hyperlink"/>
+          </w:rPr>
+          <w:t>Zed_Technician</w:t>
+        </w:r>
+        <w:proofErr w:type="spellEnd"/>
+      </w:hyperlink>
+    </w:p>
+    <w:p/>
     <w:p>
       <w:r>
         <w:t xml:space="preserve">Baba </w:t>
@@ -98,7 +321,49 @@
         <w:t>You</w:t>
       </w:r>
       <w:proofErr w:type="spellEnd"/>
-    </w:p>
+      <w:r>
+        <w:t xml:space="preserve"> – </w:t>
+      </w:r>
+      <w:proofErr w:type="spellStart"/>
+      <w:r>
+        <w:t>Hempuli</w:t>
+      </w:r>
+      <w:proofErr w:type="spellEnd"/>
+      <w:r>
+        <w:t xml:space="preserve"> </w:t>
+      </w:r>
+      <w:proofErr w:type="spellStart"/>
+      <w:r>
+        <w:t>O</w:t>
+      </w:r>
+      <w:r>
+        <w:t>y</w:t>
+      </w:r>
+      <w:proofErr w:type="spellEnd"/>
+    </w:p>
+    <w:p>
+      <w:hyperlink r:id="rId9" w:history="1">
+        <w:r>
+          <w:rPr>
+            <w:rStyle w:val="Hyperlink"/>
+          </w:rPr>
+          <w:t>https://store.steampowered.com/app/736260/Baba</w:t>
+        </w:r>
+        <w:r>
+          <w:rPr>
+            <w:rStyle w:val="Hyperlink"/>
+          </w:rPr>
+          <w:t>_</w:t>
+        </w:r>
+        <w:r>
+          <w:rPr>
+            <w:rStyle w:val="Hyperlink"/>
+          </w:rPr>
+          <w:t>Is_You/</w:t>
+        </w:r>
+      </w:hyperlink>
+    </w:p>
+    <w:p/>
     <w:p>
       <w:proofErr w:type="spellStart"/>
       <w:r>
@@ -113,7 +378,153 @@
         <w:t>Basics</w:t>
       </w:r>
       <w:proofErr w:type="spellEnd"/>
-    </w:p>
+      <w:r>
+        <w:t xml:space="preserve"> Plus</w:t>
+      </w:r>
+      <w:r>
+        <w:t xml:space="preserve"> – </w:t>
+      </w:r>
+      <w:proofErr w:type="spellStart"/>
+      <w:r>
+        <w:t>Basically</w:t>
+      </w:r>
+      <w:proofErr w:type="spellEnd"/>
+      <w:r>
+        <w:t xml:space="preserve"> Games</w:t>
+      </w:r>
+    </w:p>
+    <w:p>
+      <w:hyperlink r:id="rId10" w:history="1">
+        <w:r>
+          <w:rPr>
+            <w:rStyle w:val="Hyperlink"/>
+          </w:rPr>
+          <w:t>https://store.steampowered.com/app/1275890/Baldis_Basics_Plus/</w:t>
+        </w:r>
+      </w:hyperlink>
+    </w:p>
+    <w:p/>
+    <w:p>
+      <w:proofErr w:type="spellStart"/>
+      <w:r>
+        <w:t>Beware</w:t>
+      </w:r>
+      <w:proofErr w:type="spellEnd"/>
+      <w:r>
+        <w:t xml:space="preserve"> </w:t>
+      </w:r>
+      <w:proofErr w:type="spellStart"/>
+      <w:r>
+        <w:t>the</w:t>
+      </w:r>
+      <w:proofErr w:type="spellEnd"/>
+      <w:r>
+        <w:t xml:space="preserve"> </w:t>
+      </w:r>
+      <w:proofErr w:type="spellStart"/>
+      <w:r>
+        <w:t>Shadowcatcher</w:t>
+      </w:r>
+      <w:proofErr w:type="spellEnd"/>
+      <w:r>
+        <w:t xml:space="preserve"> – </w:t>
+      </w:r>
+      <w:proofErr w:type="spellStart"/>
+      <w:r>
+        <w:t>Zed</w:t>
+      </w:r>
+      <w:proofErr w:type="spellEnd"/>
+      <w:r>
+        <w:t xml:space="preserve"> </w:t>
+      </w:r>
+      <w:proofErr w:type="spellStart"/>
+      <w:r>
+        <w:t>Technician</w:t>
+      </w:r>
+      <w:proofErr w:type="spellEnd"/>
+    </w:p>
+    <w:p>
+      <w:r>
+        <w:t xml:space="preserve">[grátis, dá pra baixar e </w:t>
+      </w:r>
+      <w:proofErr w:type="spellStart"/>
+      <w:r>
+        <w:t>clocar</w:t>
+      </w:r>
+      <w:proofErr w:type="spellEnd"/>
+      <w:r>
+        <w:t xml:space="preserve"> no site]</w:t>
+      </w:r>
+    </w:p>
+    <w:p>
+      <w:hyperlink r:id="rId11" w:history="1">
+        <w:proofErr w:type="spellStart"/>
+        <w:r>
+          <w:rPr>
+            <w:rStyle w:val="Hyperlink"/>
+          </w:rPr>
+          <w:t>Beware</w:t>
+        </w:r>
+        <w:proofErr w:type="spellEnd"/>
+        <w:r>
+          <w:rPr>
+            <w:rStyle w:val="Hyperlink"/>
+          </w:rPr>
+          <w:t xml:space="preserve"> </w:t>
+        </w:r>
+        <w:proofErr w:type="spellStart"/>
+        <w:r>
+          <w:rPr>
+            <w:rStyle w:val="Hyperlink"/>
+          </w:rPr>
+          <w:t>the</w:t>
+        </w:r>
+        <w:proofErr w:type="spellEnd"/>
+        <w:r>
+          <w:rPr>
+            <w:rStyle w:val="Hyperlink"/>
+          </w:rPr>
+          <w:t xml:space="preserve"> </w:t>
+        </w:r>
+        <w:proofErr w:type="spellStart"/>
+        <w:r>
+          <w:rPr>
+            <w:rStyle w:val="Hyperlink"/>
+          </w:rPr>
+          <w:t>Shadowcatcher</w:t>
+        </w:r>
+        <w:proofErr w:type="spellEnd"/>
+        <w:r>
+          <w:rPr>
+            <w:rStyle w:val="Hyperlink"/>
+          </w:rPr>
+          <w:t xml:space="preserve"> </w:t>
+        </w:r>
+        <w:proofErr w:type="spellStart"/>
+        <w:r>
+          <w:rPr>
+            <w:rStyle w:val="Hyperlink"/>
+          </w:rPr>
+          <w:t>by</w:t>
+        </w:r>
+        <w:proofErr w:type="spellEnd"/>
+        <w:r>
+          <w:rPr>
+            <w:rStyle w:val="Hyperlink"/>
+          </w:rPr>
+          <w:t xml:space="preserve"> </w:t>
+        </w:r>
+        <w:proofErr w:type="spellStart"/>
+        <w:r>
+          <w:rPr>
+            <w:rStyle w:val="Hyperlink"/>
+          </w:rPr>
+          <w:t>Zed_Technician</w:t>
+        </w:r>
+        <w:proofErr w:type="spellEnd"/>
+      </w:hyperlink>
+    </w:p>
+    <w:p/>
     <w:p>
       <w:r>
         <w:t xml:space="preserve">Big Crown </w:t>
@@ -124,26 +535,189 @@
       </w:r>
       <w:proofErr w:type="spellEnd"/>
     </w:p>
+    <w:p/>
     <w:p>
       <w:r>
         <w:t>Brothers</w:t>
       </w:r>
-    </w:p>
-    <w:p>
-      <w:proofErr w:type="spellStart"/>
-      <w:r>
-        <w:t>Castle</w:t>
-      </w:r>
-      <w:proofErr w:type="spellEnd"/>
-      <w:r>
-        <w:t xml:space="preserve"> </w:t>
+      <w:r>
+        <w:t xml:space="preserve"> – 505 Games</w:t>
+      </w:r>
+    </w:p>
+    <w:p>
+      <w:r>
+        <w:t>[contém um remake]</w:t>
+      </w:r>
+    </w:p>
+    <w:p>
+      <w:hyperlink r:id="rId12" w:history="1">
+        <w:r>
+          <w:rPr>
+            <w:rStyle w:val="Hyperlink"/>
+          </w:rPr>
+          <w:t>htt</w:t>
+        </w:r>
+        <w:r>
+          <w:rPr>
+            <w:rStyle w:val="Hyperlink"/>
+          </w:rPr>
+          <w:t>p</w:t>
+        </w:r>
+        <w:r>
+          <w:rPr>
+            <w:rStyle w:val="Hyperlink"/>
+          </w:rPr>
+          <w:t>s://store.steampowered.com/app/225080/Brothers__A_Tale_of_Two_Sons/</w:t>
+        </w:r>
+      </w:hyperlink>
+    </w:p>
+    <w:p/>
+    <w:p>
+      <w:proofErr w:type="spellStart"/>
+      <w:r>
+        <w:t>Captain</w:t>
+      </w:r>
+      <w:proofErr w:type="spellEnd"/>
+      <w:r>
+        <w:t xml:space="preserve"> </w:t>
+      </w:r>
+      <w:proofErr w:type="spellStart"/>
+      <w:r>
+        <w:t>Warrington’s</w:t>
+      </w:r>
+      <w:proofErr w:type="spellEnd"/>
+      <w:r>
+        <w:t xml:space="preserve"> Play Maze</w:t>
+      </w:r>
+      <w:r>
+        <w:t xml:space="preserve"> – </w:t>
+      </w:r>
+      <w:proofErr w:type="spellStart"/>
+      <w:r>
+        <w:t>Zed</w:t>
+      </w:r>
+      <w:proofErr w:type="spellEnd"/>
+      <w:r>
+        <w:t xml:space="preserve"> </w:t>
+      </w:r>
+      <w:proofErr w:type="spellStart"/>
+      <w:r>
+        <w:t>Technician</w:t>
+      </w:r>
+      <w:proofErr w:type="spellEnd"/>
+    </w:p>
+    <w:p>
+      <w:hyperlink r:id="rId13" w:history="1">
+        <w:proofErr w:type="spellStart"/>
+        <w:r>
+          <w:rPr>
+            <w:rStyle w:val="Hyperlink"/>
+          </w:rPr>
+          <w:t>Captain</w:t>
+        </w:r>
+        <w:proofErr w:type="spellEnd"/>
+        <w:r>
+          <w:rPr>
+            <w:rStyle w:val="Hyperlink"/>
+          </w:rPr>
+          <w:t xml:space="preserve"> </w:t>
+        </w:r>
+        <w:proofErr w:type="spellStart"/>
+        <w:r>
+          <w:rPr>
+            <w:rStyle w:val="Hyperlink"/>
+          </w:rPr>
+          <w:t>Warrington's</w:t>
+        </w:r>
+        <w:proofErr w:type="spellEnd"/>
+        <w:r>
+          <w:rPr>
+            <w:rStyle w:val="Hyperlink"/>
+          </w:rPr>
+          <w:t xml:space="preserve"> Play Maze </w:t>
+        </w:r>
+        <w:proofErr w:type="spellStart"/>
+        <w:r>
+          <w:rPr>
+            <w:rStyle w:val="Hyperlink"/>
+          </w:rPr>
+          <w:t>by</w:t>
+        </w:r>
+        <w:proofErr w:type="spellEnd"/>
+        <w:r>
+          <w:rPr>
+            <w:rStyle w:val="Hyperlink"/>
+          </w:rPr>
+          <w:t xml:space="preserve"> </w:t>
+        </w:r>
+        <w:proofErr w:type="spellStart"/>
+        <w:r>
+          <w:rPr>
+            <w:rStyle w:val="Hyperlink"/>
+          </w:rPr>
+          <w:t>Zed_Technician</w:t>
+        </w:r>
+        <w:proofErr w:type="spellEnd"/>
+      </w:hyperlink>
+    </w:p>
+    <w:p/>
+    <w:p>
+      <w:r>
+        <w:t xml:space="preserve">Castle </w:t>
       </w:r>
       <w:proofErr w:type="spellStart"/>
       <w:r>
         <w:t>Crashers</w:t>
       </w:r>
       <w:proofErr w:type="spellEnd"/>
-    </w:p>
+      <w:r>
+        <w:t xml:space="preserve"> – The </w:t>
+      </w:r>
+      <w:proofErr w:type="spellStart"/>
+      <w:r>
+        <w:t>Behemoth</w:t>
+      </w:r>
+      <w:proofErr w:type="spellEnd"/>
+    </w:p>
+    <w:p>
+      <w:r>
+        <w:t xml:space="preserve">[contém </w:t>
+      </w:r>
+      <w:proofErr w:type="spellStart"/>
+      <w:r>
+        <w:t>DLCs</w:t>
+      </w:r>
+      <w:proofErr w:type="spellEnd"/>
+      <w:r>
+        <w:t xml:space="preserve"> e demo</w:t>
+      </w:r>
+      <w:r>
+        <w:t>]</w:t>
+      </w:r>
+    </w:p>
+    <w:p>
+      <w:hyperlink r:id="rId14" w:history="1">
+        <w:r>
+          <w:rPr>
+            <w:rStyle w:val="Hyperlink"/>
+          </w:rPr>
+          <w:t>https://store.steampowered.com/app</w:t>
+        </w:r>
+        <w:r>
+          <w:rPr>
+            <w:rStyle w:val="Hyperlink"/>
+          </w:rPr>
+          <w:t>/</w:t>
+        </w:r>
+        <w:r>
+          <w:rPr>
+            <w:rStyle w:val="Hyperlink"/>
+          </w:rPr>
+          <w:t>204360/Castle_Crashers/</w:t>
+        </w:r>
+      </w:hyperlink>
+    </w:p>
+    <w:p/>
     <w:p>
       <w:r>
         <w:t xml:space="preserve">Charlie The </w:t>
@@ -154,16 +728,106 @@
       </w:r>
       <w:proofErr w:type="spellEnd"/>
       <w:r>
-        <w:t xml:space="preserve"> / 2</w:t>
-      </w:r>
-    </w:p>
+        <w:t xml:space="preserve"> </w:t>
+      </w:r>
+      <w:r>
+        <w:t xml:space="preserve">– Mike </w:t>
+      </w:r>
+      <w:proofErr w:type="spellStart"/>
+      <w:r>
+        <w:t>Wiering</w:t>
+      </w:r>
+      <w:proofErr w:type="spellEnd"/>
+    </w:p>
+    <w:p>
+      <w:r>
+        <w:t>[contém sequência</w:t>
+      </w:r>
+      <w:r>
+        <w:t xml:space="preserve"> – ela tem DLC</w:t>
+      </w:r>
+      <w:r>
+        <w:t>]</w:t>
+      </w:r>
+    </w:p>
+    <w:p>
+      <w:hyperlink r:id="rId15" w:history="1">
+        <w:r>
+          <w:rPr>
+            <w:rStyle w:val="Hyperlink"/>
+          </w:rPr>
+          <w:t>https://store.steampowered.co</w:t>
+        </w:r>
+        <w:r>
+          <w:rPr>
+            <w:rStyle w:val="Hyperlink"/>
+          </w:rPr>
+          <w:t>m</w:t>
+        </w:r>
+        <w:r>
+          <w:rPr>
+            <w:rStyle w:val="Hyperlink"/>
+          </w:rPr>
+          <w:t>/app/691250/Charlie_the_Duck/</w:t>
+        </w:r>
+      </w:hyperlink>
+    </w:p>
+    <w:p/>
     <w:p>
       <w:proofErr w:type="spellStart"/>
       <w:r>
         <w:t>Chime</w:t>
       </w:r>
       <w:proofErr w:type="spellEnd"/>
-    </w:p>
+      <w:r>
+        <w:t xml:space="preserve"> </w:t>
+      </w:r>
+      <w:r>
+        <w:t>–</w:t>
+      </w:r>
+      <w:r>
+        <w:t xml:space="preserve"> </w:t>
+      </w:r>
+      <w:proofErr w:type="spellStart"/>
+      <w:r>
+        <w:t>Zo</w:t>
+      </w:r>
+      <w:r>
+        <w:t>ë</w:t>
+      </w:r>
+      <w:proofErr w:type="spellEnd"/>
+      <w:r>
+        <w:t xml:space="preserve"> </w:t>
+      </w:r>
+      <w:proofErr w:type="spellStart"/>
+      <w:r>
+        <w:t>Mode</w:t>
+      </w:r>
+      <w:proofErr w:type="spellEnd"/>
+    </w:p>
+    <w:p>
+      <w:hyperlink r:id="rId16" w:history="1">
+        <w:r>
+          <w:rPr>
+            <w:rStyle w:val="Hyperlink"/>
+          </w:rPr>
+          <w:t>https://store.steamp</w:t>
+        </w:r>
+        <w:r>
+          <w:rPr>
+            <w:rStyle w:val="Hyperlink"/>
+          </w:rPr>
+          <w:t>o</w:t>
+        </w:r>
+        <w:r>
+          <w:rPr>
+            <w:rStyle w:val="Hyperlink"/>
+          </w:rPr>
+          <w:t>wered.com/app/62100/Chime/</w:t>
+        </w:r>
+      </w:hyperlink>
+    </w:p>
+    <w:p/>
     <w:p>
       <w:proofErr w:type="spellStart"/>
       <w:r>
@@ -173,7 +837,52 @@
       <w:r>
         <w:t xml:space="preserve"> Talk</w:t>
       </w:r>
-    </w:p>
+      <w:r>
+        <w:t xml:space="preserve"> – </w:t>
+      </w:r>
+      <w:proofErr w:type="spellStart"/>
+      <w:r>
+        <w:t>Toge</w:t>
+      </w:r>
+      <w:proofErr w:type="spellEnd"/>
+      <w:r>
+        <w:t xml:space="preserve"> Productions</w:t>
+      </w:r>
+    </w:p>
+    <w:p>
+      <w:r>
+        <w:t>[dividido em episódios</w:t>
+      </w:r>
+      <w:r>
+        <w:t>; contém uma demo</w:t>
+      </w:r>
+      <w:r>
+        <w:t>]</w:t>
+      </w:r>
+    </w:p>
+    <w:p>
+      <w:hyperlink r:id="rId17" w:history="1">
+        <w:r>
+          <w:rPr>
+            <w:rStyle w:val="Hyperlink"/>
+          </w:rPr>
+          <w:t>https://store.stea</w:t>
+        </w:r>
+        <w:r>
+          <w:rPr>
+            <w:rStyle w:val="Hyperlink"/>
+          </w:rPr>
+          <w:t>m</w:t>
+        </w:r>
+        <w:r>
+          <w:rPr>
+            <w:rStyle w:val="Hyperlink"/>
+          </w:rPr>
+          <w:t>powered.com/app/914800/Coffee_Talk/</w:t>
+        </w:r>
+      </w:hyperlink>
+    </w:p>
+    <w:p/>
     <w:p>
       <w:r>
         <w:t xml:space="preserve">Cookie </w:t>
@@ -183,15 +892,46 @@
         <w:t>Clicker</w:t>
       </w:r>
       <w:proofErr w:type="spellEnd"/>
-    </w:p>
-    <w:p>
-      <w:proofErr w:type="spellStart"/>
-      <w:r>
-        <w:t>Dandara</w:t>
-      </w:r>
-      <w:proofErr w:type="spellEnd"/>
-      <w:r>
-        <w:t xml:space="preserve">: </w:t>
+      <w:r>
+        <w:t xml:space="preserve"> – </w:t>
+      </w:r>
+      <w:proofErr w:type="spellStart"/>
+      <w:r>
+        <w:t>Orteil</w:t>
+      </w:r>
+      <w:proofErr w:type="spellEnd"/>
+    </w:p>
+    <w:p>
+      <w:r>
+        <w:t>[tem a versão de navegador e de celular]</w:t>
+      </w:r>
+    </w:p>
+    <w:p>
+      <w:hyperlink r:id="rId18" w:history="1">
+        <w:r>
+          <w:rPr>
+            <w:rStyle w:val="Hyperlink"/>
+          </w:rPr>
+          <w:t>https://store.steampo</w:t>
+        </w:r>
+        <w:r>
+          <w:rPr>
+            <w:rStyle w:val="Hyperlink"/>
+          </w:rPr>
+          <w:t>w</w:t>
+        </w:r>
+        <w:r>
+          <w:rPr>
+            <w:rStyle w:val="Hyperlink"/>
+          </w:rPr>
+          <w:t>ered.com/app/1454400/Cookie_Clicker/</w:t>
+        </w:r>
+      </w:hyperlink>
+    </w:p>
+    <w:p/>
+    <w:p>
+      <w:r>
+        <w:t xml:space="preserve">Dandara: </w:t>
       </w:r>
       <w:proofErr w:type="spellStart"/>
       <w:r>
@@ -207,14 +947,51 @@
       </w:r>
       <w:proofErr w:type="spellEnd"/>
       <w:r>
-        <w:t xml:space="preserve"> </w:t>
-      </w:r>
-      <w:proofErr w:type="spellStart"/>
-      <w:r>
-        <w:t>Fear</w:t>
-      </w:r>
-      <w:proofErr w:type="spellEnd"/>
-    </w:p>
+        <w:t xml:space="preserve"> Fear</w:t>
+      </w:r>
+      <w:r>
+        <w:t xml:space="preserve"> – </w:t>
+      </w:r>
+      <w:proofErr w:type="spellStart"/>
+      <w:r>
+        <w:t>Long</w:t>
+      </w:r>
+      <w:proofErr w:type="spellEnd"/>
+      <w:r>
+        <w:t xml:space="preserve"> </w:t>
+      </w:r>
+      <w:proofErr w:type="spellStart"/>
+      <w:r>
+        <w:t>Hat</w:t>
+      </w:r>
+      <w:proofErr w:type="spellEnd"/>
+      <w:r>
+        <w:t xml:space="preserve"> Horse</w:t>
+      </w:r>
+    </w:p>
+    <w:p>
+      <w:hyperlink r:id="rId19" w:history="1">
+        <w:r>
+          <w:rPr>
+            <w:rStyle w:val="Hyperlink"/>
+          </w:rPr>
+          <w:t>https://store.steampo</w:t>
+        </w:r>
+        <w:r>
+          <w:rPr>
+            <w:rStyle w:val="Hyperlink"/>
+          </w:rPr>
+          <w:t>w</w:t>
+        </w:r>
+        <w:r>
+          <w:rPr>
+            <w:rStyle w:val="Hyperlink"/>
+          </w:rPr>
+          <w:t>ered.com/app/612390/Dandara_Trials_of_Fear_Edition/</w:t>
+        </w:r>
+      </w:hyperlink>
+    </w:p>
+    <w:p/>
     <w:p>
       <w:r>
         <w:t xml:space="preserve">Date </w:t>
@@ -224,9 +1001,57 @@
         <w:t>Everything</w:t>
       </w:r>
       <w:proofErr w:type="spellEnd"/>
-    </w:p>
-    <w:p>
-      <w:r>
+      <w:r>
+        <w:t xml:space="preserve"> – </w:t>
+      </w:r>
+      <w:proofErr w:type="spellStart"/>
+      <w:r>
+        <w:t>Sassy</w:t>
+      </w:r>
+      <w:proofErr w:type="spellEnd"/>
+      <w:r>
+        <w:t xml:space="preserve"> </w:t>
+      </w:r>
+      <w:proofErr w:type="spellStart"/>
+      <w:r>
+        <w:t>Chap</w:t>
+      </w:r>
+      <w:proofErr w:type="spellEnd"/>
+      <w:r>
+        <w:t xml:space="preserve"> Games</w:t>
+      </w:r>
+    </w:p>
+    <w:p>
+      <w:r>
+        <w:t>[contém DLC]</w:t>
+      </w:r>
+    </w:p>
+    <w:p>
+      <w:hyperlink r:id="rId20" w:history="1">
+        <w:r>
+          <w:rPr>
+            <w:rStyle w:val="Hyperlink"/>
+          </w:rPr>
+          <w:t>https://store.s</w:t>
+        </w:r>
+        <w:r>
+          <w:rPr>
+            <w:rStyle w:val="Hyperlink"/>
+          </w:rPr>
+          <w:t>t</w:t>
+        </w:r>
+        <w:r>
+          <w:rPr>
+            <w:rStyle w:val="Hyperlink"/>
+          </w:rPr>
+          <w:t>eampowered.com/app/2201320/Date_Everything/</w:t>
+        </w:r>
+      </w:hyperlink>
+    </w:p>
+    <w:p/>
+    <w:p>
+      <w:r>
+        <w:lastRenderedPageBreak/>
         <w:t xml:space="preserve">Death </w:t>
       </w:r>
       <w:proofErr w:type="spellStart"/>
@@ -234,17 +1059,93 @@
         <w:t>Squared</w:t>
       </w:r>
       <w:proofErr w:type="spellEnd"/>
-    </w:p>
-    <w:p>
-      <w:proofErr w:type="spellStart"/>
-      <w:r>
-        <w:t>Defense</w:t>
-      </w:r>
-      <w:proofErr w:type="spellEnd"/>
-      <w:r>
-        <w:t xml:space="preserve"> Grid / 2</w:t>
-      </w:r>
-    </w:p>
+      <w:r>
+        <w:t xml:space="preserve"> – SMG Studio</w:t>
+      </w:r>
+    </w:p>
+    <w:p>
+      <w:hyperlink r:id="rId21" w:history="1">
+        <w:r>
+          <w:rPr>
+            <w:rStyle w:val="Hyperlink"/>
+          </w:rPr>
+          <w:t>https://store.steampowered.com/a</w:t>
+        </w:r>
+        <w:r>
+          <w:rPr>
+            <w:rStyle w:val="Hyperlink"/>
+          </w:rPr>
+          <w:t>p</w:t>
+        </w:r>
+        <w:r>
+          <w:rPr>
+            <w:rStyle w:val="Hyperlink"/>
+          </w:rPr>
+          <w:t>p/471810/Death_Squared/</w:t>
+        </w:r>
+      </w:hyperlink>
+    </w:p>
+    <w:p/>
+    <w:p>
+      <w:r>
+        <w:t>Defense Grid</w:t>
+      </w:r>
+      <w:r>
+        <w:t xml:space="preserve"> – </w:t>
+      </w:r>
+      <w:proofErr w:type="spellStart"/>
+      <w:r>
+        <w:t>Hidden</w:t>
+      </w:r>
+      <w:proofErr w:type="spellEnd"/>
+      <w:r>
+        <w:t xml:space="preserve"> Path </w:t>
+      </w:r>
+      <w:proofErr w:type="spellStart"/>
+      <w:r>
+        <w:t>Entertainment</w:t>
+      </w:r>
+      <w:proofErr w:type="spellEnd"/>
+    </w:p>
+    <w:p>
+      <w:r>
+        <w:t>[contém sequência</w:t>
+      </w:r>
+      <w:r>
+        <w:t xml:space="preserve"> e </w:t>
+      </w:r>
+      <w:proofErr w:type="spellStart"/>
+      <w:r>
+        <w:t>DLCs</w:t>
+      </w:r>
+      <w:proofErr w:type="spellEnd"/>
+      <w:r>
+        <w:t>]</w:t>
+      </w:r>
+    </w:p>
+    <w:p>
+      <w:hyperlink r:id="rId22" w:history="1">
+        <w:r>
+          <w:rPr>
+            <w:rStyle w:val="Hyperlink"/>
+          </w:rPr>
+          <w:t>https://store.steampowered.com/app/18500/Defe</w:t>
+        </w:r>
+        <w:r>
+          <w:rPr>
+            <w:rStyle w:val="Hyperlink"/>
+          </w:rPr>
+          <w:t>n</w:t>
+        </w:r>
+        <w:r>
+          <w:rPr>
+            <w:rStyle w:val="Hyperlink"/>
+          </w:rPr>
+          <w:t>se_Grid_The_Awakening/</w:t>
+        </w:r>
+      </w:hyperlink>
+    </w:p>
+    <w:p/>
     <w:p>
       <w:proofErr w:type="spellStart"/>
       <w:r>
@@ -270,7 +1171,52 @@
       <w:r>
         <w:t xml:space="preserve"> Club</w:t>
       </w:r>
-    </w:p>
+      <w:r>
+        <w:t xml:space="preserve"> </w:t>
+      </w:r>
+      <w:r>
+        <w:t xml:space="preserve">– Team </w:t>
+      </w:r>
+      <w:proofErr w:type="spellStart"/>
+      <w:r>
+        <w:t>Salvato</w:t>
+      </w:r>
+      <w:proofErr w:type="spellEnd"/>
+    </w:p>
+    <w:p>
+      <w:r>
+        <w:t>[</w:t>
+      </w:r>
+      <w:r>
+        <w:t xml:space="preserve">é grátis, porém </w:t>
+      </w:r>
+      <w:r>
+        <w:t>contém edição Plus]</w:t>
+      </w:r>
+    </w:p>
+    <w:p>
+      <w:hyperlink r:id="rId23" w:history="1">
+        <w:r>
+          <w:rPr>
+            <w:rStyle w:val="Hyperlink"/>
+          </w:rPr>
+          <w:t>https://store.steampowere</w:t>
+        </w:r>
+        <w:r>
+          <w:rPr>
+            <w:rStyle w:val="Hyperlink"/>
+          </w:rPr>
+          <w:t>d</w:t>
+        </w:r>
+        <w:r>
+          <w:rPr>
+            <w:rStyle w:val="Hyperlink"/>
+          </w:rPr>
+          <w:t>.com/app/698780/Doki_Doki_Literature_Club/</w:t>
+        </w:r>
+      </w:hyperlink>
+    </w:p>
+    <w:p/>
     <w:p>
       <w:proofErr w:type="spellStart"/>
       <w:r>
@@ -285,33 +1231,237 @@
         <w:t>Fortress</w:t>
       </w:r>
       <w:proofErr w:type="spellEnd"/>
-    </w:p>
+      <w:r>
+        <w:t xml:space="preserve"> – </w:t>
+      </w:r>
+      <w:proofErr w:type="spellStart"/>
+      <w:r>
+        <w:t>Kitfox</w:t>
+      </w:r>
+      <w:proofErr w:type="spellEnd"/>
+      <w:r>
+        <w:t xml:space="preserve"> Games</w:t>
+      </w:r>
+    </w:p>
+    <w:p>
+      <w:hyperlink r:id="rId24" w:history="1">
+        <w:r>
+          <w:rPr>
+            <w:rStyle w:val="Hyperlink"/>
+          </w:rPr>
+          <w:t>https://store.steampow</w:t>
+        </w:r>
+        <w:r>
+          <w:rPr>
+            <w:rStyle w:val="Hyperlink"/>
+          </w:rPr>
+          <w:t>e</w:t>
+        </w:r>
+        <w:r>
+          <w:rPr>
+            <w:rStyle w:val="Hyperlink"/>
+          </w:rPr>
+          <w:t>red.com/app/975370/Dwarf_Fortress/</w:t>
+        </w:r>
+      </w:hyperlink>
+    </w:p>
+    <w:p/>
+    <w:p>
+      <w:proofErr w:type="spellStart"/>
+      <w:r>
+        <w:t>Dwarf</w:t>
+      </w:r>
+      <w:proofErr w:type="spellEnd"/>
+      <w:r>
+        <w:t xml:space="preserve"> Journey – </w:t>
+      </w:r>
+      <w:proofErr w:type="spellStart"/>
+      <w:r>
+        <w:t>Orube</w:t>
+      </w:r>
+      <w:proofErr w:type="spellEnd"/>
+      <w:r>
+        <w:t xml:space="preserve"> Game Studio</w:t>
+      </w:r>
+    </w:p>
+    <w:p>
+      <w:hyperlink r:id="rId25" w:history="1">
+        <w:r>
+          <w:rPr>
+            <w:rStyle w:val="Hyperlink"/>
+          </w:rPr>
+          <w:t>https://store.steampowered.com/app/1501410/Dwarf_Journey/</w:t>
+        </w:r>
+      </w:hyperlink>
+    </w:p>
+    <w:p/>
     <w:p>
       <w:proofErr w:type="spellStart"/>
       <w:r>
         <w:t>Earthlock</w:t>
       </w:r>
       <w:proofErr w:type="spellEnd"/>
-    </w:p>
+      <w:r>
+        <w:t xml:space="preserve"> – </w:t>
+      </w:r>
+      <w:proofErr w:type="spellStart"/>
+      <w:r>
+        <w:t>Snowcastle</w:t>
+      </w:r>
+      <w:proofErr w:type="spellEnd"/>
+      <w:r>
+        <w:t xml:space="preserve"> Games</w:t>
+      </w:r>
+    </w:p>
+    <w:p>
+      <w:r>
+        <w:t>[contém sequência]</w:t>
+      </w:r>
+    </w:p>
+    <w:p>
+      <w:hyperlink r:id="rId26" w:history="1">
+        <w:r>
+          <w:rPr>
+            <w:rStyle w:val="Hyperlink"/>
+          </w:rPr>
+          <w:t>https://store.steam</w:t>
+        </w:r>
+        <w:r>
+          <w:rPr>
+            <w:rStyle w:val="Hyperlink"/>
+          </w:rPr>
+          <w:t>p</w:t>
+        </w:r>
+        <w:r>
+          <w:rPr>
+            <w:rStyle w:val="Hyperlink"/>
+          </w:rPr>
+          <w:t>owered.com/app/761030/EARTHLOCK/</w:t>
+        </w:r>
+      </w:hyperlink>
+    </w:p>
+    <w:p/>
     <w:p>
       <w:proofErr w:type="spellStart"/>
       <w:r>
         <w:t>Endacopia</w:t>
       </w:r>
       <w:proofErr w:type="spellEnd"/>
-    </w:p>
+      <w:r>
+        <w:t xml:space="preserve"> – </w:t>
+      </w:r>
+      <w:proofErr w:type="spellStart"/>
+      <w:r>
+        <w:t>Andyland</w:t>
+      </w:r>
+      <w:proofErr w:type="spellEnd"/>
+    </w:p>
+    <w:p>
+      <w:r>
+        <w:t>[contém demo]</w:t>
+      </w:r>
+    </w:p>
+    <w:p>
+      <w:hyperlink r:id="rId27" w:history="1">
+        <w:r>
+          <w:rPr>
+            <w:rStyle w:val="Hyperlink"/>
+          </w:rPr>
+          <w:t>https://store.steampowered.com/app/2684630/Endacopia/</w:t>
+        </w:r>
+      </w:hyperlink>
+    </w:p>
+    <w:p/>
     <w:p>
       <w:proofErr w:type="spellStart"/>
       <w:r>
         <w:t>Factorio</w:t>
       </w:r>
       <w:proofErr w:type="spellEnd"/>
-    </w:p>
+      <w:r>
+        <w:t xml:space="preserve"> – </w:t>
+      </w:r>
+      <w:proofErr w:type="spellStart"/>
+      <w:r>
+        <w:t>Wube</w:t>
+      </w:r>
+      <w:proofErr w:type="spellEnd"/>
+      <w:r>
+        <w:t xml:space="preserve"> Software</w:t>
+      </w:r>
+    </w:p>
+    <w:p>
+      <w:r>
+        <w:t>[contém demo e DLC]</w:t>
+      </w:r>
+    </w:p>
+    <w:p>
+      <w:hyperlink r:id="rId28" w:history="1">
+        <w:r>
+          <w:rPr>
+            <w:rStyle w:val="Hyperlink"/>
+          </w:rPr>
+          <w:t>https://store.s</w:t>
+        </w:r>
+        <w:r>
+          <w:rPr>
+            <w:rStyle w:val="Hyperlink"/>
+          </w:rPr>
+          <w:t>t</w:t>
+        </w:r>
+        <w:r>
+          <w:rPr>
+            <w:rStyle w:val="Hyperlink"/>
+          </w:rPr>
+          <w:t>eampowered.com/app/427520/Factorio/</w:t>
+        </w:r>
+      </w:hyperlink>
+    </w:p>
+    <w:p/>
     <w:p>
       <w:r>
         <w:t>Faith</w:t>
       </w:r>
-    </w:p>
+      <w:r>
+        <w:t xml:space="preserve"> – </w:t>
+      </w:r>
+      <w:proofErr w:type="spellStart"/>
+      <w:r>
+        <w:t>Airdorf</w:t>
+      </w:r>
+      <w:proofErr w:type="spellEnd"/>
+      <w:r>
+        <w:t xml:space="preserve"> Games</w:t>
+      </w:r>
+    </w:p>
+    <w:p>
+      <w:r>
+        <w:t>[contém demo]</w:t>
+      </w:r>
+    </w:p>
+    <w:p>
+      <w:hyperlink r:id="rId29" w:history="1">
+        <w:r>
+          <w:rPr>
+            <w:rStyle w:val="Hyperlink"/>
+          </w:rPr>
+          <w:t>https://store.steampower</w:t>
+        </w:r>
+        <w:r>
+          <w:rPr>
+            <w:rStyle w:val="Hyperlink"/>
+          </w:rPr>
+          <w:t>e</w:t>
+        </w:r>
+        <w:r>
+          <w:rPr>
+            <w:rStyle w:val="Hyperlink"/>
+          </w:rPr>
+          <w:t>d.com/app/1179080/FAITH_The_Unholy_Trinity/</w:t>
+        </w:r>
+      </w:hyperlink>
+    </w:p>
+    <w:p/>
     <w:p>
       <w:proofErr w:type="spellStart"/>
       <w:r>
@@ -319,9 +1469,67 @@
       </w:r>
       <w:proofErr w:type="spellEnd"/>
       <w:r>
-        <w:t xml:space="preserve"> Simulator / 2 / 3</w:t>
-      </w:r>
-    </w:p>
+        <w:t xml:space="preserve"> Simulator </w:t>
+      </w:r>
+      <w:r>
+        <w:t xml:space="preserve">– </w:t>
+      </w:r>
+      <w:proofErr w:type="spellStart"/>
+      <w:r>
+        <w:t>Coffee</w:t>
+      </w:r>
+      <w:proofErr w:type="spellEnd"/>
+      <w:r>
+        <w:t xml:space="preserve"> </w:t>
+      </w:r>
+      <w:proofErr w:type="spellStart"/>
+      <w:r>
+        <w:t>Stain</w:t>
+      </w:r>
+      <w:proofErr w:type="spellEnd"/>
+      <w:r>
+        <w:t xml:space="preserve"> </w:t>
+      </w:r>
+      <w:proofErr w:type="spellStart"/>
+      <w:r>
+        <w:t>Studios</w:t>
+      </w:r>
+      <w:proofErr w:type="spellEnd"/>
+    </w:p>
+    <w:p>
+      <w:r>
+        <w:t>[contém sequência</w:t>
+      </w:r>
+      <w:r>
+        <w:t>s</w:t>
+      </w:r>
+      <w:r>
+        <w:t xml:space="preserve"> e remaster]</w:t>
+      </w:r>
+    </w:p>
+    <w:p>
+      <w:hyperlink r:id="rId30" w:history="1">
+        <w:r>
+          <w:rPr>
+            <w:rStyle w:val="Hyperlink"/>
+          </w:rPr>
+          <w:t>https://store.</w:t>
+        </w:r>
+        <w:r>
+          <w:rPr>
+            <w:rStyle w:val="Hyperlink"/>
+          </w:rPr>
+          <w:t>s</w:t>
+        </w:r>
+        <w:r>
+          <w:rPr>
+            <w:rStyle w:val="Hyperlink"/>
+          </w:rPr>
+          <w:t>teampowered.com/app/265930/Goat_Simulator/</w:t>
+        </w:r>
+      </w:hyperlink>
+    </w:p>
+    <w:p/>
     <w:p>
       <w:r>
         <w:t xml:space="preserve">Golden </w:t>
@@ -351,7 +1559,59 @@
       <w:r>
         <w:t xml:space="preserve"> Green</w:t>
       </w:r>
-    </w:p>
+      <w:r>
+        <w:t xml:space="preserve"> – </w:t>
+      </w:r>
+      <w:proofErr w:type="spellStart"/>
+      <w:r>
+        <w:t>Dreaming</w:t>
+      </w:r>
+      <w:proofErr w:type="spellEnd"/>
+      <w:r>
+        <w:t xml:space="preserve"> </w:t>
+      </w:r>
+      <w:proofErr w:type="spellStart"/>
+      <w:r>
+        <w:t>Door</w:t>
+      </w:r>
+      <w:proofErr w:type="spellEnd"/>
+      <w:r>
+        <w:t xml:space="preserve"> </w:t>
+      </w:r>
+      <w:proofErr w:type="spellStart"/>
+      <w:r>
+        <w:t>Studios</w:t>
+      </w:r>
+      <w:proofErr w:type="spellEnd"/>
+    </w:p>
+    <w:p>
+      <w:r>
+        <w:t>[contém demo]</w:t>
+      </w:r>
+    </w:p>
+    <w:p>
+      <w:hyperlink r:id="rId31" w:history="1">
+        <w:r>
+          <w:rPr>
+            <w:rStyle w:val="Hyperlink"/>
+          </w:rPr>
+          <w:t>https://store.steampowere</w:t>
+        </w:r>
+        <w:r>
+          <w:rPr>
+            <w:rStyle w:val="Hyperlink"/>
+          </w:rPr>
+          <w:t>d</w:t>
+        </w:r>
+        <w:r>
+          <w:rPr>
+            <w:rStyle w:val="Hyperlink"/>
+          </w:rPr>
+          <w:t>.com/app/1065100/Golden_Treasure_The_Great_Green/</w:t>
+        </w:r>
+      </w:hyperlink>
+    </w:p>
+    <w:p/>
     <w:p>
       <w:proofErr w:type="spellStart"/>
       <w:r>
@@ -366,17 +1626,85 @@
         <w:t>Clicker</w:t>
       </w:r>
       <w:proofErr w:type="spellEnd"/>
-    </w:p>
-    <w:p>
-      <w:proofErr w:type="spellStart"/>
-      <w:r>
-        <w:t>Hades</w:t>
-      </w:r>
-      <w:proofErr w:type="spellEnd"/>
-      <w:r>
-        <w:t xml:space="preserve"> (o primeiro, porque no site só tem o segundo)</w:t>
-      </w:r>
-    </w:p>
+      <w:r>
+        <w:t xml:space="preserve"> – </w:t>
+      </w:r>
+      <w:proofErr w:type="spellStart"/>
+      <w:r>
+        <w:t>EvilCharm</w:t>
+      </w:r>
+      <w:proofErr w:type="spellEnd"/>
+      <w:r>
+        <w:t xml:space="preserve"> Games</w:t>
+      </w:r>
+    </w:p>
+    <w:p>
+      <w:r>
+        <w:t>[é grátis, dá pra baixar e colocar no site]</w:t>
+      </w:r>
+    </w:p>
+    <w:p>
+      <w:hyperlink r:id="rId32" w:history="1">
+        <w:r>
+          <w:rPr>
+            <w:rStyle w:val="Hyperlink"/>
+          </w:rPr>
+          <w:t>https://store.steampowered.com/a</w:t>
+        </w:r>
+        <w:r>
+          <w:rPr>
+            <w:rStyle w:val="Hyperlink"/>
+          </w:rPr>
+          <w:t>p</w:t>
+        </w:r>
+        <w:r>
+          <w:rPr>
+            <w:rStyle w:val="Hyperlink"/>
+          </w:rPr>
+          <w:t>p/1160750/Grim_Clicker/</w:t>
+        </w:r>
+      </w:hyperlink>
+    </w:p>
+    <w:p/>
+    <w:p>
+      <w:r>
+        <w:t>Hades (o primeiro, porque no site só tem o segundo)</w:t>
+      </w:r>
+      <w:r>
+        <w:t xml:space="preserve"> – </w:t>
+      </w:r>
+      <w:proofErr w:type="spellStart"/>
+      <w:r>
+        <w:t>Supergiant</w:t>
+      </w:r>
+      <w:proofErr w:type="spellEnd"/>
+      <w:r>
+        <w:t xml:space="preserve"> Games</w:t>
+      </w:r>
+    </w:p>
+    <w:p>
+      <w:hyperlink r:id="rId33" w:history="1">
+        <w:r>
+          <w:rPr>
+            <w:rStyle w:val="Hyperlink"/>
+          </w:rPr>
+          <w:t>https://store.steampowered.c</w:t>
+        </w:r>
+        <w:r>
+          <w:rPr>
+            <w:rStyle w:val="Hyperlink"/>
+          </w:rPr>
+          <w:t>o</w:t>
+        </w:r>
+        <w:r>
+          <w:rPr>
+            <w:rStyle w:val="Hyperlink"/>
+          </w:rPr>
+          <w:t>m/app/1145360/Hades/</w:t>
+        </w:r>
+      </w:hyperlink>
+    </w:p>
+    <w:p/>
     <w:p>
       <w:proofErr w:type="spellStart"/>
       <w:r>
@@ -387,13 +1715,48 @@
         <w:t xml:space="preserve"> Chase Turbo</w:t>
       </w:r>
     </w:p>
+    <w:p/>
     <w:p>
       <w:proofErr w:type="spellStart"/>
       <w:r>
         <w:t>Hue</w:t>
       </w:r>
       <w:proofErr w:type="spellEnd"/>
-    </w:p>
+      <w:r>
+        <w:t xml:space="preserve"> – </w:t>
+      </w:r>
+      <w:proofErr w:type="spellStart"/>
+      <w:r>
+        <w:t>Fiddlesticks</w:t>
+      </w:r>
+      <w:proofErr w:type="spellEnd"/>
+      <w:r>
+        <w:t xml:space="preserve"> Games</w:t>
+      </w:r>
+    </w:p>
+    <w:p>
+      <w:hyperlink r:id="rId34" w:history="1">
+        <w:r>
+          <w:rPr>
+            <w:rStyle w:val="Hyperlink"/>
+          </w:rPr>
+          <w:t>https://store.steampowered</w:t>
+        </w:r>
+        <w:r>
+          <w:rPr>
+            <w:rStyle w:val="Hyperlink"/>
+          </w:rPr>
+          <w:t>.</w:t>
+        </w:r>
+        <w:r>
+          <w:rPr>
+            <w:rStyle w:val="Hyperlink"/>
+          </w:rPr>
+          <w:t>com/app/383270/Hue/</w:t>
+        </w:r>
+      </w:hyperlink>
+    </w:p>
+    <w:p/>
     <w:p>
       <w:proofErr w:type="spellStart"/>
       <w:r>
@@ -401,8 +1764,41 @@
       </w:r>
       <w:proofErr w:type="spellEnd"/>
       <w:r>
-        <w:t xml:space="preserve"> </w:t>
-      </w:r>
+        <w:t xml:space="preserve"> Defense – </w:t>
+      </w:r>
+      <w:proofErr w:type="spellStart"/>
+      <w:r>
+        <w:t>Brave</w:t>
+      </w:r>
+      <w:proofErr w:type="spellEnd"/>
+      <w:r>
+        <w:t xml:space="preserve"> Wolf Studio</w:t>
+      </w:r>
+    </w:p>
+    <w:p>
+      <w:hyperlink r:id="rId35" w:history="1">
+        <w:r>
+          <w:rPr>
+            <w:rStyle w:val="Hyperlink"/>
+          </w:rPr>
+          <w:t>https://store.steam</w:t>
+        </w:r>
+        <w:r>
+          <w:rPr>
+            <w:rStyle w:val="Hyperlink"/>
+          </w:rPr>
+          <w:t>p</w:t>
+        </w:r>
+        <w:r>
+          <w:rPr>
+            <w:rStyle w:val="Hyperlink"/>
+          </w:rPr>
+          <w:t>owered.com/app/512070/Hue_Defense/</w:t>
+        </w:r>
+      </w:hyperlink>
+    </w:p>
+    <w:p/>
+    <w:p>
       <w:proofErr w:type="spellStart"/>
       <w:r>
         <w:t>Hue</w:t>
@@ -413,30 +1809,99 @@
       </w:r>
       <w:proofErr w:type="spellStart"/>
       <w:r>
-        <w:t>Defense</w:t>
-      </w:r>
-      <w:proofErr w:type="spellEnd"/>
-    </w:p>
-    <w:p>
-      <w:r>
-        <w:lastRenderedPageBreak/>
+        <w:t>Hue</w:t>
+      </w:r>
+      <w:proofErr w:type="spellEnd"/>
+      <w:r>
+        <w:t xml:space="preserve"> Defense</w:t>
+      </w:r>
+      <w:r>
+        <w:t xml:space="preserve"> – </w:t>
+      </w:r>
+      <w:proofErr w:type="spellStart"/>
+      <w:r>
+        <w:t>Hue</w:t>
+      </w:r>
+      <w:proofErr w:type="spellEnd"/>
+      <w:r>
+        <w:t xml:space="preserve"> Game </w:t>
+      </w:r>
+      <w:proofErr w:type="spellStart"/>
+      <w:r>
+        <w:t>Dev</w:t>
+      </w:r>
+      <w:proofErr w:type="spellEnd"/>
+    </w:p>
+    <w:p>
+      <w:r>
+        <w:t>[contém demo]</w:t>
+      </w:r>
+    </w:p>
+    <w:p>
+      <w:hyperlink r:id="rId36" w:history="1">
+        <w:r>
+          <w:rPr>
+            <w:rStyle w:val="Hyperlink"/>
+          </w:rPr>
+          <w:t>https://store.</w:t>
+        </w:r>
+        <w:r>
+          <w:rPr>
+            <w:rStyle w:val="Hyperlink"/>
+          </w:rPr>
+          <w:t>s</w:t>
+        </w:r>
+        <w:r>
+          <w:rPr>
+            <w:rStyle w:val="Hyperlink"/>
+          </w:rPr>
+          <w:t>teampowered.com/app/3125310/Hue_Hue_Defense/</w:t>
+        </w:r>
+      </w:hyperlink>
+    </w:p>
+    <w:p/>
+    <w:p>
+      <w:r>
+        <w:t>I Am Bread</w:t>
+      </w:r>
+      <w:r>
+        <w:t xml:space="preserve"> – Bossa </w:t>
+      </w:r>
+      <w:proofErr w:type="spellStart"/>
+      <w:r>
+        <w:t>Studios</w:t>
+      </w:r>
+      <w:proofErr w:type="spellEnd"/>
+    </w:p>
+    <w:p>
+      <w:hyperlink r:id="rId37" w:history="1">
+        <w:r>
+          <w:rPr>
+            <w:rStyle w:val="Hyperlink"/>
+          </w:rPr>
+          <w:t>https://store.steampowered.com/</w:t>
+        </w:r>
+        <w:r>
+          <w:rPr>
+            <w:rStyle w:val="Hyperlink"/>
+          </w:rPr>
+          <w:t>a</w:t>
+        </w:r>
+        <w:r>
+          <w:rPr>
+            <w:rStyle w:val="Hyperlink"/>
+          </w:rPr>
+          <w:t>pp/327890/I_Am_Bread/</w:t>
+        </w:r>
+      </w:hyperlink>
+    </w:p>
+    <w:p/>
+    <w:p>
+      <w:r>
         <w:t xml:space="preserve">I </w:t>
       </w:r>
       <w:proofErr w:type="spellStart"/>
       <w:r>
-        <w:t>Am</w:t>
-      </w:r>
-      <w:proofErr w:type="spellEnd"/>
-      <w:r>
-        <w:t xml:space="preserve"> Bread</w:t>
-      </w:r>
-    </w:p>
-    <w:p>
-      <w:r>
-        <w:t xml:space="preserve">I </w:t>
-      </w:r>
-      <w:proofErr w:type="spellStart"/>
-      <w:r>
         <w:t>Hurt</w:t>
       </w:r>
       <w:proofErr w:type="spellEnd"/>
@@ -448,7 +1913,104 @@
         <w:t>Myself</w:t>
       </w:r>
       <w:proofErr w:type="spellEnd"/>
-    </w:p>
+      <w:r>
+        <w:t xml:space="preserve"> - </w:t>
+      </w:r>
+      <w:proofErr w:type="spellStart"/>
+      <w:r>
+        <w:t>pastellexists</w:t>
+      </w:r>
+      <w:proofErr w:type="spellEnd"/>
+    </w:p>
+    <w:p>
+      <w:hyperlink r:id="rId38" w:history="1">
+        <w:r>
+          <w:rPr>
+            <w:rStyle w:val="Hyperlink"/>
+          </w:rPr>
+          <w:t xml:space="preserve">i </w:t>
+        </w:r>
+        <w:proofErr w:type="spellStart"/>
+        <w:r>
+          <w:rPr>
+            <w:rStyle w:val="Hyperlink"/>
+          </w:rPr>
+          <w:t>hurt</w:t>
+        </w:r>
+        <w:proofErr w:type="spellEnd"/>
+        <w:r>
+          <w:rPr>
+            <w:rStyle w:val="Hyperlink"/>
+          </w:rPr>
+          <w:t xml:space="preserve"> </w:t>
+        </w:r>
+        <w:proofErr w:type="spellStart"/>
+        <w:r>
+          <w:rPr>
+            <w:rStyle w:val="Hyperlink"/>
+          </w:rPr>
+          <w:t>myself</w:t>
+        </w:r>
+        <w:proofErr w:type="spellEnd"/>
+        <w:r>
+          <w:rPr>
+            <w:rStyle w:val="Hyperlink"/>
+          </w:rPr>
+          <w:t xml:space="preserve"> - </w:t>
+        </w:r>
+        <w:proofErr w:type="spellStart"/>
+        <w:r>
+          <w:rPr>
+            <w:rStyle w:val="Hyperlink"/>
+          </w:rPr>
+          <w:t>postjam</w:t>
+        </w:r>
+        <w:proofErr w:type="spellEnd"/>
+        <w:r>
+          <w:rPr>
+            <w:rStyle w:val="Hyperlink"/>
+          </w:rPr>
+          <w:t xml:space="preserve"> </w:t>
+        </w:r>
+        <w:proofErr w:type="spellStart"/>
+        <w:r>
+          <w:rPr>
+            <w:rStyle w:val="Hyperlink"/>
+          </w:rPr>
+          <w:t>edition</w:t>
+        </w:r>
+        <w:proofErr w:type="spellEnd"/>
+        <w:r>
+          <w:rPr>
+            <w:rStyle w:val="Hyperlink"/>
+          </w:rPr>
+          <w:t xml:space="preserve"> </w:t>
+        </w:r>
+        <w:proofErr w:type="spellStart"/>
+        <w:r>
+          <w:rPr>
+            <w:rStyle w:val="Hyperlink"/>
+          </w:rPr>
+          <w:t>by</w:t>
+        </w:r>
+        <w:proofErr w:type="spellEnd"/>
+        <w:r>
+          <w:rPr>
+            <w:rStyle w:val="Hyperlink"/>
+          </w:rPr>
+          <w:t xml:space="preserve"> </w:t>
+        </w:r>
+        <w:proofErr w:type="spellStart"/>
+        <w:r>
+          <w:rPr>
+            <w:rStyle w:val="Hyperlink"/>
+          </w:rPr>
+          <w:t>pastellexists</w:t>
+        </w:r>
+        <w:proofErr w:type="spellEnd"/>
+      </w:hyperlink>
+    </w:p>
+    <w:p/>
     <w:p>
       <w:proofErr w:type="spellStart"/>
       <w:r>
@@ -456,6 +2018,7 @@
       </w:r>
       <w:proofErr w:type="spellEnd"/>
     </w:p>
+    <w:p/>
     <w:p>
       <w:r>
         <w:t xml:space="preserve">In </w:t>
@@ -465,7 +2028,43 @@
         <w:t>Between</w:t>
       </w:r>
       <w:proofErr w:type="spellEnd"/>
-    </w:p>
+      <w:r>
+        <w:t xml:space="preserve"> – </w:t>
+      </w:r>
+      <w:proofErr w:type="spellStart"/>
+      <w:r>
+        <w:t>Gentlymad</w:t>
+      </w:r>
+      <w:proofErr w:type="spellEnd"/>
+    </w:p>
+    <w:p>
+      <w:r>
+        <w:t>[contém demo]</w:t>
+      </w:r>
+    </w:p>
+    <w:p>
+      <w:hyperlink r:id="rId39" w:history="1">
+        <w:r>
+          <w:rPr>
+            <w:rStyle w:val="Hyperlink"/>
+          </w:rPr>
+          <w:t>https://sto</w:t>
+        </w:r>
+        <w:r>
+          <w:rPr>
+            <w:rStyle w:val="Hyperlink"/>
+          </w:rPr>
+          <w:t>r</w:t>
+        </w:r>
+        <w:r>
+          <w:rPr>
+            <w:rStyle w:val="Hyperlink"/>
+          </w:rPr>
+          <w:t>e.steampowered.com/app/388420/In_Between/</w:t>
+        </w:r>
+      </w:hyperlink>
+    </w:p>
+    <w:p/>
     <w:p>
       <w:proofErr w:type="spellStart"/>
       <w:r>
@@ -475,20 +2074,97 @@
       <w:r>
         <w:t xml:space="preserve"> 2</w:t>
       </w:r>
-    </w:p>
+      <w:r>
+        <w:t xml:space="preserve"> – </w:t>
+      </w:r>
+      <w:proofErr w:type="spellStart"/>
+      <w:r>
+        <w:t>Prineside</w:t>
+      </w:r>
+      <w:proofErr w:type="spellEnd"/>
+    </w:p>
+    <w:p>
+      <w:r>
+        <w:t>[é grátis, dá pra baixar e colocar no site]</w:t>
+      </w:r>
+    </w:p>
+    <w:p>
+      <w:hyperlink r:id="rId40" w:history="1">
+        <w:r>
+          <w:rPr>
+            <w:rStyle w:val="Hyperlink"/>
+          </w:rPr>
+          <w:t>https://store.steampowered.com/app/937310/Infinitode_2__Infinite_Tower_Defense/</w:t>
+        </w:r>
+      </w:hyperlink>
+    </w:p>
+    <w:p/>
     <w:p>
       <w:proofErr w:type="spellStart"/>
       <w:r>
         <w:t>Inside</w:t>
       </w:r>
       <w:proofErr w:type="spellEnd"/>
-    </w:p>
+      <w:r>
+        <w:t xml:space="preserve"> </w:t>
+      </w:r>
+      <w:r>
+        <w:t>–</w:t>
+      </w:r>
+      <w:r>
+        <w:t xml:space="preserve"> </w:t>
+      </w:r>
+      <w:proofErr w:type="spellStart"/>
+      <w:r>
+        <w:t>Playdead</w:t>
+      </w:r>
+      <w:proofErr w:type="spellEnd"/>
+    </w:p>
+    <w:p>
+      <w:r>
+        <w:t>[contém demo]</w:t>
+      </w:r>
+    </w:p>
+    <w:p>
+      <w:hyperlink r:id="rId41" w:history="1">
+        <w:r>
+          <w:rPr>
+            <w:rStyle w:val="Hyperlink"/>
+          </w:rPr>
+          <w:t>https://store.steam</w:t>
+        </w:r>
+        <w:r>
+          <w:rPr>
+            <w:rStyle w:val="Hyperlink"/>
+          </w:rPr>
+          <w:t>p</w:t>
+        </w:r>
+        <w:r>
+          <w:rPr>
+            <w:rStyle w:val="Hyperlink"/>
+          </w:rPr>
+          <w:t>owered.com/app/304430/INSIDE/</w:t>
+        </w:r>
+      </w:hyperlink>
+    </w:p>
+    <w:p/>
     <w:p>
       <w:proofErr w:type="spellStart"/>
       <w:r>
         <w:t>Kkrieger</w:t>
       </w:r>
       <w:proofErr w:type="spellEnd"/>
+    </w:p>
+    <w:p/>
+    <w:p>
+      <w:proofErr w:type="spellStart"/>
+      <w:r>
+        <w:t>Lacey</w:t>
+      </w:r>
+      <w:proofErr w:type="spellEnd"/>
+      <w:r>
+        <w:t xml:space="preserve"> Games</w:t>
+      </w:r>
     </w:p>
     <w:p>
       <w:pPr>
@@ -498,398 +2174,1688 @@
           <w:iCs w:val="0"/>
         </w:rPr>
       </w:pPr>
-      <w:proofErr w:type="spellStart"/>
+    </w:p>
+    <w:p>
+      <w:r>
+        <w:t>Lia</w:t>
+      </w:r>
+      <w:r>
+        <w:t>:</w:t>
+      </w:r>
+      <w:r>
+        <w:t xml:space="preserve"> </w:t>
+      </w:r>
+      <w:proofErr w:type="spellStart"/>
+      <w:r>
+        <w:t>Hacking</w:t>
+      </w:r>
+      <w:proofErr w:type="spellEnd"/>
+      <w:r>
+        <w:t xml:space="preserve"> </w:t>
+      </w:r>
+      <w:proofErr w:type="spellStart"/>
+      <w:r>
+        <w:t>Destiny</w:t>
+      </w:r>
+      <w:proofErr w:type="spellEnd"/>
+      <w:r>
+        <w:t xml:space="preserve"> – </w:t>
+      </w:r>
+      <w:proofErr w:type="spellStart"/>
+      <w:r>
+        <w:t>Orube</w:t>
+      </w:r>
+      <w:proofErr w:type="spellEnd"/>
+      <w:r>
+        <w:t xml:space="preserve"> Game Studio</w:t>
+      </w:r>
+    </w:p>
+    <w:p>
+      <w:hyperlink r:id="rId42" w:history="1">
+        <w:r>
+          <w:rPr>
+            <w:rStyle w:val="Hyperlink"/>
+          </w:rPr>
+          <w:t>https://store.steampowered.com/app/3740360/Lia_Hacking_Destiny/</w:t>
+        </w:r>
+      </w:hyperlink>
+    </w:p>
+    <w:p/>
+    <w:p>
+      <w:r>
+        <w:t>Limbo</w:t>
+      </w:r>
+      <w:r>
+        <w:t xml:space="preserve"> – </w:t>
+      </w:r>
+      <w:proofErr w:type="spellStart"/>
+      <w:r>
+        <w:t>Playdead</w:t>
+      </w:r>
+      <w:proofErr w:type="spellEnd"/>
+    </w:p>
+    <w:p>
+      <w:r>
+        <w:t>[contém demo]</w:t>
+      </w:r>
+    </w:p>
+    <w:p>
+      <w:hyperlink r:id="rId43" w:history="1">
+        <w:r>
+          <w:rPr>
+            <w:rStyle w:val="Hyperlink"/>
+          </w:rPr>
+          <w:t>https://store.steampowered.com/app/</w:t>
+        </w:r>
+        <w:r>
+          <w:rPr>
+            <w:rStyle w:val="Hyperlink"/>
+          </w:rPr>
+          <w:t>4</w:t>
+        </w:r>
+        <w:r>
+          <w:rPr>
+            <w:rStyle w:val="Hyperlink"/>
+          </w:rPr>
+          <w:t>8000/LIMBO/</w:t>
+        </w:r>
+      </w:hyperlink>
+    </w:p>
+    <w:p/>
+    <w:p>
+      <w:r>
+        <w:t xml:space="preserve">Lovers In A </w:t>
+      </w:r>
+      <w:proofErr w:type="spellStart"/>
+      <w:r>
+        <w:t>Dangerous</w:t>
+      </w:r>
+      <w:proofErr w:type="spellEnd"/>
+      <w:r>
+        <w:t xml:space="preserve"> </w:t>
+      </w:r>
+      <w:proofErr w:type="spellStart"/>
+      <w:r>
+        <w:t>Spacetime</w:t>
+      </w:r>
+      <w:proofErr w:type="spellEnd"/>
+      <w:r>
+        <w:t xml:space="preserve"> – </w:t>
+      </w:r>
+      <w:proofErr w:type="spellStart"/>
+      <w:r>
+        <w:t>Asteroid</w:t>
+      </w:r>
+      <w:proofErr w:type="spellEnd"/>
+      <w:r>
+        <w:t xml:space="preserve"> Base</w:t>
+      </w:r>
+    </w:p>
+    <w:p>
+      <w:hyperlink r:id="rId44" w:history="1">
+        <w:r>
+          <w:rPr>
+            <w:rStyle w:val="Hyperlink"/>
+          </w:rPr>
+          <w:t>https://store</w:t>
+        </w:r>
+        <w:r>
+          <w:rPr>
+            <w:rStyle w:val="Hyperlink"/>
+          </w:rPr>
+          <w:t>.</w:t>
+        </w:r>
+        <w:r>
+          <w:rPr>
+            <w:rStyle w:val="Hyperlink"/>
+          </w:rPr>
+          <w:t>steampowered.com/app/252110/Lovers_in_a_Dangerous_Spacetime/</w:t>
+        </w:r>
+      </w:hyperlink>
+    </w:p>
+    <w:p/>
+    <w:p>
+      <w:proofErr w:type="spellStart"/>
+      <w:r>
+        <w:t>Lumines</w:t>
+      </w:r>
+      <w:proofErr w:type="spellEnd"/>
+    </w:p>
+    <w:p>
+      <w:r>
+        <w:t xml:space="preserve">[contém remaster e </w:t>
+      </w:r>
+      <w:r>
+        <w:t xml:space="preserve">“sequência” na </w:t>
+      </w:r>
+      <w:proofErr w:type="spellStart"/>
+      <w:r>
+        <w:t>Steam</w:t>
+      </w:r>
+      <w:proofErr w:type="spellEnd"/>
+      <w:r>
+        <w:t>]</w:t>
+      </w:r>
+    </w:p>
+    <w:p/>
+    <w:p>
+      <w:proofErr w:type="spellStart"/>
+      <w:r>
+        <w:t>Marooners</w:t>
+      </w:r>
+      <w:proofErr w:type="spellEnd"/>
+      <w:r>
+        <w:t xml:space="preserve"> – M2H</w:t>
+      </w:r>
+    </w:p>
+    <w:p>
+      <w:hyperlink r:id="rId45" w:history="1">
+        <w:r>
+          <w:rPr>
+            <w:rStyle w:val="Hyperlink"/>
+          </w:rPr>
+          <w:t>https://store.steampowered.</w:t>
+        </w:r>
+        <w:r>
+          <w:rPr>
+            <w:rStyle w:val="Hyperlink"/>
+          </w:rPr>
+          <w:t>c</w:t>
+        </w:r>
+        <w:r>
+          <w:rPr>
+            <w:rStyle w:val="Hyperlink"/>
+          </w:rPr>
+          <w:t>om/app/423810/Marooners/</w:t>
+        </w:r>
+      </w:hyperlink>
+    </w:p>
+    <w:p/>
+    <w:p>
+      <w:proofErr w:type="spellStart"/>
+      <w:r>
+        <w:t>Massive</w:t>
+      </w:r>
+      <w:proofErr w:type="spellEnd"/>
+      <w:r>
+        <w:t xml:space="preserve"> </w:t>
+      </w:r>
+      <w:proofErr w:type="spellStart"/>
+      <w:r>
+        <w:t>Chalice</w:t>
+      </w:r>
+      <w:proofErr w:type="spellEnd"/>
+      <w:r>
+        <w:t xml:space="preserve"> – Double Fine Productions</w:t>
+      </w:r>
+    </w:p>
+    <w:p>
+      <w:hyperlink r:id="rId46" w:history="1">
+        <w:r>
+          <w:rPr>
+            <w:rStyle w:val="Hyperlink"/>
+          </w:rPr>
+          <w:t>https://store.steampowered.com/</w:t>
+        </w:r>
+        <w:r>
+          <w:rPr>
+            <w:rStyle w:val="Hyperlink"/>
+          </w:rPr>
+          <w:t>a</w:t>
+        </w:r>
+        <w:r>
+          <w:rPr>
+            <w:rStyle w:val="Hyperlink"/>
+          </w:rPr>
+          <w:t>pp/246110/MASSIVE_CHALICE/</w:t>
+        </w:r>
+      </w:hyperlink>
+    </w:p>
+    <w:p/>
+    <w:p>
+      <w:r>
+        <w:t>Midnight Maid Night</w:t>
+      </w:r>
+      <w:r>
+        <w:t xml:space="preserve"> – </w:t>
+      </w:r>
+      <w:proofErr w:type="spellStart"/>
+      <w:r>
+        <w:t>Zed</w:t>
+      </w:r>
+      <w:proofErr w:type="spellEnd"/>
+      <w:r>
+        <w:t xml:space="preserve"> </w:t>
+      </w:r>
+      <w:proofErr w:type="spellStart"/>
+      <w:r>
+        <w:t>Technician</w:t>
+      </w:r>
+      <w:proofErr w:type="spellEnd"/>
+    </w:p>
+    <w:p>
+      <w:r>
+        <w:t>[é grátis, dá pra baixar e colocar no site]</w:t>
+      </w:r>
+    </w:p>
+    <w:p>
+      <w:hyperlink r:id="rId47" w:history="1">
+        <w:r>
+          <w:rPr>
+            <w:rStyle w:val="Hyperlink"/>
+          </w:rPr>
+          <w:t xml:space="preserve">Midnight Maid Night </w:t>
+        </w:r>
+        <w:proofErr w:type="spellStart"/>
+        <w:r>
+          <w:rPr>
+            <w:rStyle w:val="Hyperlink"/>
+          </w:rPr>
+          <w:t>by</w:t>
+        </w:r>
+        <w:proofErr w:type="spellEnd"/>
+        <w:r>
+          <w:rPr>
+            <w:rStyle w:val="Hyperlink"/>
+          </w:rPr>
+          <w:t xml:space="preserve"> </w:t>
+        </w:r>
+        <w:proofErr w:type="spellStart"/>
+        <w:r>
+          <w:rPr>
+            <w:rStyle w:val="Hyperlink"/>
+          </w:rPr>
+          <w:t>Zed_Technician</w:t>
+        </w:r>
+        <w:proofErr w:type="spellEnd"/>
+      </w:hyperlink>
+    </w:p>
+    <w:p/>
+    <w:p>
+      <w:proofErr w:type="spellStart"/>
+      <w:r>
+        <w:t>Mindustry</w:t>
+      </w:r>
+      <w:proofErr w:type="spellEnd"/>
+      <w:r>
+        <w:t xml:space="preserve"> – </w:t>
+      </w:r>
+      <w:proofErr w:type="spellStart"/>
+      <w:r>
+        <w:t>Anuken</w:t>
+      </w:r>
+      <w:proofErr w:type="spellEnd"/>
+    </w:p>
+    <w:p>
+      <w:r>
+        <w:t xml:space="preserve">[é grátis pela </w:t>
+      </w:r>
+      <w:proofErr w:type="spellStart"/>
+      <w:r>
+        <w:t>Itch</w:t>
+      </w:r>
+      <w:proofErr w:type="spellEnd"/>
+      <w:r>
+        <w:t>, portanto podemos pegar como “demo” de lá</w:t>
+      </w:r>
       <w:proofErr w:type="gramStart"/>
       <w:r>
-        <w:t>Lacey</w:t>
+        <w:t>...</w:t>
+      </w:r>
+      <w:proofErr w:type="gramEnd"/>
+      <w:r>
+        <w:t xml:space="preserve"> mas não queremos desmonetizar o trabalho do cidadão, né? ;)]</w:t>
+      </w:r>
+    </w:p>
+    <w:p>
+      <w:hyperlink r:id="rId48" w:history="1">
+        <w:r>
+          <w:rPr>
+            <w:rStyle w:val="Hyperlink"/>
+          </w:rPr>
+          <w:t>https://store.steampowered.co</w:t>
+        </w:r>
+        <w:r>
+          <w:rPr>
+            <w:rStyle w:val="Hyperlink"/>
+          </w:rPr>
+          <w:t>m</w:t>
+        </w:r>
+        <w:r>
+          <w:rPr>
+            <w:rStyle w:val="Hyperlink"/>
+          </w:rPr>
+          <w:t>/app/1127400/Mindustry/</w:t>
+        </w:r>
+      </w:hyperlink>
+    </w:p>
+    <w:p/>
+    <w:p>
+      <w:proofErr w:type="spellStart"/>
+      <w:r>
+        <w:t>Minicraft</w:t>
+      </w:r>
+      <w:proofErr w:type="spellEnd"/>
+    </w:p>
+    <w:p/>
+    <w:p>
+      <w:proofErr w:type="spellStart"/>
+      <w:r>
+        <w:t>Mulaka</w:t>
+      </w:r>
+      <w:proofErr w:type="spellEnd"/>
+      <w:r>
+        <w:t xml:space="preserve"> – </w:t>
+      </w:r>
+      <w:proofErr w:type="spellStart"/>
+      <w:r>
+        <w:t>Lienzo</w:t>
+      </w:r>
+      <w:proofErr w:type="spellEnd"/>
+    </w:p>
+    <w:p>
+      <w:hyperlink r:id="rId49" w:history="1">
+        <w:r>
+          <w:rPr>
+            <w:rStyle w:val="Hyperlink"/>
+          </w:rPr>
+          <w:t>https://</w:t>
+        </w:r>
+        <w:r>
+          <w:rPr>
+            <w:rStyle w:val="Hyperlink"/>
+          </w:rPr>
+          <w:t>s</w:t>
+        </w:r>
+        <w:r>
+          <w:rPr>
+            <w:rStyle w:val="Hyperlink"/>
+          </w:rPr>
+          <w:t>tore.steampowered.com/app/623640/Mulaka/</w:t>
+        </w:r>
+      </w:hyperlink>
+    </w:p>
+    <w:p/>
+    <w:p>
+      <w:r>
+        <w:t xml:space="preserve">Naval </w:t>
+      </w:r>
+      <w:proofErr w:type="spellStart"/>
+      <w:r>
+        <w:t>Warfare</w:t>
+      </w:r>
+      <w:proofErr w:type="spellEnd"/>
+      <w:r>
+        <w:t xml:space="preserve"> – Game </w:t>
+      </w:r>
+      <w:proofErr w:type="spellStart"/>
+      <w:r>
+        <w:t>Distillery</w:t>
+      </w:r>
+      <w:proofErr w:type="spellEnd"/>
+    </w:p>
+    <w:p>
+      <w:r>
+        <w:t>[faltou apenas a foto de exibição na Loja... pois o jogo possui dois nomes diferentes por Xbox 360 e pra PC]</w:t>
+      </w:r>
+    </w:p>
+    <w:p>
+      <w:hyperlink r:id="rId50" w:history="1">
+        <w:r>
+          <w:rPr>
+            <w:rStyle w:val="Hyperlink"/>
+          </w:rPr>
+          <w:t>https://s</w:t>
+        </w:r>
+        <w:r>
+          <w:rPr>
+            <w:rStyle w:val="Hyperlink"/>
+          </w:rPr>
+          <w:t>t</w:t>
+        </w:r>
+        <w:r>
+          <w:rPr>
+            <w:rStyle w:val="Hyperlink"/>
+          </w:rPr>
+          <w:t>ore.steampowered.com/app/98500/Naval_Warfare/</w:t>
+        </w:r>
+      </w:hyperlink>
+    </w:p>
+    <w:p/>
+    <w:p>
+      <w:r>
+        <w:t xml:space="preserve">No </w:t>
+      </w:r>
+      <w:proofErr w:type="spellStart"/>
+      <w:r>
+        <w:t>Strings</w:t>
+      </w:r>
+      <w:proofErr w:type="spellEnd"/>
+      <w:r>
+        <w:t xml:space="preserve"> </w:t>
+      </w:r>
+      <w:proofErr w:type="spellStart"/>
+      <w:r>
+        <w:t>Attached</w:t>
+      </w:r>
+      <w:proofErr w:type="spellEnd"/>
+      <w:r>
+        <w:t xml:space="preserve"> – </w:t>
+      </w:r>
+      <w:proofErr w:type="spellStart"/>
+      <w:r>
+        <w:t>Zed</w:t>
+      </w:r>
+      <w:proofErr w:type="spellEnd"/>
+      <w:r>
+        <w:t xml:space="preserve"> </w:t>
+      </w:r>
+      <w:proofErr w:type="spellStart"/>
+      <w:r>
+        <w:t>Technician</w:t>
+      </w:r>
+      <w:proofErr w:type="spellEnd"/>
+    </w:p>
+    <w:p>
+      <w:r>
+        <w:t>[é grátis, dá pra baixar e colocar no site]</w:t>
+      </w:r>
+    </w:p>
+    <w:p>
+      <w:hyperlink r:id="rId51" w:history="1">
+        <w:r>
+          <w:rPr>
+            <w:rStyle w:val="Hyperlink"/>
+          </w:rPr>
+          <w:t xml:space="preserve">No </w:t>
+        </w:r>
+        <w:proofErr w:type="spellStart"/>
+        <w:r>
+          <w:rPr>
+            <w:rStyle w:val="Hyperlink"/>
+          </w:rPr>
+          <w:t>Strings</w:t>
+        </w:r>
+        <w:proofErr w:type="spellEnd"/>
+        <w:r>
+          <w:rPr>
+            <w:rStyle w:val="Hyperlink"/>
+          </w:rPr>
+          <w:t xml:space="preserve"> </w:t>
+        </w:r>
+        <w:proofErr w:type="spellStart"/>
+        <w:r>
+          <w:rPr>
+            <w:rStyle w:val="Hyperlink"/>
+          </w:rPr>
+          <w:t>Attached</w:t>
+        </w:r>
+        <w:proofErr w:type="spellEnd"/>
+        <w:r>
+          <w:rPr>
+            <w:rStyle w:val="Hyperlink"/>
+          </w:rPr>
+          <w:t xml:space="preserve"> </w:t>
+        </w:r>
+        <w:proofErr w:type="spellStart"/>
+        <w:r>
+          <w:rPr>
+            <w:rStyle w:val="Hyperlink"/>
+          </w:rPr>
+          <w:t>by</w:t>
+        </w:r>
+        <w:proofErr w:type="spellEnd"/>
+        <w:r>
+          <w:rPr>
+            <w:rStyle w:val="Hyperlink"/>
+          </w:rPr>
+          <w:t xml:space="preserve"> </w:t>
+        </w:r>
+        <w:proofErr w:type="spellStart"/>
+        <w:r>
+          <w:rPr>
+            <w:rStyle w:val="Hyperlink"/>
+          </w:rPr>
+          <w:t>Zed_Technician</w:t>
+        </w:r>
+        <w:proofErr w:type="spellEnd"/>
+      </w:hyperlink>
+    </w:p>
+    <w:p/>
+    <w:p>
+      <w:proofErr w:type="spellStart"/>
+      <w:r>
+        <w:t>None</w:t>
+      </w:r>
+      <w:proofErr w:type="spellEnd"/>
+      <w:r>
+        <w:t xml:space="preserve"> </w:t>
+      </w:r>
+      <w:proofErr w:type="spellStart"/>
+      <w:r>
+        <w:t>Of</w:t>
+      </w:r>
+      <w:proofErr w:type="spellEnd"/>
+      <w:r>
+        <w:t xml:space="preserve"> </w:t>
+      </w:r>
+      <w:proofErr w:type="spellStart"/>
+      <w:r>
+        <w:t>Your</w:t>
+      </w:r>
+      <w:proofErr w:type="spellEnd"/>
+      <w:r>
+        <w:t xml:space="preserve"> Business</w:t>
+      </w:r>
+    </w:p>
+    <w:p/>
+    <w:p>
+      <w:r>
+        <w:t xml:space="preserve">Orion </w:t>
+      </w:r>
+      <w:proofErr w:type="spellStart"/>
+      <w:r>
+        <w:t>Sandbox</w:t>
+      </w:r>
+      <w:proofErr w:type="spellEnd"/>
+      <w:r>
+        <w:t xml:space="preserve"> – ALEKSKART</w:t>
+      </w:r>
+    </w:p>
+    <w:p>
+      <w:r>
+        <w:t>[é grátis, dá pra baixar e colocar no site]</w:t>
+      </w:r>
+    </w:p>
+    <w:p>
+      <w:hyperlink r:id="rId52" w:history="1">
+        <w:r>
+          <w:rPr>
+            <w:rStyle w:val="Hyperlink"/>
+          </w:rPr>
+          <w:t xml:space="preserve">Orion </w:t>
+        </w:r>
+        <w:proofErr w:type="spellStart"/>
+        <w:r>
+          <w:rPr>
+            <w:rStyle w:val="Hyperlink"/>
+          </w:rPr>
+          <w:t>Sandbox</w:t>
+        </w:r>
+        <w:proofErr w:type="spellEnd"/>
+        <w:r>
+          <w:rPr>
+            <w:rStyle w:val="Hyperlink"/>
+          </w:rPr>
+          <w:t xml:space="preserve"> </w:t>
+        </w:r>
+        <w:proofErr w:type="spellStart"/>
+        <w:r>
+          <w:rPr>
+            <w:rStyle w:val="Hyperlink"/>
+          </w:rPr>
+          <w:t>by</w:t>
+        </w:r>
+        <w:proofErr w:type="spellEnd"/>
+        <w:r>
+          <w:rPr>
+            <w:rStyle w:val="Hyperlink"/>
+          </w:rPr>
+          <w:t xml:space="preserve"> ALEKSKART - Game </w:t>
+        </w:r>
+        <w:proofErr w:type="spellStart"/>
+        <w:r>
+          <w:rPr>
+            <w:rStyle w:val="Hyperlink"/>
+          </w:rPr>
+          <w:t>Jolt</w:t>
+        </w:r>
+        <w:proofErr w:type="spellEnd"/>
+      </w:hyperlink>
+    </w:p>
+    <w:p/>
+    <w:p>
+      <w:r>
+        <w:t xml:space="preserve">Orion </w:t>
+      </w:r>
+      <w:proofErr w:type="spellStart"/>
+      <w:r>
+        <w:t>Sandbox</w:t>
+      </w:r>
+      <w:proofErr w:type="spellEnd"/>
+      <w:r>
+        <w:t xml:space="preserve"> </w:t>
+      </w:r>
+      <w:proofErr w:type="spellStart"/>
+      <w:r>
+        <w:t>Enhanced</w:t>
+      </w:r>
+      <w:proofErr w:type="spellEnd"/>
+      <w:r>
+        <w:t xml:space="preserve"> – Y8</w:t>
+      </w:r>
+    </w:p>
+    <w:p>
+      <w:hyperlink r:id="rId53" w:history="1">
+        <w:r>
+          <w:rPr>
+            <w:rStyle w:val="Hyperlink"/>
+          </w:rPr>
+          <w:t>https://store.steampowered.com/</w:t>
+        </w:r>
+        <w:r>
+          <w:rPr>
+            <w:rStyle w:val="Hyperlink"/>
+          </w:rPr>
+          <w:t>a</w:t>
+        </w:r>
+        <w:r>
+          <w:rPr>
+            <w:rStyle w:val="Hyperlink"/>
+          </w:rPr>
+          <w:t>pp/929670/Orion_Sandbox_Enhanced/</w:t>
+        </w:r>
+      </w:hyperlink>
+    </w:p>
+    <w:p/>
+    <w:p>
+      <w:proofErr w:type="spellStart"/>
+      <w:r>
+        <w:t>Overcooked</w:t>
+      </w:r>
+      <w:proofErr w:type="spellEnd"/>
+      <w:r>
+        <w:t xml:space="preserve"> </w:t>
+      </w:r>
+      <w:r>
+        <w:t>– Ghost Town Games</w:t>
+      </w:r>
+    </w:p>
+    <w:p>
+      <w:r>
+        <w:t>[contém sequência]</w:t>
+      </w:r>
+    </w:p>
+    <w:p>
+      <w:hyperlink r:id="rId54" w:history="1">
+        <w:r>
+          <w:rPr>
+            <w:rStyle w:val="Hyperlink"/>
+          </w:rPr>
+          <w:t>https://store.stea</w:t>
+        </w:r>
+        <w:r>
+          <w:rPr>
+            <w:rStyle w:val="Hyperlink"/>
+          </w:rPr>
+          <w:t>m</w:t>
+        </w:r>
+        <w:r>
+          <w:rPr>
+            <w:rStyle w:val="Hyperlink"/>
+          </w:rPr>
+          <w:t>powered.com/app/448510/Overcooked/</w:t>
+        </w:r>
+      </w:hyperlink>
+    </w:p>
+    <w:p/>
+    <w:p>
+      <w:proofErr w:type="spellStart"/>
+      <w:r>
+        <w:t>Oxenfree</w:t>
+      </w:r>
+      <w:proofErr w:type="spellEnd"/>
+      <w:r>
+        <w:t xml:space="preserve"> – Night </w:t>
+      </w:r>
+      <w:proofErr w:type="spellStart"/>
+      <w:r>
+        <w:t>School</w:t>
+      </w:r>
+      <w:proofErr w:type="spellEnd"/>
+      <w:r>
+        <w:t xml:space="preserve"> Studio</w:t>
+      </w:r>
+    </w:p>
+    <w:p>
+      <w:r>
+        <w:t>[contém sequência]</w:t>
+      </w:r>
+    </w:p>
+    <w:p>
+      <w:hyperlink r:id="rId55" w:history="1">
+        <w:r>
+          <w:rPr>
+            <w:rStyle w:val="Hyperlink"/>
+          </w:rPr>
+          <w:t>https://store.steampowered.co</w:t>
+        </w:r>
+        <w:r>
+          <w:rPr>
+            <w:rStyle w:val="Hyperlink"/>
+          </w:rPr>
+          <w:t>m</w:t>
+        </w:r>
+        <w:r>
+          <w:rPr>
+            <w:rStyle w:val="Hyperlink"/>
+          </w:rPr>
+          <w:t>/app/388880/Oxenfree/</w:t>
+        </w:r>
+      </w:hyperlink>
+    </w:p>
+    <w:p/>
+    <w:p>
+      <w:proofErr w:type="spellStart"/>
+      <w:r>
+        <w:t>Ping</w:t>
+      </w:r>
+      <w:proofErr w:type="spellEnd"/>
+      <w:r>
+        <w:t xml:space="preserve"> </w:t>
+      </w:r>
+      <w:r>
+        <w:t>– Nami Tentou</w:t>
+      </w:r>
+    </w:p>
+    <w:p>
+      <w:r>
+        <w:t>[contém derivados</w:t>
+      </w:r>
+      <w:r>
+        <w:t>, mas ele em si é grátis</w:t>
+      </w:r>
+      <w:r>
+        <w:t>]</w:t>
+      </w:r>
+    </w:p>
+    <w:p>
+      <w:hyperlink r:id="rId56" w:history="1">
+        <w:r>
+          <w:rPr>
+            <w:rStyle w:val="Hyperlink"/>
+          </w:rPr>
+          <w:t>https://store.</w:t>
+        </w:r>
+        <w:r>
+          <w:rPr>
+            <w:rStyle w:val="Hyperlink"/>
+          </w:rPr>
+          <w:t>s</w:t>
+        </w:r>
+        <w:r>
+          <w:rPr>
+            <w:rStyle w:val="Hyperlink"/>
+          </w:rPr>
+          <w:t>teampowered.com/app/363580/PING_15/</w:t>
+        </w:r>
+      </w:hyperlink>
+    </w:p>
+    <w:p/>
+    <w:p>
+      <w:r>
+        <w:t>Pizza Tower</w:t>
+      </w:r>
+      <w:r>
+        <w:t xml:space="preserve"> – Tour de Pizza</w:t>
+      </w:r>
+    </w:p>
+    <w:p>
+      <w:hyperlink r:id="rId57" w:history="1">
+        <w:r>
+          <w:rPr>
+            <w:rStyle w:val="Hyperlink"/>
+          </w:rPr>
+          <w:t>https://store.steampowered.com/app/2231450/Pizza</w:t>
+        </w:r>
+        <w:r>
+          <w:rPr>
+            <w:rStyle w:val="Hyperlink"/>
+          </w:rPr>
+          <w:t>_</w:t>
+        </w:r>
+        <w:r>
+          <w:rPr>
+            <w:rStyle w:val="Hyperlink"/>
+          </w:rPr>
+          <w:t>Tower/</w:t>
+        </w:r>
+      </w:hyperlink>
+    </w:p>
+    <w:p/>
+    <w:p>
+      <w:proofErr w:type="spellStart"/>
+      <w:r>
+        <w:t>Pretentious</w:t>
+      </w:r>
+      <w:proofErr w:type="spellEnd"/>
+      <w:r>
+        <w:t xml:space="preserve"> Game</w:t>
+      </w:r>
+      <w:r>
+        <w:t xml:space="preserve"> – </w:t>
+      </w:r>
+      <w:proofErr w:type="spellStart"/>
+      <w:r>
+        <w:t>Keybol</w:t>
+      </w:r>
+      <w:proofErr w:type="spellEnd"/>
+    </w:p>
+    <w:p>
+      <w:hyperlink r:id="rId58" w:history="1">
+        <w:r>
+          <w:rPr>
+            <w:rStyle w:val="Hyperlink"/>
+          </w:rPr>
+          <w:t>https://store.steamp</w:t>
+        </w:r>
+        <w:r>
+          <w:rPr>
+            <w:rStyle w:val="Hyperlink"/>
+          </w:rPr>
+          <w:t>o</w:t>
+        </w:r>
+        <w:r>
+          <w:rPr>
+            <w:rStyle w:val="Hyperlink"/>
+          </w:rPr>
+          <w:t>wered.com/app/279540/Pretentious_Game/</w:t>
+        </w:r>
+      </w:hyperlink>
+    </w:p>
+    <w:p/>
+    <w:p>
+      <w:proofErr w:type="spellStart"/>
+      <w:r>
+        <w:t>Rakuen</w:t>
+      </w:r>
+      <w:proofErr w:type="spellEnd"/>
+      <w:r>
+        <w:t xml:space="preserve"> – Laura </w:t>
+      </w:r>
+      <w:proofErr w:type="spellStart"/>
+      <w:r>
+        <w:t>Shigihara</w:t>
+      </w:r>
+      <w:proofErr w:type="spellEnd"/>
+    </w:p>
+    <w:p>
+      <w:hyperlink r:id="rId59" w:history="1">
+        <w:r>
+          <w:rPr>
+            <w:rStyle w:val="Hyperlink"/>
+          </w:rPr>
+          <w:t>https://stor</w:t>
+        </w:r>
+        <w:r>
+          <w:rPr>
+            <w:rStyle w:val="Hyperlink"/>
+          </w:rPr>
+          <w:t>e</w:t>
+        </w:r>
+        <w:r>
+          <w:rPr>
+            <w:rStyle w:val="Hyperlink"/>
+          </w:rPr>
+          <w:t>.steampowered.com/app/559210/Rakuen/</w:t>
+        </w:r>
+      </w:hyperlink>
+    </w:p>
+    <w:p/>
+    <w:p>
+      <w:proofErr w:type="spellStart"/>
+      <w:r>
+        <w:lastRenderedPageBreak/>
+        <w:t>Rivals</w:t>
+      </w:r>
+      <w:proofErr w:type="spellEnd"/>
+      <w:r>
+        <w:t xml:space="preserve"> </w:t>
+      </w:r>
+      <w:proofErr w:type="spellStart"/>
+      <w:r>
+        <w:t>Of</w:t>
+      </w:r>
+      <w:proofErr w:type="spellEnd"/>
+      <w:r>
+        <w:t xml:space="preserve"> </w:t>
+      </w:r>
+      <w:proofErr w:type="spellStart"/>
+      <w:r>
+        <w:t>Aether</w:t>
+      </w:r>
+      <w:proofErr w:type="spellEnd"/>
+      <w:r>
+        <w:t xml:space="preserve"> – </w:t>
+      </w:r>
+      <w:proofErr w:type="spellStart"/>
+      <w:r>
+        <w:t>Aether</w:t>
+      </w:r>
+      <w:proofErr w:type="spellEnd"/>
+      <w:r>
+        <w:t xml:space="preserve"> </w:t>
+      </w:r>
+      <w:proofErr w:type="spellStart"/>
+      <w:r>
+        <w:t>Studios</w:t>
+      </w:r>
+      <w:proofErr w:type="spellEnd"/>
+    </w:p>
+    <w:p>
+      <w:r>
+        <w:t>[contém sequência]</w:t>
+      </w:r>
+    </w:p>
+    <w:p>
+      <w:hyperlink r:id="rId60" w:history="1">
+        <w:r>
+          <w:rPr>
+            <w:rStyle w:val="Hyperlink"/>
+          </w:rPr>
+          <w:t>https://store.steampowered.com/app/383980/Rivals_of_Aether/</w:t>
+        </w:r>
+      </w:hyperlink>
+    </w:p>
+    <w:p/>
+    <w:p>
+      <w:proofErr w:type="spellStart"/>
+      <w:r>
+        <w:t>Runbow</w:t>
+      </w:r>
+      <w:proofErr w:type="spellEnd"/>
+      <w:r>
+        <w:t xml:space="preserve"> – 13AM Games</w:t>
+      </w:r>
+    </w:p>
+    <w:p>
+      <w:r>
+        <w:t xml:space="preserve">[contém </w:t>
+      </w:r>
+      <w:proofErr w:type="spellStart"/>
+      <w:r>
+        <w:t>DLCs</w:t>
+      </w:r>
+      <w:proofErr w:type="spellEnd"/>
+      <w:r>
+        <w:t>]</w:t>
+      </w:r>
+    </w:p>
+    <w:p>
+      <w:hyperlink r:id="rId61" w:history="1">
+        <w:r>
+          <w:rPr>
+            <w:rStyle w:val="Hyperlink"/>
+          </w:rPr>
+          <w:t>https://store.steampow</w:t>
+        </w:r>
+        <w:r>
+          <w:rPr>
+            <w:rStyle w:val="Hyperlink"/>
+          </w:rPr>
+          <w:t>e</w:t>
+        </w:r>
+        <w:r>
+          <w:rPr>
+            <w:rStyle w:val="Hyperlink"/>
+          </w:rPr>
+          <w:t>red.com/app/464650/Runbow/</w:t>
+        </w:r>
+      </w:hyperlink>
+    </w:p>
+    <w:p/>
+    <w:p>
+      <w:proofErr w:type="spellStart"/>
+      <w:r>
+        <w:t>Ruthless</w:t>
+      </w:r>
+      <w:proofErr w:type="spellEnd"/>
+      <w:r>
+        <w:t xml:space="preserve"> </w:t>
+      </w:r>
+      <w:proofErr w:type="spellStart"/>
+      <w:r>
+        <w:t>Conquest</w:t>
+      </w:r>
+      <w:proofErr w:type="spellEnd"/>
+      <w:r>
+        <w:t xml:space="preserve"> – </w:t>
+      </w:r>
+      <w:proofErr w:type="spellStart"/>
+      <w:r>
+        <w:t>Candy</w:t>
+      </w:r>
+      <w:proofErr w:type="spellEnd"/>
+      <w:r>
+        <w:t xml:space="preserve"> Rufus Games</w:t>
+      </w:r>
+    </w:p>
+    <w:p>
+      <w:r>
+        <w:t>[é grátis, dá pra baixar e colocar no site]</w:t>
+      </w:r>
+    </w:p>
+    <w:p>
+      <w:hyperlink r:id="rId62" w:history="1">
+        <w:r>
+          <w:rPr>
+            <w:rStyle w:val="Hyperlink"/>
+          </w:rPr>
+          <w:t>https://store.steampowered</w:t>
+        </w:r>
+        <w:r>
+          <w:rPr>
+            <w:rStyle w:val="Hyperlink"/>
+          </w:rPr>
+          <w:t>.</w:t>
+        </w:r>
+        <w:r>
+          <w:rPr>
+            <w:rStyle w:val="Hyperlink"/>
+          </w:rPr>
+          <w:t>com/app/1193550/Ruthless_Conquest/</w:t>
+        </w:r>
+      </w:hyperlink>
+    </w:p>
+    <w:p/>
+    <w:p>
+      <w:proofErr w:type="spellStart"/>
+      <w:r>
+        <w:t>Slime</w:t>
+      </w:r>
+      <w:proofErr w:type="spellEnd"/>
+      <w:r>
+        <w:t xml:space="preserve"> </w:t>
+      </w:r>
+      <w:proofErr w:type="spellStart"/>
+      <w:r>
+        <w:t>Rancher</w:t>
+      </w:r>
+      <w:proofErr w:type="spellEnd"/>
+      <w:r>
+        <w:t xml:space="preserve"> </w:t>
+      </w:r>
+      <w:r>
+        <w:t xml:space="preserve">– </w:t>
+      </w:r>
+      <w:proofErr w:type="spellStart"/>
+      <w:r>
+        <w:t>Monomi</w:t>
+      </w:r>
+      <w:proofErr w:type="spellEnd"/>
+      <w:r>
+        <w:t xml:space="preserve"> Park</w:t>
+      </w:r>
+    </w:p>
+    <w:p>
+      <w:r>
+        <w:t xml:space="preserve">[contém </w:t>
+      </w:r>
+      <w:proofErr w:type="spellStart"/>
+      <w:r>
+        <w:t>DLCs</w:t>
+      </w:r>
+      <w:proofErr w:type="spellEnd"/>
+      <w:r>
+        <w:t xml:space="preserve"> e sequência</w:t>
+      </w:r>
+      <w:r>
+        <w:t>; contém demo</w:t>
+      </w:r>
+      <w:r>
+        <w:t>]</w:t>
+      </w:r>
+    </w:p>
+    <w:p>
+      <w:hyperlink r:id="rId63" w:history="1">
+        <w:r>
+          <w:rPr>
+            <w:rStyle w:val="Hyperlink"/>
+          </w:rPr>
+          <w:t>https://store.steampowered.c</w:t>
+        </w:r>
+        <w:r>
+          <w:rPr>
+            <w:rStyle w:val="Hyperlink"/>
+          </w:rPr>
+          <w:t>o</w:t>
+        </w:r>
+        <w:r>
+          <w:rPr>
+            <w:rStyle w:val="Hyperlink"/>
+          </w:rPr>
+          <w:t>m/app/433340/Slime_Rancher/</w:t>
+        </w:r>
+      </w:hyperlink>
+    </w:p>
+    <w:p/>
+    <w:p>
+      <w:proofErr w:type="spellStart"/>
+      <w:r>
+        <w:t>So</w:t>
+      </w:r>
+      <w:proofErr w:type="spellEnd"/>
+      <w:r>
+        <w:t xml:space="preserve"> </w:t>
+      </w:r>
+      <w:proofErr w:type="spellStart"/>
+      <w:r>
+        <w:t>Many</w:t>
+      </w:r>
+      <w:proofErr w:type="spellEnd"/>
+      <w:r>
+        <w:t xml:space="preserve"> Me</w:t>
+      </w:r>
+      <w:r>
+        <w:t xml:space="preserve"> – </w:t>
+      </w:r>
+      <w:proofErr w:type="spellStart"/>
+      <w:r>
+        <w:t>Extend</w:t>
+      </w:r>
+      <w:proofErr w:type="spellEnd"/>
+      <w:r>
+        <w:t xml:space="preserve"> Studio</w:t>
+      </w:r>
+    </w:p>
+    <w:p>
+      <w:r>
+        <w:t>[contém demo]</w:t>
+      </w:r>
+    </w:p>
+    <w:p>
+      <w:hyperlink r:id="rId64" w:history="1">
+        <w:r>
+          <w:rPr>
+            <w:rStyle w:val="Hyperlink"/>
+          </w:rPr>
+          <w:t>https://store.steampowered.com/app/260</w:t>
+        </w:r>
+        <w:r>
+          <w:rPr>
+            <w:rStyle w:val="Hyperlink"/>
+          </w:rPr>
+          <w:t>5</w:t>
+        </w:r>
+        <w:r>
+          <w:rPr>
+            <w:rStyle w:val="Hyperlink"/>
+          </w:rPr>
+          <w:t>30/So_Many_Me/</w:t>
+        </w:r>
+      </w:hyperlink>
+    </w:p>
+    <w:p/>
+    <w:p>
+      <w:proofErr w:type="spellStart"/>
+      <w:r>
+        <w:t>Speedrunners</w:t>
+      </w:r>
+      <w:proofErr w:type="spellEnd"/>
+      <w:r>
+        <w:t xml:space="preserve"> </w:t>
+      </w:r>
+      <w:r>
+        <w:t xml:space="preserve">– </w:t>
+      </w:r>
+      <w:proofErr w:type="spellStart"/>
+      <w:r>
+        <w:t>DoubleDutch</w:t>
       </w:r>
       <w:proofErr w:type="spellEnd"/>
       <w:r>
         <w:t xml:space="preserve"> Games</w:t>
       </w:r>
-      <w:proofErr w:type="gramEnd"/>
-    </w:p>
-    <w:p>
-      <w:r>
-        <w:t xml:space="preserve">Lia </w:t>
-      </w:r>
-      <w:proofErr w:type="spellStart"/>
-      <w:r>
-        <w:t>Hacking</w:t>
-      </w:r>
-      <w:proofErr w:type="spellEnd"/>
-      <w:r>
-        <w:t xml:space="preserve"> </w:t>
-      </w:r>
-      <w:proofErr w:type="spellStart"/>
-      <w:r>
-        <w:t>Destiny</w:t>
-      </w:r>
-      <w:proofErr w:type="spellEnd"/>
-    </w:p>
-    <w:p>
-      <w:r>
-        <w:t>Limbo</w:t>
-      </w:r>
-    </w:p>
-    <w:p>
-      <w:proofErr w:type="spellStart"/>
-      <w:proofErr w:type="gramStart"/>
-      <w:r>
-        <w:t>Lovers</w:t>
-      </w:r>
-      <w:proofErr w:type="spellEnd"/>
-      <w:r>
-        <w:t xml:space="preserve"> In</w:t>
-      </w:r>
-      <w:proofErr w:type="gramEnd"/>
-      <w:r>
-        <w:t xml:space="preserve"> A </w:t>
-      </w:r>
-      <w:proofErr w:type="spellStart"/>
-      <w:r>
-        <w:t>Dangerous</w:t>
-      </w:r>
-      <w:proofErr w:type="spellEnd"/>
-      <w:r>
-        <w:t xml:space="preserve"> </w:t>
-      </w:r>
-      <w:proofErr w:type="spellStart"/>
-      <w:r>
-        <w:t>Spacetime</w:t>
-      </w:r>
-      <w:proofErr w:type="spellEnd"/>
-    </w:p>
-    <w:p>
-      <w:proofErr w:type="spellStart"/>
-      <w:r>
-        <w:t>Lumines</w:t>
-      </w:r>
-      <w:proofErr w:type="spellEnd"/>
-    </w:p>
-    <w:p>
-      <w:proofErr w:type="spellStart"/>
-      <w:r>
-        <w:t>Marooners</w:t>
-      </w:r>
-      <w:proofErr w:type="spellEnd"/>
-    </w:p>
-    <w:p>
-      <w:proofErr w:type="spellStart"/>
-      <w:r>
-        <w:t>Massive</w:t>
-      </w:r>
-      <w:proofErr w:type="spellEnd"/>
-      <w:r>
-        <w:t xml:space="preserve"> </w:t>
-      </w:r>
-      <w:proofErr w:type="spellStart"/>
-      <w:r>
-        <w:t>Chalice</w:t>
-      </w:r>
-      <w:proofErr w:type="spellEnd"/>
-    </w:p>
-    <w:p>
-      <w:proofErr w:type="spellStart"/>
-      <w:r>
-        <w:t>Mindustry</w:t>
-      </w:r>
-      <w:proofErr w:type="spellEnd"/>
-    </w:p>
-    <w:p>
-      <w:proofErr w:type="spellStart"/>
-      <w:r>
-        <w:t>Minicraft</w:t>
-      </w:r>
-      <w:proofErr w:type="spellEnd"/>
-    </w:p>
-    <w:p>
-      <w:proofErr w:type="spellStart"/>
-      <w:r>
-        <w:t>Mulaka</w:t>
-      </w:r>
-      <w:proofErr w:type="spellEnd"/>
-    </w:p>
-    <w:p>
-      <w:r>
-        <w:t xml:space="preserve">Naval </w:t>
-      </w:r>
-      <w:proofErr w:type="spellStart"/>
-      <w:r>
-        <w:t>Warfare</w:t>
-      </w:r>
-      <w:proofErr w:type="spellEnd"/>
-    </w:p>
-    <w:p>
-      <w:proofErr w:type="spellStart"/>
-      <w:r>
-        <w:t>None</w:t>
-      </w:r>
-      <w:proofErr w:type="spellEnd"/>
-      <w:r>
-        <w:t xml:space="preserve"> </w:t>
-      </w:r>
-      <w:proofErr w:type="spellStart"/>
-      <w:r>
-        <w:t>Of</w:t>
-      </w:r>
-      <w:proofErr w:type="spellEnd"/>
-      <w:r>
-        <w:t xml:space="preserve"> </w:t>
-      </w:r>
-      <w:proofErr w:type="spellStart"/>
-      <w:r>
-        <w:t>Your</w:t>
-      </w:r>
-      <w:proofErr w:type="spellEnd"/>
-      <w:r>
-        <w:t xml:space="preserve"> Business</w:t>
-      </w:r>
-    </w:p>
-    <w:p>
-      <w:r>
-        <w:t xml:space="preserve">Orion </w:t>
-      </w:r>
-      <w:proofErr w:type="spellStart"/>
-      <w:r>
-        <w:t>Sandbox</w:t>
-      </w:r>
-      <w:proofErr w:type="spellEnd"/>
-    </w:p>
-    <w:p>
-      <w:proofErr w:type="spellStart"/>
-      <w:r>
-        <w:t>Overcooked</w:t>
+    </w:p>
+    <w:p>
+      <w:r>
+        <w:t>[contém sequência]</w:t>
+      </w:r>
+    </w:p>
+    <w:p>
+      <w:hyperlink r:id="rId65" w:history="1">
+        <w:r>
+          <w:rPr>
+            <w:rStyle w:val="Hyperlink"/>
+          </w:rPr>
+          <w:t>https://store.steampowered.com/app/207140/SpeedRunners/</w:t>
+        </w:r>
+      </w:hyperlink>
+    </w:p>
+    <w:p/>
+    <w:p>
+      <w:proofErr w:type="spellStart"/>
+      <w:r>
+        <w:t>Spelunky</w:t>
+      </w:r>
+      <w:proofErr w:type="spellEnd"/>
+      <w:r>
+        <w:t xml:space="preserve"> </w:t>
+      </w:r>
+      <w:r>
+        <w:t xml:space="preserve">– </w:t>
+      </w:r>
+      <w:proofErr w:type="spellStart"/>
+      <w:r>
+        <w:t>Mossmouth</w:t>
+      </w:r>
+      <w:proofErr w:type="spellEnd"/>
+    </w:p>
+    <w:p>
+      <w:r>
+        <w:t>[contém sequência]</w:t>
+      </w:r>
+    </w:p>
+    <w:p>
+      <w:hyperlink r:id="rId66" w:history="1">
+        <w:r>
+          <w:rPr>
+            <w:rStyle w:val="Hyperlink"/>
+          </w:rPr>
+          <w:t>https://store.steampowered.com/app/239350/Spelunky/</w:t>
+        </w:r>
+      </w:hyperlink>
+    </w:p>
+    <w:p/>
+    <w:p>
+      <w:proofErr w:type="spellStart"/>
+      <w:r>
+        <w:t>Spookware</w:t>
+      </w:r>
+      <w:proofErr w:type="spellEnd"/>
+    </w:p>
+    <w:p>
+      <w:hyperlink r:id="rId67" w:history="1">
+        <w:r>
+          <w:rPr>
+            <w:rStyle w:val="Hyperlink"/>
+          </w:rPr>
+          <w:t>https://store.steampowered.com/app/1786640/SPOOKWARE_Watch_Party/</w:t>
+        </w:r>
+      </w:hyperlink>
+    </w:p>
+    <w:p>
+      <w:hyperlink r:id="rId68" w:history="1">
+        <w:r>
+          <w:rPr>
+            <w:rStyle w:val="Hyperlink"/>
+          </w:rPr>
+          <w:t>https://store.steampowered.com/app/1574250/SPOOKWARE/</w:t>
+        </w:r>
+      </w:hyperlink>
+    </w:p>
+    <w:p/>
+    <w:p>
+      <w:proofErr w:type="spellStart"/>
+      <w:r>
+        <w:t>Stardew</w:t>
+      </w:r>
+      <w:proofErr w:type="spellEnd"/>
+      <w:r>
+        <w:t xml:space="preserve"> Valley</w:t>
+      </w:r>
+      <w:r>
+        <w:t xml:space="preserve"> – </w:t>
+      </w:r>
+      <w:proofErr w:type="spellStart"/>
+      <w:r>
+        <w:t>ConcernedApe</w:t>
+      </w:r>
+      <w:proofErr w:type="spellEnd"/>
+    </w:p>
+    <w:p>
+      <w:hyperlink r:id="rId69" w:history="1">
+        <w:r>
+          <w:rPr>
+            <w:rStyle w:val="Hyperlink"/>
+          </w:rPr>
+          <w:t>https://store.steampowered.com/app/41315</w:t>
+        </w:r>
+        <w:r>
+          <w:rPr>
+            <w:rStyle w:val="Hyperlink"/>
+          </w:rPr>
+          <w:t>0</w:t>
+        </w:r>
+        <w:r>
+          <w:rPr>
+            <w:rStyle w:val="Hyperlink"/>
+          </w:rPr>
+          <w:t>/Stardew_Valley/</w:t>
+        </w:r>
+      </w:hyperlink>
+    </w:p>
+    <w:p/>
+    <w:p>
+      <w:proofErr w:type="spellStart"/>
+      <w:r>
+        <w:t>Subnautica</w:t>
+      </w:r>
+      <w:proofErr w:type="spellEnd"/>
+      <w:r>
+        <w:t xml:space="preserve"> – </w:t>
+      </w:r>
+      <w:proofErr w:type="spellStart"/>
+      <w:r>
+        <w:t>Unknown</w:t>
+      </w:r>
+      <w:proofErr w:type="spellEnd"/>
+      <w:r>
+        <w:t xml:space="preserve"> Worlds </w:t>
+      </w:r>
+      <w:proofErr w:type="spellStart"/>
+      <w:r>
+        <w:t>Entertainment</w:t>
+      </w:r>
+      <w:proofErr w:type="spellEnd"/>
+    </w:p>
+    <w:p>
+      <w:r>
+        <w:t>[contém sequência]</w:t>
+      </w:r>
+    </w:p>
+    <w:p>
+      <w:hyperlink r:id="rId70" w:history="1">
+        <w:r>
+          <w:rPr>
+            <w:rStyle w:val="Hyperlink"/>
+          </w:rPr>
+          <w:t>https://store.steampowered.com/a</w:t>
+        </w:r>
+        <w:r>
+          <w:rPr>
+            <w:rStyle w:val="Hyperlink"/>
+          </w:rPr>
+          <w:t>p</w:t>
+        </w:r>
+        <w:r>
+          <w:rPr>
+            <w:rStyle w:val="Hyperlink"/>
+          </w:rPr>
+          <w:t>p/264710/Subnautica/</w:t>
+        </w:r>
+      </w:hyperlink>
+    </w:p>
+    <w:p/>
+    <w:p>
+      <w:proofErr w:type="spellStart"/>
+      <w:r>
+        <w:t>Supaplex</w:t>
+      </w:r>
+      <w:proofErr w:type="spellEnd"/>
+      <w:r>
+        <w:t xml:space="preserve"> – </w:t>
+      </w:r>
+      <w:proofErr w:type="spellStart"/>
+      <w:r>
+        <w:t>InArcade</w:t>
+      </w:r>
+      <w:proofErr w:type="spellEnd"/>
+    </w:p>
+    <w:p>
+      <w:r>
+        <w:t>[é uma franquia]</w:t>
+      </w:r>
+    </w:p>
+    <w:p>
+      <w:hyperlink r:id="rId71" w:history="1">
+        <w:r>
+          <w:rPr>
+            <w:rStyle w:val="Hyperlink"/>
+          </w:rPr>
+          <w:t>https://store.ste</w:t>
+        </w:r>
+        <w:r>
+          <w:rPr>
+            <w:rStyle w:val="Hyperlink"/>
+          </w:rPr>
+          <w:t>a</w:t>
+        </w:r>
+        <w:r>
+          <w:rPr>
+            <w:rStyle w:val="Hyperlink"/>
+          </w:rPr>
+          <w:t>mpowered.com/app/833140/Supaplex/</w:t>
+        </w:r>
+      </w:hyperlink>
+    </w:p>
+    <w:p/>
+    <w:p>
+      <w:r>
+        <w:t xml:space="preserve">Super </w:t>
+      </w:r>
+      <w:proofErr w:type="spellStart"/>
+      <w:r>
+        <w:t>Mombo</w:t>
+      </w:r>
+      <w:proofErr w:type="spellEnd"/>
+      <w:r>
+        <w:t xml:space="preserve"> Quest</w:t>
+      </w:r>
+      <w:r>
+        <w:t xml:space="preserve"> – </w:t>
+      </w:r>
+      <w:proofErr w:type="spellStart"/>
+      <w:r>
+        <w:t>Orube</w:t>
+      </w:r>
+      <w:proofErr w:type="spellEnd"/>
+      <w:r>
+        <w:t xml:space="preserve"> Game Studio</w:t>
+      </w:r>
+    </w:p>
+    <w:p>
+      <w:hyperlink r:id="rId72" w:history="1">
+        <w:r>
+          <w:rPr>
+            <w:rStyle w:val="Hyperlink"/>
+          </w:rPr>
+          <w:t>https://store.steampowered.com/app/1262040/Super_Mombo_Quest/</w:t>
+        </w:r>
+      </w:hyperlink>
+    </w:p>
+    <w:p/>
+    <w:p>
+      <w:proofErr w:type="spellStart"/>
+      <w:r>
+        <w:t>Superhot</w:t>
+      </w:r>
+      <w:proofErr w:type="spellEnd"/>
+      <w:r>
+        <w:t xml:space="preserve"> – SUPERHOT Team</w:t>
+      </w:r>
+    </w:p>
+    <w:p>
+      <w:r>
+        <w:t>[é uma franquia ou contém uma sequência/DLC]</w:t>
+      </w:r>
+    </w:p>
+    <w:p>
+      <w:hyperlink r:id="rId73" w:history="1">
+        <w:r>
+          <w:rPr>
+            <w:rStyle w:val="Hyperlink"/>
+          </w:rPr>
+          <w:t>https://store.steampowered.com/app/322500/SUPERHOT/</w:t>
+        </w:r>
+      </w:hyperlink>
+    </w:p>
+    <w:p/>
+    <w:p>
+      <w:proofErr w:type="spellStart"/>
+      <w:r>
+        <w:t>Superliminal</w:t>
+      </w:r>
+      <w:proofErr w:type="spellEnd"/>
+      <w:r>
+        <w:t xml:space="preserve"> – </w:t>
+      </w:r>
+      <w:proofErr w:type="spellStart"/>
+      <w:r>
+        <w:t>Pillow</w:t>
+      </w:r>
+      <w:proofErr w:type="spellEnd"/>
+      <w:r>
+        <w:t xml:space="preserve"> Castle</w:t>
+      </w:r>
+    </w:p>
+    <w:p>
+      <w:hyperlink r:id="rId74" w:history="1">
+        <w:r>
+          <w:rPr>
+            <w:rStyle w:val="Hyperlink"/>
+          </w:rPr>
+          <w:t>https://sto</w:t>
+        </w:r>
+        <w:r>
+          <w:rPr>
+            <w:rStyle w:val="Hyperlink"/>
+          </w:rPr>
+          <w:t>r</w:t>
+        </w:r>
+        <w:r>
+          <w:rPr>
+            <w:rStyle w:val="Hyperlink"/>
+          </w:rPr>
+          <w:t>e.steampowered.com/app/1049410/Superliminal/</w:t>
+        </w:r>
+      </w:hyperlink>
+    </w:p>
+    <w:p/>
+    <w:p>
+      <w:proofErr w:type="spellStart"/>
+      <w:r>
+        <w:t>Survivalcraft</w:t>
       </w:r>
       <w:proofErr w:type="spellEnd"/>
       <w:r>
         <w:t xml:space="preserve"> / 2</w:t>
       </w:r>
     </w:p>
-    <w:p>
-      <w:proofErr w:type="spellStart"/>
-      <w:r>
-        <w:t>Oxenfree</w:t>
-      </w:r>
-      <w:proofErr w:type="spellEnd"/>
-    </w:p>
-    <w:p>
-      <w:proofErr w:type="spellStart"/>
-      <w:r>
-        <w:t>Ping</w:t>
-      </w:r>
-      <w:proofErr w:type="spellEnd"/>
-      <w:r>
-        <w:t xml:space="preserve"> </w:t>
-      </w:r>
-      <w:proofErr w:type="spellStart"/>
-      <w:r>
-        <w:t>Redux</w:t>
-      </w:r>
-      <w:proofErr w:type="spellEnd"/>
-      <w:r>
-        <w:t xml:space="preserve"> / 1.5+</w:t>
-      </w:r>
-    </w:p>
-    <w:p>
-      <w:r>
-        <w:t>Pizza Tower</w:t>
-      </w:r>
-    </w:p>
-    <w:p>
-      <w:proofErr w:type="spellStart"/>
-      <w:proofErr w:type="gramStart"/>
-      <w:r>
-        <w:t>Pretentious</w:t>
-      </w:r>
-      <w:proofErr w:type="spellEnd"/>
-      <w:r>
-        <w:t xml:space="preserve"> Game</w:t>
-      </w:r>
-      <w:proofErr w:type="gramEnd"/>
-    </w:p>
-    <w:p>
-      <w:proofErr w:type="spellStart"/>
-      <w:r>
-        <w:t>Rakuen</w:t>
-      </w:r>
-      <w:proofErr w:type="spellEnd"/>
-    </w:p>
-    <w:p>
-      <w:proofErr w:type="spellStart"/>
-      <w:r>
-        <w:t>Rivals</w:t>
-      </w:r>
-      <w:proofErr w:type="spellEnd"/>
-      <w:r>
-        <w:t xml:space="preserve"> </w:t>
-      </w:r>
-      <w:proofErr w:type="spellStart"/>
-      <w:r>
-        <w:t>Of</w:t>
-      </w:r>
-      <w:proofErr w:type="spellEnd"/>
-      <w:r>
-        <w:t xml:space="preserve"> </w:t>
-      </w:r>
-      <w:proofErr w:type="spellStart"/>
-      <w:r>
-        <w:t>Aether</w:t>
-      </w:r>
-      <w:proofErr w:type="spellEnd"/>
-    </w:p>
-    <w:p>
-      <w:proofErr w:type="spellStart"/>
-      <w:r>
-        <w:t>Runbow</w:t>
-      </w:r>
-      <w:proofErr w:type="spellEnd"/>
-    </w:p>
-    <w:p>
-      <w:proofErr w:type="spellStart"/>
-      <w:r>
-        <w:t>Ruthless</w:t>
-      </w:r>
-      <w:proofErr w:type="spellEnd"/>
-      <w:r>
-        <w:t xml:space="preserve"> </w:t>
-      </w:r>
-      <w:proofErr w:type="spellStart"/>
-      <w:r>
-        <w:t>Conquest</w:t>
-      </w:r>
-      <w:proofErr w:type="spellEnd"/>
-    </w:p>
-    <w:p>
-      <w:proofErr w:type="spellStart"/>
-      <w:r>
-        <w:t>Slime</w:t>
-      </w:r>
-      <w:proofErr w:type="spellEnd"/>
-      <w:r>
-        <w:t xml:space="preserve"> </w:t>
-      </w:r>
-      <w:proofErr w:type="spellStart"/>
-      <w:r>
-        <w:t>Rancher</w:t>
-      </w:r>
-      <w:proofErr w:type="spellEnd"/>
-      <w:r>
-        <w:t xml:space="preserve"> / 2</w:t>
-      </w:r>
-    </w:p>
-    <w:p>
-      <w:proofErr w:type="spellStart"/>
-      <w:r>
-        <w:t>So</w:t>
-      </w:r>
-      <w:proofErr w:type="spellEnd"/>
-      <w:r>
-        <w:t xml:space="preserve"> </w:t>
-      </w:r>
-      <w:proofErr w:type="spellStart"/>
-      <w:r>
-        <w:t>Many</w:t>
-      </w:r>
-      <w:proofErr w:type="spellEnd"/>
-      <w:r>
-        <w:t xml:space="preserve"> Me</w:t>
-      </w:r>
-    </w:p>
-    <w:p>
-      <w:proofErr w:type="spellStart"/>
-      <w:r>
-        <w:lastRenderedPageBreak/>
-        <w:t>Speedrunners</w:t>
-      </w:r>
-      <w:proofErr w:type="spellEnd"/>
-      <w:r>
-        <w:t xml:space="preserve"> / 2</w:t>
-      </w:r>
-    </w:p>
-    <w:p>
-      <w:proofErr w:type="spellStart"/>
-      <w:r>
-        <w:t>Spelunky</w:t>
-      </w:r>
-      <w:proofErr w:type="spellEnd"/>
-      <w:r>
-        <w:t xml:space="preserve"> / 2</w:t>
-      </w:r>
-    </w:p>
-    <w:p>
-      <w:proofErr w:type="spellStart"/>
-      <w:r>
-        <w:t>Stardew</w:t>
-      </w:r>
-      <w:proofErr w:type="spellEnd"/>
-      <w:r>
-        <w:t xml:space="preserve"> Valley</w:t>
-      </w:r>
-    </w:p>
-    <w:p>
-      <w:proofErr w:type="spellStart"/>
-      <w:r>
-        <w:t>Subnautica</w:t>
-      </w:r>
-      <w:proofErr w:type="spellEnd"/>
-    </w:p>
-    <w:p>
-      <w:proofErr w:type="spellStart"/>
-      <w:r>
-        <w:t>Supaplex</w:t>
-      </w:r>
-      <w:proofErr w:type="spellEnd"/>
-    </w:p>
-    <w:p>
-      <w:proofErr w:type="spellStart"/>
-      <w:r>
-        <w:t>Super</w:t>
-      </w:r>
-      <w:proofErr w:type="spellEnd"/>
-      <w:r>
-        <w:t xml:space="preserve"> </w:t>
-      </w:r>
-      <w:proofErr w:type="spellStart"/>
-      <w:r>
-        <w:t>Mombo</w:t>
-      </w:r>
-      <w:proofErr w:type="spellEnd"/>
-      <w:r>
-        <w:t xml:space="preserve"> Quest</w:t>
-      </w:r>
-    </w:p>
-    <w:p>
-      <w:proofErr w:type="spellStart"/>
-      <w:r>
-        <w:t>Superhot</w:t>
-      </w:r>
-      <w:proofErr w:type="spellEnd"/>
-    </w:p>
-    <w:p>
-      <w:proofErr w:type="spellStart"/>
-      <w:r>
-        <w:t>Superliminal</w:t>
-      </w:r>
-      <w:proofErr w:type="spellEnd"/>
-    </w:p>
-    <w:p>
-      <w:proofErr w:type="spellStart"/>
-      <w:r>
-        <w:t>Survivalcraft</w:t>
-      </w:r>
-      <w:proofErr w:type="spellEnd"/>
-      <w:r>
-        <w:t xml:space="preserve"> / 2</w:t>
-      </w:r>
-    </w:p>
+    <w:p/>
     <w:p>
       <w:proofErr w:type="spellStart"/>
       <w:r>
         <w:t>Swinsanity</w:t>
       </w:r>
       <w:proofErr w:type="spellEnd"/>
-    </w:p>
+      <w:r>
+        <w:t xml:space="preserve"> – </w:t>
+      </w:r>
+      <w:proofErr w:type="spellStart"/>
+      <w:r>
+        <w:t>Decoy</w:t>
+      </w:r>
+      <w:proofErr w:type="spellEnd"/>
+      <w:r>
+        <w:t xml:space="preserve"> Games</w:t>
+      </w:r>
+    </w:p>
+    <w:p>
+      <w:r>
+        <w:t xml:space="preserve">[contém </w:t>
+      </w:r>
+      <w:proofErr w:type="spellStart"/>
+      <w:r>
+        <w:t>DLCs</w:t>
+      </w:r>
+      <w:proofErr w:type="spellEnd"/>
+      <w:r>
+        <w:t>]</w:t>
+      </w:r>
+    </w:p>
+    <w:p>
+      <w:hyperlink r:id="rId75" w:history="1">
+        <w:r>
+          <w:rPr>
+            <w:rStyle w:val="Hyperlink"/>
+          </w:rPr>
+          <w:t>https://store.steampowered.com/app/877800/Swimsanity/</w:t>
+        </w:r>
+      </w:hyperlink>
+    </w:p>
+    <w:p/>
+    <w:p>
+      <w:r>
+        <w:t xml:space="preserve">The Bit More </w:t>
+      </w:r>
+      <w:proofErr w:type="spellStart"/>
+      <w:r>
+        <w:t>Know</w:t>
+      </w:r>
+      <w:proofErr w:type="spellEnd"/>
+      <w:r>
+        <w:t xml:space="preserve"> Zero</w:t>
+      </w:r>
+      <w:r>
+        <w:t xml:space="preserve"> – </w:t>
+      </w:r>
+      <w:proofErr w:type="spellStart"/>
+      <w:r>
+        <w:t>Zed</w:t>
+      </w:r>
+      <w:proofErr w:type="spellEnd"/>
+      <w:r>
+        <w:t xml:space="preserve"> </w:t>
+      </w:r>
+      <w:proofErr w:type="spellStart"/>
+      <w:r>
+        <w:t>Technician</w:t>
+      </w:r>
+      <w:proofErr w:type="spellEnd"/>
+    </w:p>
+    <w:p>
+      <w:r>
+        <w:t>[é grátis, dá pra baixar e colocar no site]</w:t>
+      </w:r>
+    </w:p>
+    <w:p>
+      <w:hyperlink r:id="rId76" w:history="1">
+        <w:r>
+          <w:rPr>
+            <w:rStyle w:val="Hyperlink"/>
+          </w:rPr>
+          <w:t xml:space="preserve">The Bit More </w:t>
+        </w:r>
+        <w:proofErr w:type="spellStart"/>
+        <w:r>
+          <w:rPr>
+            <w:rStyle w:val="Hyperlink"/>
+          </w:rPr>
+          <w:t>Know</w:t>
+        </w:r>
+        <w:proofErr w:type="spellEnd"/>
+        <w:r>
+          <w:rPr>
+            <w:rStyle w:val="Hyperlink"/>
+          </w:rPr>
+          <w:t xml:space="preserve"> Zero </w:t>
+        </w:r>
+        <w:proofErr w:type="spellStart"/>
+        <w:r>
+          <w:rPr>
+            <w:rStyle w:val="Hyperlink"/>
+          </w:rPr>
+          <w:t>by</w:t>
+        </w:r>
+        <w:proofErr w:type="spellEnd"/>
+        <w:r>
+          <w:rPr>
+            <w:rStyle w:val="Hyperlink"/>
+          </w:rPr>
+          <w:t xml:space="preserve"> </w:t>
+        </w:r>
+        <w:proofErr w:type="spellStart"/>
+        <w:r>
+          <w:rPr>
+            <w:rStyle w:val="Hyperlink"/>
+          </w:rPr>
+          <w:t>Zed_Technician</w:t>
+        </w:r>
+        <w:proofErr w:type="spellEnd"/>
+      </w:hyperlink>
+    </w:p>
+    <w:p/>
     <w:p>
       <w:r>
         <w:t xml:space="preserve">The </w:t>
@@ -907,27 +3873,715 @@
         <w:t>Collection</w:t>
       </w:r>
       <w:proofErr w:type="spellEnd"/>
-    </w:p>
+      <w:r>
+        <w:t xml:space="preserve"> – </w:t>
+      </w:r>
+      <w:proofErr w:type="spellStart"/>
+      <w:r>
+        <w:t>Wonderful</w:t>
+      </w:r>
+      <w:proofErr w:type="spellEnd"/>
+      <w:r>
+        <w:t xml:space="preserve"> </w:t>
+      </w:r>
+      <w:proofErr w:type="spellStart"/>
+      <w:r>
+        <w:t>Elephant</w:t>
+      </w:r>
+      <w:proofErr w:type="spellEnd"/>
+    </w:p>
+    <w:p>
+      <w:hyperlink r:id="rId77" w:history="1">
+        <w:r>
+          <w:rPr>
+            <w:rStyle w:val="Hyperlink"/>
+          </w:rPr>
+          <w:t>https://store.steampowered.com/app/2274110/Th</w:t>
+        </w:r>
+        <w:r>
+          <w:rPr>
+            <w:rStyle w:val="Hyperlink"/>
+          </w:rPr>
+          <w:t>e</w:t>
+        </w:r>
+        <w:r>
+          <w:rPr>
+            <w:rStyle w:val="Hyperlink"/>
+          </w:rPr>
+          <w:t>_Elephant_Collection/</w:t>
+        </w:r>
+      </w:hyperlink>
+    </w:p>
+    <w:p/>
     <w:p>
       <w:r>
         <w:t xml:space="preserve">The </w:t>
       </w:r>
       <w:proofErr w:type="spellStart"/>
       <w:r>
+        <w:t>Fish’s</w:t>
+      </w:r>
+      <w:proofErr w:type="spellEnd"/>
+      <w:r>
+        <w:t xml:space="preserve"> Tale</w:t>
+      </w:r>
+      <w:r>
+        <w:t xml:space="preserve"> – </w:t>
+      </w:r>
+      <w:proofErr w:type="spellStart"/>
+      <w:r>
+        <w:t>Zed</w:t>
+      </w:r>
+      <w:proofErr w:type="spellEnd"/>
+      <w:r>
+        <w:t xml:space="preserve"> </w:t>
+      </w:r>
+      <w:proofErr w:type="spellStart"/>
+      <w:r>
+        <w:t>Technician</w:t>
+      </w:r>
+      <w:proofErr w:type="spellEnd"/>
+    </w:p>
+    <w:p>
+      <w:hyperlink r:id="rId78" w:history="1">
+        <w:r>
+          <w:rPr>
+            <w:rStyle w:val="Hyperlink"/>
+          </w:rPr>
+          <w:t xml:space="preserve">The </w:t>
+        </w:r>
+        <w:proofErr w:type="spellStart"/>
+        <w:r>
+          <w:rPr>
+            <w:rStyle w:val="Hyperlink"/>
+          </w:rPr>
+          <w:t>Fish's</w:t>
+        </w:r>
+        <w:proofErr w:type="spellEnd"/>
+        <w:r>
+          <w:rPr>
+            <w:rStyle w:val="Hyperlink"/>
+          </w:rPr>
+          <w:t xml:space="preserve"> Tale </w:t>
+        </w:r>
+        <w:proofErr w:type="spellStart"/>
+        <w:r>
+          <w:rPr>
+            <w:rStyle w:val="Hyperlink"/>
+          </w:rPr>
+          <w:t>by</w:t>
+        </w:r>
+        <w:proofErr w:type="spellEnd"/>
+        <w:r>
+          <w:rPr>
+            <w:rStyle w:val="Hyperlink"/>
+          </w:rPr>
+          <w:t xml:space="preserve"> </w:t>
+        </w:r>
+        <w:proofErr w:type="spellStart"/>
+        <w:r>
+          <w:rPr>
+            <w:rStyle w:val="Hyperlink"/>
+          </w:rPr>
+          <w:t>Zed_Technician</w:t>
+        </w:r>
+        <w:proofErr w:type="spellEnd"/>
+      </w:hyperlink>
+    </w:p>
+    <w:p/>
+    <w:p>
+      <w:r>
+        <w:t xml:space="preserve">The Man </w:t>
+      </w:r>
+      <w:proofErr w:type="spellStart"/>
+      <w:r>
+        <w:t>From</w:t>
+      </w:r>
+      <w:proofErr w:type="spellEnd"/>
+      <w:r>
+        <w:t xml:space="preserve"> The </w:t>
+      </w:r>
+      <w:proofErr w:type="spellStart"/>
+      <w:r>
+        <w:t>Window</w:t>
+      </w:r>
+      <w:proofErr w:type="spellEnd"/>
+      <w:r>
+        <w:t xml:space="preserve"> </w:t>
+      </w:r>
+      <w:r>
+        <w:t xml:space="preserve">– </w:t>
+      </w:r>
+      <w:proofErr w:type="spellStart"/>
+      <w:r>
+        <w:t>Zed</w:t>
+      </w:r>
+      <w:proofErr w:type="spellEnd"/>
+      <w:r>
+        <w:t xml:space="preserve"> </w:t>
+      </w:r>
+      <w:proofErr w:type="spellStart"/>
+      <w:r>
+        <w:t>Technician</w:t>
+      </w:r>
+      <w:proofErr w:type="spellEnd"/>
+    </w:p>
+    <w:p>
+      <w:r>
+        <w:t>[contém sequência</w:t>
+      </w:r>
+      <w:r>
+        <w:t xml:space="preserve"> – só o primeiro jogo é grátis</w:t>
+      </w:r>
+      <w:r>
+        <w:t>]</w:t>
+      </w:r>
+    </w:p>
+    <w:p>
+      <w:hyperlink r:id="rId79" w:history="1">
+        <w:r>
+          <w:rPr>
+            <w:rStyle w:val="Hyperlink"/>
+          </w:rPr>
+          <w:t xml:space="preserve">The Man </w:t>
+        </w:r>
+        <w:proofErr w:type="spellStart"/>
+        <w:r>
+          <w:rPr>
+            <w:rStyle w:val="Hyperlink"/>
+          </w:rPr>
+          <w:t>from</w:t>
+        </w:r>
+        <w:proofErr w:type="spellEnd"/>
+        <w:r>
+          <w:rPr>
+            <w:rStyle w:val="Hyperlink"/>
+          </w:rPr>
+          <w:t xml:space="preserve"> </w:t>
+        </w:r>
+        <w:proofErr w:type="spellStart"/>
+        <w:r>
+          <w:rPr>
+            <w:rStyle w:val="Hyperlink"/>
+          </w:rPr>
+          <w:t>the</w:t>
+        </w:r>
+        <w:proofErr w:type="spellEnd"/>
+        <w:r>
+          <w:rPr>
+            <w:rStyle w:val="Hyperlink"/>
+          </w:rPr>
+          <w:t xml:space="preserve"> </w:t>
+        </w:r>
+        <w:proofErr w:type="spellStart"/>
+        <w:r>
+          <w:rPr>
+            <w:rStyle w:val="Hyperlink"/>
+          </w:rPr>
+          <w:t>Window</w:t>
+        </w:r>
+        <w:proofErr w:type="spellEnd"/>
+        <w:r>
+          <w:rPr>
+            <w:rStyle w:val="Hyperlink"/>
+          </w:rPr>
+          <w:t xml:space="preserve"> </w:t>
+        </w:r>
+        <w:proofErr w:type="spellStart"/>
+        <w:r>
+          <w:rPr>
+            <w:rStyle w:val="Hyperlink"/>
+          </w:rPr>
+          <w:t>by</w:t>
+        </w:r>
+        <w:proofErr w:type="spellEnd"/>
+        <w:r>
+          <w:rPr>
+            <w:rStyle w:val="Hyperlink"/>
+          </w:rPr>
+          <w:t xml:space="preserve"> </w:t>
+        </w:r>
+        <w:proofErr w:type="spellStart"/>
+        <w:r>
+          <w:rPr>
+            <w:rStyle w:val="Hyperlink"/>
+          </w:rPr>
+          <w:t>Zed_Technician</w:t>
+        </w:r>
+        <w:proofErr w:type="spellEnd"/>
+      </w:hyperlink>
+    </w:p>
+    <w:p>
+      <w:hyperlink r:id="rId80" w:history="1">
+        <w:r>
+          <w:rPr>
+            <w:rStyle w:val="Hyperlink"/>
+          </w:rPr>
+          <w:t xml:space="preserve">The Man </w:t>
+        </w:r>
+        <w:proofErr w:type="spellStart"/>
+        <w:r>
+          <w:rPr>
+            <w:rStyle w:val="Hyperlink"/>
+          </w:rPr>
+          <w:t>from</w:t>
+        </w:r>
+        <w:proofErr w:type="spellEnd"/>
+        <w:r>
+          <w:rPr>
+            <w:rStyle w:val="Hyperlink"/>
+          </w:rPr>
+          <w:t xml:space="preserve"> </w:t>
+        </w:r>
+        <w:proofErr w:type="spellStart"/>
+        <w:r>
+          <w:rPr>
+            <w:rStyle w:val="Hyperlink"/>
+          </w:rPr>
+          <w:t>the</w:t>
+        </w:r>
+        <w:proofErr w:type="spellEnd"/>
+        <w:r>
+          <w:rPr>
+            <w:rStyle w:val="Hyperlink"/>
+          </w:rPr>
+          <w:t xml:space="preserve"> </w:t>
+        </w:r>
+        <w:proofErr w:type="spellStart"/>
+        <w:r>
+          <w:rPr>
+            <w:rStyle w:val="Hyperlink"/>
+          </w:rPr>
+          <w:t>Window</w:t>
+        </w:r>
+        <w:proofErr w:type="spellEnd"/>
+        <w:r>
+          <w:rPr>
+            <w:rStyle w:val="Hyperlink"/>
+          </w:rPr>
+          <w:t xml:space="preserve"> 2 </w:t>
+        </w:r>
+        <w:proofErr w:type="spellStart"/>
+        <w:r>
+          <w:rPr>
+            <w:rStyle w:val="Hyperlink"/>
+          </w:rPr>
+          <w:t>by</w:t>
+        </w:r>
+        <w:proofErr w:type="spellEnd"/>
+        <w:r>
+          <w:rPr>
+            <w:rStyle w:val="Hyperlink"/>
+          </w:rPr>
+          <w:t xml:space="preserve"> </w:t>
+        </w:r>
+        <w:proofErr w:type="spellStart"/>
+        <w:r>
+          <w:rPr>
+            <w:rStyle w:val="Hyperlink"/>
+          </w:rPr>
+          <w:t>Zed_Technician</w:t>
+        </w:r>
+        <w:proofErr w:type="spellEnd"/>
+      </w:hyperlink>
+    </w:p>
+    <w:p/>
+    <w:p>
+      <w:r>
+        <w:t xml:space="preserve">The </w:t>
+      </w:r>
+      <w:proofErr w:type="spellStart"/>
+      <w:r>
         <w:t>Marriage</w:t>
       </w:r>
       <w:proofErr w:type="spellEnd"/>
-    </w:p>
+      <w:r>
+        <w:t xml:space="preserve"> – Rod </w:t>
+      </w:r>
+      <w:proofErr w:type="spellStart"/>
+      <w:r>
+        <w:t>Humble</w:t>
+      </w:r>
+      <w:proofErr w:type="spellEnd"/>
+    </w:p>
+    <w:p>
+      <w:r>
+        <w:t xml:space="preserve">[é grátis, dá pra baixar e colocar no site; só que temos apenas </w:t>
+      </w:r>
+      <w:r>
+        <w:rPr>
+          <w:b/>
+          <w:bCs/>
+        </w:rPr>
+        <w:t>uma</w:t>
+      </w:r>
+      <w:r>
+        <w:t xml:space="preserve"> foto disponível para exibição</w:t>
+      </w:r>
+    </w:p>
+    <w:p>
+      <w:hyperlink r:id="rId81" w:history="1">
+        <w:r>
+          <w:rPr>
+            <w:rStyle w:val="Hyperlink"/>
+          </w:rPr>
+          <w:t xml:space="preserve">Download The </w:t>
+        </w:r>
+        <w:proofErr w:type="spellStart"/>
+        <w:r>
+          <w:rPr>
+            <w:rStyle w:val="Hyperlink"/>
+          </w:rPr>
+          <w:t>Marriage</w:t>
+        </w:r>
+        <w:proofErr w:type="spellEnd"/>
+      </w:hyperlink>
+    </w:p>
+    <w:p/>
     <w:p>
       <w:r>
         <w:t xml:space="preserve">The </w:t>
       </w:r>
       <w:proofErr w:type="spellStart"/>
       <w:r>
+        <w:t>McMilian</w:t>
+      </w:r>
+      <w:proofErr w:type="spellEnd"/>
+      <w:r>
+        <w:t xml:space="preserve"> </w:t>
+      </w:r>
+      <w:proofErr w:type="spellStart"/>
+      <w:r>
+        <w:t>Tree</w:t>
+      </w:r>
+      <w:proofErr w:type="spellEnd"/>
+      <w:r>
+        <w:t xml:space="preserve"> </w:t>
+      </w:r>
+      <w:proofErr w:type="spellStart"/>
+      <w:r>
+        <w:t>Lot</w:t>
+      </w:r>
+      <w:proofErr w:type="spellEnd"/>
+      <w:r>
+        <w:t xml:space="preserve"> – </w:t>
+      </w:r>
+      <w:proofErr w:type="spellStart"/>
+      <w:r>
+        <w:t>Zed</w:t>
+      </w:r>
+      <w:proofErr w:type="spellEnd"/>
+      <w:r>
+        <w:t xml:space="preserve"> </w:t>
+      </w:r>
+      <w:proofErr w:type="spellStart"/>
+      <w:r>
+        <w:t>Technician</w:t>
+      </w:r>
+      <w:proofErr w:type="spellEnd"/>
+    </w:p>
+    <w:p>
+      <w:r>
+        <w:t>[é grátis, dá pra baixar e colocar no site]</w:t>
+      </w:r>
+    </w:p>
+    <w:p>
+      <w:hyperlink r:id="rId82" w:history="1">
+        <w:r>
+          <w:rPr>
+            <w:rStyle w:val="Hyperlink"/>
+          </w:rPr>
+          <w:t xml:space="preserve">The </w:t>
+        </w:r>
+        <w:proofErr w:type="spellStart"/>
+        <w:r>
+          <w:rPr>
+            <w:rStyle w:val="Hyperlink"/>
+          </w:rPr>
+          <w:t>McMilian</w:t>
+        </w:r>
+        <w:proofErr w:type="spellEnd"/>
+        <w:r>
+          <w:rPr>
+            <w:rStyle w:val="Hyperlink"/>
+          </w:rPr>
+          <w:t xml:space="preserve"> </w:t>
+        </w:r>
+        <w:proofErr w:type="spellStart"/>
+        <w:r>
+          <w:rPr>
+            <w:rStyle w:val="Hyperlink"/>
+          </w:rPr>
+          <w:t>Tree</w:t>
+        </w:r>
+        <w:proofErr w:type="spellEnd"/>
+        <w:r>
+          <w:rPr>
+            <w:rStyle w:val="Hyperlink"/>
+          </w:rPr>
+          <w:t xml:space="preserve"> </w:t>
+        </w:r>
+        <w:proofErr w:type="spellStart"/>
+        <w:r>
+          <w:rPr>
+            <w:rStyle w:val="Hyperlink"/>
+          </w:rPr>
+          <w:t>Lot</w:t>
+        </w:r>
+        <w:proofErr w:type="spellEnd"/>
+        <w:r>
+          <w:rPr>
+            <w:rStyle w:val="Hyperlink"/>
+          </w:rPr>
+          <w:t xml:space="preserve"> </w:t>
+        </w:r>
+        <w:proofErr w:type="spellStart"/>
+        <w:r>
+          <w:rPr>
+            <w:rStyle w:val="Hyperlink"/>
+          </w:rPr>
+          <w:t>by</w:t>
+        </w:r>
+        <w:proofErr w:type="spellEnd"/>
+        <w:r>
+          <w:rPr>
+            <w:rStyle w:val="Hyperlink"/>
+          </w:rPr>
+          <w:t xml:space="preserve"> </w:t>
+        </w:r>
+        <w:proofErr w:type="spellStart"/>
+        <w:r>
+          <w:rPr>
+            <w:rStyle w:val="Hyperlink"/>
+          </w:rPr>
+          <w:t>Zed_Technician</w:t>
+        </w:r>
+        <w:proofErr w:type="spellEnd"/>
+      </w:hyperlink>
+    </w:p>
+    <w:p/>
+    <w:p>
+      <w:r>
+        <w:t xml:space="preserve">The </w:t>
+      </w:r>
+      <w:proofErr w:type="spellStart"/>
+      <w:r>
+        <w:t>Vermander</w:t>
+      </w:r>
+      <w:proofErr w:type="spellEnd"/>
+      <w:r>
+        <w:t xml:space="preserve"> Curse</w:t>
+      </w:r>
+      <w:r>
+        <w:t xml:space="preserve"> – </w:t>
+      </w:r>
+      <w:proofErr w:type="spellStart"/>
+      <w:r>
+        <w:t>Zed</w:t>
+      </w:r>
+      <w:proofErr w:type="spellEnd"/>
+      <w:r>
+        <w:t xml:space="preserve"> </w:t>
+      </w:r>
+      <w:proofErr w:type="spellStart"/>
+      <w:r>
+        <w:t>Technician</w:t>
+      </w:r>
+      <w:proofErr w:type="spellEnd"/>
+    </w:p>
+    <w:p>
+      <w:r>
+        <w:t>[é grátis, dá pra baixar e colocar no site]</w:t>
+      </w:r>
+    </w:p>
+    <w:p>
+      <w:hyperlink r:id="rId83" w:history="1">
+        <w:r>
+          <w:rPr>
+            <w:rStyle w:val="Hyperlink"/>
+          </w:rPr>
+          <w:t xml:space="preserve">The </w:t>
+        </w:r>
+        <w:proofErr w:type="spellStart"/>
+        <w:r>
+          <w:rPr>
+            <w:rStyle w:val="Hyperlink"/>
+          </w:rPr>
+          <w:t>Vermander</w:t>
+        </w:r>
+        <w:proofErr w:type="spellEnd"/>
+        <w:r>
+          <w:rPr>
+            <w:rStyle w:val="Hyperlink"/>
+          </w:rPr>
+          <w:t xml:space="preserve"> Curse </w:t>
+        </w:r>
+        <w:proofErr w:type="spellStart"/>
+        <w:r>
+          <w:rPr>
+            <w:rStyle w:val="Hyperlink"/>
+          </w:rPr>
+          <w:t>by</w:t>
+        </w:r>
+        <w:proofErr w:type="spellEnd"/>
+        <w:r>
+          <w:rPr>
+            <w:rStyle w:val="Hyperlink"/>
+          </w:rPr>
+          <w:t xml:space="preserve"> </w:t>
+        </w:r>
+        <w:proofErr w:type="spellStart"/>
+        <w:r>
+          <w:rPr>
+            <w:rStyle w:val="Hyperlink"/>
+          </w:rPr>
+          <w:t>Zed_Technician</w:t>
+        </w:r>
+        <w:proofErr w:type="spellEnd"/>
+      </w:hyperlink>
+    </w:p>
+    <w:p/>
+    <w:p>
+      <w:r>
+        <w:t xml:space="preserve">The </w:t>
+      </w:r>
+      <w:proofErr w:type="spellStart"/>
+      <w:r>
+        <w:t>Warning</w:t>
+      </w:r>
+      <w:proofErr w:type="spellEnd"/>
+      <w:r>
+        <w:t xml:space="preserve"> </w:t>
+      </w:r>
+      <w:proofErr w:type="spellStart"/>
+      <w:r>
+        <w:t>Watch</w:t>
+      </w:r>
+      <w:proofErr w:type="spellEnd"/>
+      <w:r>
+        <w:t xml:space="preserve"> – </w:t>
+      </w:r>
+      <w:proofErr w:type="spellStart"/>
+      <w:r>
+        <w:t>Zed</w:t>
+      </w:r>
+      <w:proofErr w:type="spellEnd"/>
+      <w:r>
+        <w:t xml:space="preserve"> </w:t>
+      </w:r>
+      <w:proofErr w:type="spellStart"/>
+      <w:r>
+        <w:t>Technician</w:t>
+      </w:r>
+      <w:proofErr w:type="spellEnd"/>
+    </w:p>
+    <w:p>
+      <w:r>
+        <w:t>[é grátis, dá pra baixar e colocar no site]</w:t>
+      </w:r>
+    </w:p>
+    <w:p>
+      <w:hyperlink r:id="rId84" w:history="1">
+        <w:r>
+          <w:rPr>
+            <w:rStyle w:val="Hyperlink"/>
+          </w:rPr>
+          <w:t xml:space="preserve">The </w:t>
+        </w:r>
+        <w:proofErr w:type="spellStart"/>
+        <w:r>
+          <w:rPr>
+            <w:rStyle w:val="Hyperlink"/>
+          </w:rPr>
+          <w:t>Warning</w:t>
+        </w:r>
+        <w:proofErr w:type="spellEnd"/>
+        <w:r>
+          <w:rPr>
+            <w:rStyle w:val="Hyperlink"/>
+          </w:rPr>
+          <w:t xml:space="preserve"> </w:t>
+        </w:r>
+        <w:proofErr w:type="spellStart"/>
+        <w:r>
+          <w:rPr>
+            <w:rStyle w:val="Hyperlink"/>
+          </w:rPr>
+          <w:t>Watch</w:t>
+        </w:r>
+        <w:proofErr w:type="spellEnd"/>
+        <w:r>
+          <w:rPr>
+            <w:rStyle w:val="Hyperlink"/>
+          </w:rPr>
+          <w:t xml:space="preserve"> </w:t>
+        </w:r>
+        <w:proofErr w:type="spellStart"/>
+        <w:r>
+          <w:rPr>
+            <w:rStyle w:val="Hyperlink"/>
+          </w:rPr>
+          <w:t>by</w:t>
+        </w:r>
+        <w:proofErr w:type="spellEnd"/>
+        <w:r>
+          <w:rPr>
+            <w:rStyle w:val="Hyperlink"/>
+          </w:rPr>
+          <w:t xml:space="preserve"> </w:t>
+        </w:r>
+        <w:proofErr w:type="spellStart"/>
+        <w:r>
+          <w:rPr>
+            <w:rStyle w:val="Hyperlink"/>
+          </w:rPr>
+          <w:t>Zed_Technician</w:t>
+        </w:r>
+        <w:proofErr w:type="spellEnd"/>
+      </w:hyperlink>
+    </w:p>
+    <w:p/>
+    <w:p>
+      <w:r>
+        <w:t xml:space="preserve">The </w:t>
+      </w:r>
+      <w:proofErr w:type="spellStart"/>
+      <w:r>
         <w:t>Witness</w:t>
       </w:r>
       <w:proofErr w:type="spellEnd"/>
-    </w:p>
+      <w:r>
+        <w:t xml:space="preserve"> – </w:t>
+      </w:r>
+      <w:proofErr w:type="spellStart"/>
+      <w:r>
+        <w:t>Thekla</w:t>
+      </w:r>
+      <w:proofErr w:type="spellEnd"/>
+    </w:p>
+    <w:p>
+      <w:hyperlink r:id="rId85" w:history="1">
+        <w:r>
+          <w:rPr>
+            <w:rStyle w:val="Hyperlink"/>
+          </w:rPr>
+          <w:t>https://stor</w:t>
+        </w:r>
+        <w:r>
+          <w:rPr>
+            <w:rStyle w:val="Hyperlink"/>
+          </w:rPr>
+          <w:t>e</w:t>
+        </w:r>
+        <w:r>
+          <w:rPr>
+            <w:rStyle w:val="Hyperlink"/>
+          </w:rPr>
+          <w:t>.steampowered.com/app/210970/The_Witness/</w:t>
+        </w:r>
+      </w:hyperlink>
+    </w:p>
+    <w:p/>
     <w:p>
       <w:r>
         <w:t xml:space="preserve">Tower </w:t>
@@ -937,44 +4591,153 @@
         <w:t>Fortress</w:t>
       </w:r>
       <w:proofErr w:type="spellEnd"/>
-    </w:p>
+      <w:r>
+        <w:t xml:space="preserve"> – </w:t>
+      </w:r>
+      <w:proofErr w:type="spellStart"/>
+      <w:r>
+        <w:t>Nitrome</w:t>
+      </w:r>
+      <w:proofErr w:type="spellEnd"/>
+    </w:p>
+    <w:p>
+      <w:hyperlink r:id="rId86" w:history="1">
+        <w:r>
+          <w:rPr>
+            <w:rStyle w:val="Hyperlink"/>
+          </w:rPr>
+          <w:t>https://store.ste</w:t>
+        </w:r>
+        <w:r>
+          <w:rPr>
+            <w:rStyle w:val="Hyperlink"/>
+          </w:rPr>
+          <w:t>a</w:t>
+        </w:r>
+        <w:r>
+          <w:rPr>
+            <w:rStyle w:val="Hyperlink"/>
+          </w:rPr>
+          <w:t>mpowered.com/app/593700/Tower_Fortress/</w:t>
+        </w:r>
+      </w:hyperlink>
+    </w:p>
+    <w:p/>
     <w:p>
       <w:proofErr w:type="spellStart"/>
       <w:r>
         <w:t>Tumblestone</w:t>
       </w:r>
       <w:proofErr w:type="spellEnd"/>
-    </w:p>
+      <w:r>
+        <w:t xml:space="preserve"> – The Quantum </w:t>
+      </w:r>
+      <w:proofErr w:type="spellStart"/>
+      <w:r>
+        <w:t>Astrophysics</w:t>
+      </w:r>
+      <w:proofErr w:type="spellEnd"/>
+      <w:r>
+        <w:t xml:space="preserve"> </w:t>
+      </w:r>
+      <w:proofErr w:type="spellStart"/>
+      <w:r>
+        <w:t>Guide</w:t>
+      </w:r>
+      <w:proofErr w:type="spellEnd"/>
+    </w:p>
+    <w:p>
+      <w:hyperlink r:id="rId87" w:history="1">
+        <w:r>
+          <w:rPr>
+            <w:rStyle w:val="Hyperlink"/>
+          </w:rPr>
+          <w:t>https://store.steam</w:t>
+        </w:r>
+        <w:r>
+          <w:rPr>
+            <w:rStyle w:val="Hyperlink"/>
+          </w:rPr>
+          <w:t>p</w:t>
+        </w:r>
+        <w:r>
+          <w:rPr>
+            <w:rStyle w:val="Hyperlink"/>
+          </w:rPr>
+          <w:t>owered.com/app/269710/Tumblestone/</w:t>
+        </w:r>
+      </w:hyperlink>
+    </w:p>
+    <w:p/>
     <w:p>
       <w:proofErr w:type="spellStart"/>
       <w:r>
         <w:t>Tunic</w:t>
       </w:r>
       <w:proofErr w:type="spellEnd"/>
-    </w:p>
-    <w:p>
-      <w:proofErr w:type="spellStart"/>
-      <w:r>
-        <w:t>Uncanny</w:t>
-      </w:r>
-      <w:proofErr w:type="spellEnd"/>
-      <w:r>
-        <w:t xml:space="preserve"> </w:t>
-      </w:r>
-      <w:proofErr w:type="spellStart"/>
-      <w:r>
-        <w:t>Cat</w:t>
-      </w:r>
-      <w:proofErr w:type="spellEnd"/>
-      <w:r>
-        <w:t xml:space="preserve"> Golf</w:t>
-      </w:r>
-    </w:p>
-    <w:p>
-      <w:r>
-        <w:t>Via Negativa</w:t>
-      </w:r>
-    </w:p>
+      <w:r>
+        <w:t xml:space="preserve"> – TUNIC Team</w:t>
+      </w:r>
+    </w:p>
+    <w:p>
+      <w:hyperlink r:id="rId88" w:history="1">
+        <w:r>
+          <w:rPr>
+            <w:rStyle w:val="Hyperlink"/>
+          </w:rPr>
+          <w:t>https://store.steampowe</w:t>
+        </w:r>
+        <w:r>
+          <w:rPr>
+            <w:rStyle w:val="Hyperlink"/>
+          </w:rPr>
+          <w:t>r</w:t>
+        </w:r>
+        <w:r>
+          <w:rPr>
+            <w:rStyle w:val="Hyperlink"/>
+          </w:rPr>
+          <w:t>ed.com/app/553420/TUNIC/</w:t>
+        </w:r>
+      </w:hyperlink>
+    </w:p>
+    <w:p/>
+    <w:p>
+      <w:r>
+        <w:t>VVVVVV</w:t>
+      </w:r>
+      <w:r>
+        <w:t xml:space="preserve"> – Terry </w:t>
+      </w:r>
+      <w:proofErr w:type="spellStart"/>
+      <w:r>
+        <w:t>Cavanagh</w:t>
+      </w:r>
+      <w:proofErr w:type="spellEnd"/>
+    </w:p>
+    <w:p>
+      <w:hyperlink r:id="rId89" w:history="1">
+        <w:r>
+          <w:rPr>
+            <w:rStyle w:val="Hyperlink"/>
+          </w:rPr>
+          <w:t>https://store.steampow</w:t>
+        </w:r>
+        <w:r>
+          <w:rPr>
+            <w:rStyle w:val="Hyperlink"/>
+          </w:rPr>
+          <w:t>e</w:t>
+        </w:r>
+        <w:r>
+          <w:rPr>
+            <w:rStyle w:val="Hyperlink"/>
+          </w:rPr>
+          <w:t>red.com/app/70300/VVVVVV/</w:t>
+        </w:r>
+      </w:hyperlink>
+    </w:p>
+    <w:p/>
     <w:p>
       <w:proofErr w:type="spellStart"/>
       <w:r>
@@ -992,7 +4755,43 @@
       <w:r>
         <w:t xml:space="preserve"> World</w:t>
       </w:r>
-    </w:p>
+      <w:r>
+        <w:t xml:space="preserve"> – </w:t>
+      </w:r>
+      <w:proofErr w:type="spellStart"/>
+      <w:r>
+        <w:t>Yames</w:t>
+      </w:r>
+      <w:proofErr w:type="spellEnd"/>
+    </w:p>
+    <w:p>
+      <w:r>
+        <w:t>[é grátis, dá pra baixar e colocar no site]</w:t>
+      </w:r>
+    </w:p>
+    <w:p>
+      <w:hyperlink r:id="rId90" w:history="1">
+        <w:r>
+          <w:rPr>
+            <w:rStyle w:val="Hyperlink"/>
+          </w:rPr>
+          <w:t>https://store.steampowered.c</w:t>
+        </w:r>
+        <w:r>
+          <w:rPr>
+            <w:rStyle w:val="Hyperlink"/>
+          </w:rPr>
+          <w:t>o</w:t>
+        </w:r>
+        <w:r>
+          <w:rPr>
+            <w:rStyle w:val="Hyperlink"/>
+          </w:rPr>
+          <w:t>m/app/4014680/Water_Womb_World/</w:t>
+        </w:r>
+      </w:hyperlink>
+    </w:p>
+    <w:p/>
     <w:p>
       <w:proofErr w:type="spellStart"/>
       <w:r>
@@ -1000,6 +4799,142 @@
       </w:r>
       <w:proofErr w:type="spellEnd"/>
     </w:p>
+    <w:p/>
+    <w:p>
+      <w:proofErr w:type="spellStart"/>
+      <w:r>
+        <w:t>You</w:t>
+      </w:r>
+      <w:proofErr w:type="spellEnd"/>
+      <w:r>
+        <w:t xml:space="preserve"> </w:t>
+      </w:r>
+      <w:proofErr w:type="spellStart"/>
+      <w:r>
+        <w:t>Don’t</w:t>
+      </w:r>
+      <w:proofErr w:type="spellEnd"/>
+      <w:r>
+        <w:t xml:space="preserve"> </w:t>
+      </w:r>
+      <w:proofErr w:type="spellStart"/>
+      <w:r>
+        <w:t>Own</w:t>
+      </w:r>
+      <w:proofErr w:type="spellEnd"/>
+      <w:r>
+        <w:t xml:space="preserve"> a </w:t>
+      </w:r>
+      <w:proofErr w:type="spellStart"/>
+      <w:r>
+        <w:t>Laundromat</w:t>
+      </w:r>
+      <w:proofErr w:type="spellEnd"/>
+      <w:r>
+        <w:t xml:space="preserve"> – </w:t>
+      </w:r>
+      <w:proofErr w:type="spellStart"/>
+      <w:r>
+        <w:t>Zed</w:t>
+      </w:r>
+      <w:proofErr w:type="spellEnd"/>
+      <w:r>
+        <w:t xml:space="preserve"> </w:t>
+      </w:r>
+      <w:proofErr w:type="spellStart"/>
+      <w:r>
+        <w:t>Technician</w:t>
+      </w:r>
+      <w:proofErr w:type="spellEnd"/>
+    </w:p>
+    <w:p>
+      <w:r>
+        <w:t>[é grátis, dá pra baixar e colocar no site]</w:t>
+      </w:r>
+    </w:p>
+    <w:p>
+      <w:hyperlink r:id="rId91" w:history="1">
+        <w:proofErr w:type="spellStart"/>
+        <w:r>
+          <w:rPr>
+            <w:rStyle w:val="Hyperlink"/>
+          </w:rPr>
+          <w:t>You</w:t>
+        </w:r>
+        <w:proofErr w:type="spellEnd"/>
+        <w:r>
+          <w:rPr>
+            <w:rStyle w:val="Hyperlink"/>
+          </w:rPr>
+          <w:t xml:space="preserve"> </w:t>
+        </w:r>
+        <w:proofErr w:type="spellStart"/>
+        <w:r>
+          <w:rPr>
+            <w:rStyle w:val="Hyperlink"/>
+          </w:rPr>
+          <w:t>Don't</w:t>
+        </w:r>
+        <w:proofErr w:type="spellEnd"/>
+        <w:r>
+          <w:rPr>
+            <w:rStyle w:val="Hyperlink"/>
+          </w:rPr>
+          <w:t xml:space="preserve"> </w:t>
+        </w:r>
+        <w:proofErr w:type="spellStart"/>
+        <w:r>
+          <w:rPr>
+            <w:rStyle w:val="Hyperlink"/>
+          </w:rPr>
+          <w:t>Own</w:t>
+        </w:r>
+        <w:proofErr w:type="spellEnd"/>
+        <w:r>
+          <w:rPr>
+            <w:rStyle w:val="Hyperlink"/>
+          </w:rPr>
+          <w:t xml:space="preserve"> a </w:t>
+        </w:r>
+        <w:proofErr w:type="spellStart"/>
+        <w:r>
+          <w:rPr>
+            <w:rStyle w:val="Hyperlink"/>
+          </w:rPr>
+          <w:t>Laundromat</w:t>
+        </w:r>
+        <w:proofErr w:type="spellEnd"/>
+        <w:r>
+          <w:rPr>
+            <w:rStyle w:val="Hyperlink"/>
+          </w:rPr>
+          <w:t xml:space="preserve"> </w:t>
+        </w:r>
+        <w:proofErr w:type="spellStart"/>
+        <w:r>
+          <w:rPr>
+            <w:rStyle w:val="Hyperlink"/>
+          </w:rPr>
+          <w:t>by</w:t>
+        </w:r>
+        <w:proofErr w:type="spellEnd"/>
+        <w:r>
+          <w:rPr>
+            <w:rStyle w:val="Hyperlink"/>
+          </w:rPr>
+          <w:t xml:space="preserve"> </w:t>
+        </w:r>
+        <w:proofErr w:type="spellStart"/>
+        <w:r>
+          <w:rPr>
+            <w:rStyle w:val="Hyperlink"/>
+          </w:rPr>
+          <w:t>Zed_Technician</w:t>
+        </w:r>
+        <w:proofErr w:type="spellEnd"/>
+      </w:hyperlink>
+    </w:p>
+    <w:p/>
     <w:p>
       <w:proofErr w:type="spellStart"/>
       <w:r>
@@ -1022,12 +4957,96 @@
         <w:t>Bundle</w:t>
       </w:r>
       <w:proofErr w:type="spellEnd"/>
-    </w:p>
-    <w:p>
-      <w:bookmarkStart w:id="0" w:name="_GoBack"/>
-      <w:bookmarkEnd w:id="0"/>
-    </w:p>
-    <w:p/>
+      <w:r>
+        <w:t xml:space="preserve"> – </w:t>
+      </w:r>
+      <w:proofErr w:type="spellStart"/>
+      <w:r>
+        <w:t>Zanzlanz</w:t>
+      </w:r>
+      <w:proofErr w:type="spellEnd"/>
+    </w:p>
+    <w:p>
+      <w:pPr>
+        <w:rPr>
+          <w:rStyle w:val="nfase"/>
+          <w:i w:val="0"/>
+          <w:iCs w:val="0"/>
+        </w:rPr>
+      </w:pPr>
+      <w:hyperlink r:id="rId92" w:history="1">
+        <w:proofErr w:type="spellStart"/>
+        <w:r>
+          <w:rPr>
+            <w:rStyle w:val="Hyperlink"/>
+          </w:rPr>
+          <w:t>Zanzlanz's</w:t>
+        </w:r>
+        <w:proofErr w:type="spellEnd"/>
+        <w:r>
+          <w:rPr>
+            <w:rStyle w:val="Hyperlink"/>
+          </w:rPr>
+          <w:t xml:space="preserve"> </w:t>
+        </w:r>
+        <w:proofErr w:type="spellStart"/>
+        <w:r>
+          <w:rPr>
+            <w:rStyle w:val="Hyperlink"/>
+          </w:rPr>
+          <w:t>Collector's</w:t>
+        </w:r>
+        <w:proofErr w:type="spellEnd"/>
+        <w:r>
+          <w:rPr>
+            <w:rStyle w:val="Hyperlink"/>
+          </w:rPr>
+          <w:t xml:space="preserve"> </w:t>
+        </w:r>
+        <w:proofErr w:type="spellStart"/>
+        <w:r>
+          <w:rPr>
+            <w:rStyle w:val="Hyperlink"/>
+          </w:rPr>
+          <w:t>Bundle</w:t>
+        </w:r>
+        <w:proofErr w:type="spellEnd"/>
+        <w:r>
+          <w:rPr>
+            <w:rStyle w:val="Hyperlink"/>
+          </w:rPr>
+          <w:t xml:space="preserve"> </w:t>
+        </w:r>
+        <w:proofErr w:type="spellStart"/>
+        <w:r>
+          <w:rPr>
+            <w:rStyle w:val="Hyperlink"/>
+          </w:rPr>
+          <w:t>by</w:t>
+        </w:r>
+        <w:proofErr w:type="spellEnd"/>
+        <w:r>
+          <w:rPr>
+            <w:rStyle w:val="Hyperlink"/>
+          </w:rPr>
+          <w:t xml:space="preserve"> </w:t>
+        </w:r>
+        <w:proofErr w:type="spellStart"/>
+        <w:r>
+          <w:rPr>
+            <w:rStyle w:val="Hyperlink"/>
+          </w:rPr>
+          <w:t>Zanzlanz</w:t>
+        </w:r>
+        <w:proofErr w:type="spellEnd"/>
+      </w:hyperlink>
+      <w:r>
+        <w:rPr>
+          <w:rStyle w:val="nfase"/>
+        </w:rPr>
+        <w:br w:type="page"/>
+      </w:r>
+    </w:p>
     <w:p>
       <w:pPr>
         <w:rPr>
@@ -1038,6 +5057,7 @@
         <w:rPr>
           <w:rStyle w:val="nfase"/>
         </w:rPr>
+        <w:lastRenderedPageBreak/>
         <w:t>Criadores</w:t>
       </w:r>
     </w:p>
@@ -1103,7 +5123,6 @@
     </w:p>
     <w:p>
       <w:proofErr w:type="spellStart"/>
-      <w:proofErr w:type="gramStart"/>
       <w:r>
         <w:t>Tapps</w:t>
       </w:r>
@@ -1111,30 +5130,12 @@
       <w:r>
         <w:t xml:space="preserve"> Games</w:t>
       </w:r>
-      <w:proofErr w:type="gramEnd"/>
-    </w:p>
-    <w:p>
-      <w:r>
-        <w:lastRenderedPageBreak/>
+    </w:p>
+    <w:p>
+      <w:r>
         <w:t>Team17</w:t>
       </w:r>
     </w:p>
-    <w:p>
-      <w:proofErr w:type="spellStart"/>
-      <w:r>
-        <w:t>Zed</w:t>
-      </w:r>
-      <w:proofErr w:type="spellEnd"/>
-      <w:r>
-        <w:t xml:space="preserve"> </w:t>
-      </w:r>
-      <w:proofErr w:type="spellStart"/>
-      <w:r>
-        <w:t>Technician</w:t>
-      </w:r>
-      <w:proofErr w:type="spellEnd"/>
-    </w:p>
-    <w:p/>
     <w:p/>
     <w:p>
       <w:pPr>
@@ -1187,6 +5188,12 @@
         <w:rPr>
           <w:rStyle w:val="nfase"/>
         </w:rPr>
+        <w:t xml:space="preserve">MAIS </w:t>
+      </w:r>
+      <w:r>
+        <w:rPr>
+          <w:rStyle w:val="nfase"/>
+        </w:rPr>
         <w:t xml:space="preserve">Jogos descobertos pelos </w:t>
       </w:r>
       <w:proofErr w:type="spellStart"/>
@@ -1210,7 +5217,6 @@
     </w:p>
     <w:p>
       <w:proofErr w:type="spellStart"/>
-      <w:proofErr w:type="gramStart"/>
       <w:r>
         <w:t>Happy</w:t>
       </w:r>
@@ -1218,7 +5224,6 @@
       <w:r>
         <w:t xml:space="preserve"> Game</w:t>
       </w:r>
-      <w:proofErr w:type="gramEnd"/>
     </w:p>
     <w:p>
       <w:proofErr w:type="spellStart"/>
@@ -1241,13 +5246,8 @@
       </w:r>
     </w:p>
     <w:p>
-      <w:proofErr w:type="spellStart"/>
-      <w:r>
-        <w:t>Burguer</w:t>
-      </w:r>
-      <w:proofErr w:type="spellEnd"/>
-      <w:r>
-        <w:t xml:space="preserve"> </w:t>
+      <w:r>
+        <w:t xml:space="preserve">Burguer </w:t>
       </w:r>
       <w:proofErr w:type="spellStart"/>
       <w:r>
@@ -1286,13 +5286,8 @@
       </w:r>
       <w:proofErr w:type="spellEnd"/>
       <w:r>
-        <w:t xml:space="preserve"> </w:t>
-      </w:r>
-      <w:proofErr w:type="spellStart"/>
-      <w:r>
-        <w:t>Dog</w:t>
-      </w:r>
-      <w:proofErr w:type="spellEnd"/>
+        <w:t xml:space="preserve"> Dog</w:t>
+      </w:r>
     </w:p>
     <w:p>
       <w:proofErr w:type="spellStart"/>
@@ -1328,6 +5323,29 @@
         <w:t>Lung</w:t>
       </w:r>
       <w:proofErr w:type="spellEnd"/>
+    </w:p>
+    <w:p>
+      <w:proofErr w:type="spellStart"/>
+      <w:r>
+        <w:t>Uncanny</w:t>
+      </w:r>
+      <w:proofErr w:type="spellEnd"/>
+      <w:r>
+        <w:t xml:space="preserve"> </w:t>
+      </w:r>
+      <w:proofErr w:type="spellStart"/>
+      <w:r>
+        <w:t>Cat</w:t>
+      </w:r>
+      <w:proofErr w:type="spellEnd"/>
+      <w:r>
+        <w:t xml:space="preserve"> Golf</w:t>
+      </w:r>
+    </w:p>
+    <w:p>
+      <w:r>
+        <w:t>Via Negativa</w:t>
+      </w:r>
       <w:r>
         <w:br w:type="page"/>
       </w:r>
@@ -1383,13 +5401,8 @@
       </w:r>
       <w:proofErr w:type="spellEnd"/>
       <w:r>
-        <w:t xml:space="preserve"> </w:t>
-      </w:r>
-      <w:proofErr w:type="spellStart"/>
-      <w:r>
-        <w:t>Worms</w:t>
-      </w:r>
-      <w:proofErr w:type="spellEnd"/>
+        <w:t xml:space="preserve"> Worms</w:t>
+      </w:r>
     </w:p>
     <w:p>
       <w:proofErr w:type="spellStart"/>
@@ -1423,10 +5436,7 @@
     </w:p>
     <w:p>
       <w:r>
-        <w:t>Insetos Clicar</w:t>
-      </w:r>
-      <w:r>
-        <w:t xml:space="preserve"> </w:t>
+        <w:t xml:space="preserve">Insetos Clicar </w:t>
       </w:r>
       <w:r>
         <w:t xml:space="preserve">Little </w:t>
@@ -1441,18 +5451,8 @@
       </w:r>
     </w:p>
     <w:p>
-      <w:proofErr w:type="spellStart"/>
-      <w:proofErr w:type="gramStart"/>
-      <w:r>
-        <w:t>Make</w:t>
-      </w:r>
-      <w:proofErr w:type="spellEnd"/>
-      <w:r>
-        <w:t xml:space="preserve"> More</w:t>
-      </w:r>
-      <w:proofErr w:type="gramEnd"/>
-      <w:r>
-        <w:t>!</w:t>
+      <w:r>
+        <w:t>Make More!</w:t>
       </w:r>
     </w:p>
     <w:p>
@@ -1497,13 +5497,8 @@
       <w:proofErr w:type="spellEnd"/>
     </w:p>
     <w:p>
-      <w:proofErr w:type="spellStart"/>
-      <w:r>
-        <w:t>Super</w:t>
-      </w:r>
-      <w:proofErr w:type="spellEnd"/>
-      <w:r>
-        <w:t xml:space="preserve"> </w:t>
+      <w:r>
+        <w:t xml:space="preserve">Super </w:t>
       </w:r>
       <w:proofErr w:type="spellStart"/>
       <w:r>
@@ -1562,7 +5557,7 @@
 </file>
 
 <file path=word/styles.xml><?xml version="1.0" encoding="utf-8"?>
-<w:styles xmlns:mc="http://schemas.openxmlformats.org/markup-compatibility/2006" xmlns:r="http://schemas.openxmlformats.org/officeDocument/2006/relationships" xmlns:w="http://schemas.openxmlformats.org/wordprocessingml/2006/main" xmlns:w14="http://schemas.microsoft.com/office/word/2010/wordml" xmlns:w15="http://schemas.microsoft.com/office/word/2012/wordml" xmlns:w16cid="http://schemas.microsoft.com/office/word/2016/wordml/cid" xmlns:w16se="http://schemas.microsoft.com/office/word/2015/wordml/symex" mc:Ignorable="w14 w15 w16se w16cid">
+<w:styles xmlns:mc="http://schemas.openxmlformats.org/markup-compatibility/2006" xmlns:r="http://schemas.openxmlformats.org/officeDocument/2006/relationships" xmlns:w="http://schemas.openxmlformats.org/wordprocessingml/2006/main" xmlns:w14="http://schemas.microsoft.com/office/word/2010/wordml" xmlns:w15="http://schemas.microsoft.com/office/word/2012/wordml" xmlns:w16cex="http://schemas.microsoft.com/office/word/2018/wordml/cex" xmlns:w16cid="http://schemas.microsoft.com/office/word/2016/wordml/cid" xmlns:w16="http://schemas.microsoft.com/office/word/2018/wordml" xmlns:w16sdtdh="http://schemas.microsoft.com/office/word/2020/wordml/sdtdatahash" xmlns:w16se="http://schemas.microsoft.com/office/word/2015/wordml/symex" mc:Ignorable="w14 w15 w16se w16cid w16 w16cex w16sdtdh">
   <w:docDefaults>
     <w:rPrDefault>
       <w:rPr>
@@ -1578,7 +5573,7 @@
       </w:pPr>
     </w:pPrDefault>
   </w:docDefaults>
-  <w:latentStyles w:defLockedState="0" w:defUIPriority="99" w:defSemiHidden="0" w:defUnhideWhenUsed="0" w:defQFormat="0" w:count="375">
+  <w:latentStyles w:defLockedState="0" w:defUIPriority="99" w:defSemiHidden="0" w:defUnhideWhenUsed="0" w:defQFormat="0" w:count="376">
     <w:lsdException w:name="Normal" w:uiPriority="0" w:qFormat="1"/>
     <w:lsdException w:name="heading 1" w:uiPriority="9" w:qFormat="1"/>
     <w:lsdException w:name="heading 2" w:semiHidden="1" w:uiPriority="9" w:unhideWhenUsed="1" w:qFormat="1"/>
@@ -1954,6 +5949,7 @@
     <w:lsdException w:name="Smart Hyperlink" w:semiHidden="1" w:unhideWhenUsed="1"/>
     <w:lsdException w:name="Hashtag" w:semiHidden="1" w:unhideWhenUsed="1"/>
     <w:lsdException w:name="Unresolved Mention" w:semiHidden="1" w:unhideWhenUsed="1"/>
+    <w:lsdException w:name="Smart Link" w:semiHidden="1" w:unhideWhenUsed="1"/>
   </w:latentStyles>
   <w:style w:type="paragraph" w:default="1" w:styleId="Normal">
     <w:name w:val="Normal"/>
@@ -2029,6 +6025,41 @@
     <w:rPr>
       <w:i/>
       <w:iCs/>
+    </w:rPr>
+  </w:style>
+  <w:style w:type="character" w:styleId="Hyperlink">
+    <w:name w:val="Hyperlink"/>
+    <w:basedOn w:val="Fontepargpadro"/>
+    <w:uiPriority w:val="99"/>
+    <w:unhideWhenUsed/>
+    <w:rsid w:val="00575F33"/>
+    <w:rPr>
+      <w:color w:val="0000FF"/>
+      <w:u w:val="single"/>
+    </w:rPr>
+  </w:style>
+  <w:style w:type="character" w:styleId="MenoPendente">
+    <w:name w:val="Unresolved Mention"/>
+    <w:basedOn w:val="Fontepargpadro"/>
+    <w:uiPriority w:val="99"/>
+    <w:semiHidden/>
+    <w:unhideWhenUsed/>
+    <w:rsid w:val="00E068C2"/>
+    <w:rPr>
+      <w:color w:val="605E5C"/>
+      <w:shd w:val="clear" w:color="auto" w:fill="E1DFDD"/>
+    </w:rPr>
+  </w:style>
+  <w:style w:type="character" w:styleId="HiperlinkVisitado">
+    <w:name w:val="FollowedHyperlink"/>
+    <w:basedOn w:val="Fontepargpadro"/>
+    <w:uiPriority w:val="99"/>
+    <w:semiHidden/>
+    <w:unhideWhenUsed/>
+    <w:rsid w:val="004E6409"/>
+    <w:rPr>
+      <w:color w:val="954F72" w:themeColor="followedHyperlink"/>
+      <w:u w:val="single"/>
     </w:rPr>
   </w:style>
 </w:styles>
